--- a/docs/SharedFiles/The full guide for Transport and Employees systems.docx
+++ b/docs/SharedFiles/The full guide for Transport and Employees systems.docx
@@ -16,7 +16,6 @@
           <w:bCs/>
           <w:sz w:val="32"/>
           <w:szCs w:val="32"/>
-          <w:lang w:val="en-US"/>
         </w:rPr>
       </w:sdtEndPr>
       <w:sdtContent>
@@ -229,7 +228,6 @@
                                     <w:r>
                                       <w:rPr>
                                         <w:color w:val="FFFFFF" w:themeColor="background1"/>
-                                        <w:lang w:val="en-US"/>
                                       </w:rPr>
                                       <w:t>Full instructions guide for Employees and Transport systems.</w:t>
                                     </w:r>
@@ -586,7 +584,6 @@
                                         <w:color w:val="156082" w:themeColor="accent1"/>
                                         <w:sz w:val="72"/>
                                         <w:szCs w:val="72"/>
-                                        <w:lang w:val="en-US"/>
                                       </w:rPr>
                                       <w:t>The ultimate guide for transport and employees' systems.</w:t>
                                     </w:r>
@@ -747,7 +744,6 @@
               <w:bCs/>
               <w:sz w:val="32"/>
               <w:szCs w:val="32"/>
-              <w:lang w:val="en-US"/>
             </w:rPr>
           </w:pPr>
           <w:r>
@@ -794,7 +790,6 @@
                                 <w:pPr>
                                   <w:pStyle w:val="ae"/>
                                   <w:rPr>
-                                    <w:rFonts w:hint="cs"/>
                                     <w:color w:val="0E2841" w:themeColor="text2"/>
                                     <w:rtl/>
                                   </w:rPr>
@@ -889,7 +884,6 @@
               <w:bCs/>
               <w:sz w:val="32"/>
               <w:szCs w:val="32"/>
-              <w:lang w:val="en-US"/>
             </w:rPr>
             <w:br w:type="page"/>
           </w:r>
@@ -903,7 +897,6 @@
           <w:bCs/>
           <w:sz w:val="32"/>
           <w:szCs w:val="32"/>
-          <w:lang w:val="en-US"/>
         </w:rPr>
       </w:pPr>
       <w:r>
@@ -912,7 +905,6 @@
           <w:bCs/>
           <w:sz w:val="32"/>
           <w:szCs w:val="32"/>
-          <w:lang w:val="en-US"/>
         </w:rPr>
         <w:lastRenderedPageBreak/>
         <w:t>Welcome to Employees Management system Instructions!!</w:t>
@@ -923,14 +915,10 @@
           <w:bCs/>
           <w:sz w:val="32"/>
           <w:szCs w:val="32"/>
-          <w:lang w:val="en-US"/>
         </w:rPr>
         <w:br/>
       </w:r>
       <w:r>
-        <w:rPr>
-          <w:lang w:val="en-US"/>
-        </w:rPr>
         <w:t>*Note: instructions are meant for the customer/user.</w:t>
       </w:r>
     </w:p>
@@ -940,7 +928,6 @@
           <w:b/>
           <w:bCs/>
           <w:u w:val="single"/>
-          <w:lang w:val="en-US"/>
         </w:rPr>
       </w:pPr>
       <w:r>
@@ -948,108 +935,46 @@
           <w:b/>
           <w:bCs/>
           <w:u w:val="single"/>
-          <w:lang w:val="en-US"/>
         </w:rPr>
         <w:t>Summary:</w:t>
       </w:r>
     </w:p>
     <w:p>
-      <w:pPr>
-        <w:rPr>
-          <w:lang w:val="en-US"/>
-        </w:rPr>
-      </w:pPr>
-      <w:r>
-        <w:rPr>
-          <w:lang w:val="en-US"/>
-        </w:rPr>
+      <w:r>
         <w:t xml:space="preserve">The following </w:t>
       </w:r>
       <w:r>
-        <w:rPr>
-          <w:lang w:val="en-US"/>
-        </w:rPr>
         <w:t>employee management system provides a comprehensive framework for managing workforce operations, ensuring efficient and secure access for different roles. The system starts with a Welcome Panel, where users enter their unique ID to gain personalized access, reinforcing security and role-based functionality.</w:t>
       </w:r>
     </w:p>
     <w:p>
-      <w:pPr>
-        <w:rPr>
-          <w:lang w:val="en-US"/>
-        </w:rPr>
-      </w:pPr>
-      <w:r>
-        <w:rPr>
-          <w:lang w:val="en-US"/>
-        </w:rPr>
+      <w:r>
         <w:t>Once inside, regular employees can access the General Employee Panel, which allows them to update their shift availability, view personal information, and manage basic work-related actions. This panel serves as the foundation for all employees, ensuring they can quickly check and update their status within the organization.</w:t>
       </w:r>
     </w:p>
     <w:p>
-      <w:pPr>
-        <w:rPr>
-          <w:lang w:val="en-US"/>
-        </w:rPr>
-      </w:pPr>
-      <w:r>
-        <w:rPr>
-          <w:lang w:val="en-US"/>
-        </w:rPr>
+      <w:r>
         <w:t>For employees with managerial roles, the system offers a specialized Manager Panel, which expands their capabilities to include creating new shifts, adding or removing employees from shifts, promoting employees, and using cancel cards. Managers also have the flexibility to return to the general panel as needed, providing seamless navigation between different levels of authority.</w:t>
       </w:r>
     </w:p>
     <w:p>
-      <w:pPr>
-        <w:rPr>
-          <w:lang w:val="en-US"/>
-        </w:rPr>
-      </w:pPr>
-      <w:r>
-        <w:rPr>
-          <w:lang w:val="en-US"/>
-        </w:rPr>
+      <w:r>
         <w:t>Additionally, the system includes a dedicated HR Panel for those responsible for higher-level organizational control. This panel includes critical actions such as terminating or adding employees, setting</w:t>
       </w:r>
       <w:r>
-        <w:rPr>
-          <w:lang w:val="en-US"/>
-        </w:rPr>
         <w:t xml:space="preserve"> global</w:t>
       </w:r>
       <w:r>
-        <w:rPr>
-          <w:lang w:val="en-US"/>
-        </w:rPr>
         <w:t xml:space="preserve"> shift hours, and defining required roles for each shift. It allows HR personnel to update role requirements and manage the overall structure of shift assignments, ensuring the workforce remains balanced and efficient.</w:t>
       </w:r>
     </w:p>
     <w:p>
-      <w:pPr>
-        <w:rPr>
-          <w:lang w:val="en-US"/>
-        </w:rPr>
-      </w:pPr>
-      <w:r>
-        <w:rPr>
-          <w:lang w:val="en-US"/>
-        </w:rPr>
+      <w:r>
         <w:t>Together, these panels form a cohesive system that supports the diverse needs of regular employees, managers, and HR personnel, while maintaining detailed historical data for accurate oversight and reporting.</w:t>
       </w:r>
     </w:p>
-    <w:p>
-      <w:pPr>
-        <w:rPr>
-          <w:lang w:val="en-US"/>
-        </w:rPr>
-      </w:pPr>
-    </w:p>
-    <w:p>
-      <w:pPr>
-        <w:rPr>
-          <w:lang w:val="en-US"/>
-        </w:rPr>
-      </w:pPr>
-    </w:p>
+    <w:p/>
+    <w:p/>
     <w:p>
       <w:r>
         <w:rPr>
@@ -1062,7 +987,6 @@
       <w:r>
         <w:rPr>
           <w:u w:val="single"/>
-          <w:lang w:val="en-US"/>
         </w:rPr>
         <w:br/>
       </w:r>
@@ -1178,21 +1102,14 @@
         <w:t>If you choose to enter the Employee Panel, you will be greeted by the Login Panel, where you can either enter your unique employee ID to access your personalized interface or choose to exit, which will return you to the previous welcome panel.</w:t>
       </w:r>
       <w:r>
-        <w:rPr>
-          <w:lang w:val="en-US"/>
-        </w:rPr>
         <w:br/>
       </w:r>
       <w:r>
-        <w:rPr>
-          <w:lang w:val="en-US"/>
-        </w:rPr>
         <w:br/>
       </w:r>
       <w:r>
         <w:rPr>
           <w:noProof/>
-          <w:lang w:val="en-US"/>
         </w:rPr>
         <w:drawing>
           <wp:inline distT="0" distB="0" distL="0" distR="0" wp14:anchorId="4A6054DC" wp14:editId="1C24095E">
@@ -1231,15 +1148,9 @@
         </w:drawing>
       </w:r>
       <w:r>
-        <w:rPr>
-          <w:lang w:val="en-US"/>
-        </w:rPr>
         <w:br/>
       </w:r>
       <w:r>
-        <w:rPr>
-          <w:lang w:val="en-US"/>
-        </w:rPr>
         <w:br/>
       </w:r>
       <w:r>
@@ -1257,122 +1168,77 @@
       </w:r>
     </w:p>
     <w:p>
-      <w:pPr>
-        <w:rPr>
-          <w:lang w:val="en-US"/>
-        </w:rPr>
-      </w:pPr>
-      <w:r>
-        <w:rPr>
-          <w:b/>
-          <w:bCs/>
-          <w:lang w:val="en-US"/>
+      <w:r>
+        <w:rPr>
+          <w:b/>
+          <w:bCs/>
         </w:rPr>
         <w:t>1.</w:t>
       </w:r>
       <w:r>
-        <w:rPr>
-          <w:lang w:val="en-US"/>
-        </w:rPr>
         <w:t xml:space="preserve">  </w:t>
       </w:r>
       <w:r>
         <w:rPr>
           <w:b/>
           <w:bCs/>
-          <w:lang w:val="en-US"/>
         </w:rPr>
         <w:t>Set Upcoming Shifts Availability</w:t>
       </w:r>
       <w:r>
-        <w:rPr>
-          <w:lang w:val="en-US"/>
-        </w:rPr>
         <w:t xml:space="preserve"> – Allows you to indicate which days and times you are available to work in the upcoming week. This helps shift managers assign you to suitable shifts.</w:t>
       </w:r>
     </w:p>
     <w:p>
-      <w:pPr>
-        <w:rPr>
-          <w:lang w:val="en-US"/>
-        </w:rPr>
-      </w:pPr>
-      <w:r>
-        <w:rPr>
-          <w:b/>
-          <w:bCs/>
-          <w:lang w:val="en-US"/>
+      <w:r>
+        <w:rPr>
+          <w:b/>
+          <w:bCs/>
         </w:rPr>
         <w:t>2.</w:t>
       </w:r>
       <w:r>
-        <w:rPr>
-          <w:lang w:val="en-US"/>
-        </w:rPr>
         <w:t xml:space="preserve"> </w:t>
       </w:r>
       <w:r>
         <w:rPr>
           <w:b/>
           <w:bCs/>
-          <w:lang w:val="en-US"/>
         </w:rPr>
         <w:t>Enter to your Managing Role</w:t>
       </w:r>
       <w:r>
-        <w:rPr>
-          <w:lang w:val="en-US"/>
-        </w:rPr>
         <w:t xml:space="preserve"> – If you hold a management role (such as Shift Manager or HR), this option takes you to the appropriate management panel, where you can perform role-specific administrative tasks.</w:t>
       </w:r>
     </w:p>
     <w:p>
-      <w:pPr>
-        <w:rPr>
-          <w:lang w:val="en-US"/>
-        </w:rPr>
-      </w:pPr>
-      <w:r>
-        <w:rPr>
-          <w:b/>
-          <w:bCs/>
-          <w:lang w:val="en-US"/>
+      <w:r>
+        <w:rPr>
+          <w:b/>
+          <w:bCs/>
         </w:rPr>
         <w:t>3.</w:t>
       </w:r>
       <w:r>
-        <w:rPr>
-          <w:lang w:val="en-US"/>
-        </w:rPr>
         <w:t xml:space="preserve">  </w:t>
       </w:r>
       <w:r>
         <w:rPr>
           <w:b/>
           <w:bCs/>
-          <w:lang w:val="en-US"/>
         </w:rPr>
         <w:t>Show Your Personal Information</w:t>
       </w:r>
       <w:r>
-        <w:rPr>
-          <w:lang w:val="en-US"/>
-        </w:rPr>
         <w:t xml:space="preserve"> – Displays your stored personal details, including your name, ID, role(s), and any relevant employment information currently in the system.</w:t>
       </w:r>
     </w:p>
     <w:p>
-      <w:pPr>
-        <w:rPr>
-          <w:lang w:val="en-US"/>
-        </w:rPr>
-      </w:pPr>
       <w:r>
         <w:rPr>
           <w:b/>
           <w:bCs/>
           <w:noProof/>
-          <w:lang w:val="en-US"/>
         </w:rPr>
         <w:lastRenderedPageBreak/>
         <w:drawing>
@@ -1435,28 +1301,20 @@
         <w:rPr>
           <w:b/>
           <w:bCs/>
-          <w:lang w:val="en-US"/>
         </w:rPr>
         <w:t>4.</w:t>
       </w:r>
       <w:r>
-        <w:rPr>
-          <w:lang w:val="en-US"/>
-        </w:rPr>
         <w:t xml:space="preserve"> </w:t>
       </w:r>
       <w:r>
         <w:rPr>
           <w:b/>
           <w:bCs/>
-          <w:lang w:val="en-US"/>
         </w:rPr>
         <w:t>Show all Shifts for the next week</w:t>
       </w:r>
       <w:r>
-        <w:rPr>
-          <w:lang w:val="en-US"/>
-        </w:rPr>
         <w:t xml:space="preserve"> – Presents a schedule of all upcoming shifts across the system, </w:t>
       </w:r>
       <w:r>
@@ -1472,41 +1330,25 @@
         <w:rPr>
           <w:b/>
           <w:bCs/>
-          <w:lang w:val="en-US"/>
         </w:rPr>
         <w:t>5.</w:t>
       </w:r>
       <w:r>
-        <w:rPr>
-          <w:lang w:val="en-US"/>
-        </w:rPr>
         <w:t xml:space="preserve"> </w:t>
       </w:r>
       <w:r>
         <w:rPr>
           <w:b/>
           <w:bCs/>
-          <w:lang w:val="en-US"/>
         </w:rPr>
         <w:t>Going back to Login panel</w:t>
       </w:r>
       <w:r>
-        <w:rPr>
-          <w:lang w:val="en-US"/>
-        </w:rPr>
         <w:t xml:space="preserve"> – Logs you out of your session and returns you to the login screen, where another user can enter or the system can be exited.</w:t>
       </w:r>
     </w:p>
     <w:p>
-      <w:pPr>
-        <w:rPr>
-          <w:lang w:val="en-US"/>
-        </w:rPr>
-      </w:pPr>
-      <w:r>
-        <w:rPr>
-          <w:lang w:val="en-US"/>
-        </w:rPr>
+      <w:r>
         <w:br/>
       </w:r>
     </w:p>
@@ -1514,39 +1356,25 @@
       <w:pPr>
         <w:rPr>
           <w:noProof/>
-          <w:lang w:val="en-US"/>
-        </w:rPr>
-      </w:pPr>
-      <w:r>
-        <w:rPr>
-          <w:lang w:val="en-US"/>
-        </w:rPr>
+        </w:rPr>
+      </w:pPr>
+      <w:r>
         <w:t xml:space="preserve">The </w:t>
       </w:r>
       <w:r>
         <w:rPr>
           <w:b/>
           <w:bCs/>
-          <w:lang w:val="en-US"/>
         </w:rPr>
         <w:t>HR Panel</w:t>
       </w:r>
       <w:r>
-        <w:rPr>
-          <w:lang w:val="en-US"/>
-        </w:rPr>
         <w:t xml:space="preserve"> provides advanced administrative controls for managing the employee database and shift structure. </w:t>
       </w:r>
       <w:r>
-        <w:rPr>
-          <w:lang w:val="en-US"/>
-        </w:rPr>
         <w:br/>
       </w:r>
       <w:r>
-        <w:rPr>
-          <w:lang w:val="en-US"/>
-        </w:rPr>
         <w:t>Upon entering this panel, HR personnel are presented with the following options:</w:t>
       </w:r>
     </w:p>
@@ -1556,22 +1384,15 @@
           <w:ilvl w:val="0"/>
           <w:numId w:val="7"/>
         </w:numPr>
-        <w:rPr>
-          <w:lang w:val="en-US"/>
-        </w:rPr>
-      </w:pPr>
-      <w:r>
-        <w:rPr>
-          <w:b/>
-          <w:bCs/>
-          <w:lang w:val="en-US"/>
+      </w:pPr>
+      <w:r>
+        <w:rPr>
+          <w:b/>
+          <w:bCs/>
         </w:rPr>
         <w:t>Terminate Employee from System:</w:t>
       </w:r>
       <w:r>
-        <w:rPr>
-          <w:lang w:val="en-US"/>
-        </w:rPr>
         <w:t xml:space="preserve"> The system will prompt the HR lead to enter the necessary employee information to remove them from the database, permanently deleting their records.</w:t>
       </w:r>
     </w:p>
@@ -1581,22 +1402,15 @@
           <w:ilvl w:val="0"/>
           <w:numId w:val="7"/>
         </w:numPr>
-        <w:rPr>
-          <w:lang w:val="en-US"/>
-        </w:rPr>
-      </w:pPr>
-      <w:r>
-        <w:rPr>
-          <w:b/>
-          <w:bCs/>
-          <w:lang w:val="en-US"/>
+      </w:pPr>
+      <w:r>
+        <w:rPr>
+          <w:b/>
+          <w:bCs/>
         </w:rPr>
         <w:t>Add New Employee to System:</w:t>
       </w:r>
       <w:r>
-        <w:rPr>
-          <w:lang w:val="en-US"/>
-        </w:rPr>
         <w:t xml:space="preserve"> HR can onboard new employees by providing the required personal and role details, adding them to the active employee database.</w:t>
       </w:r>
     </w:p>
@@ -1606,28 +1420,18 @@
           <w:ilvl w:val="0"/>
           <w:numId w:val="7"/>
         </w:numPr>
-        <w:rPr>
-          <w:lang w:val="en-US"/>
-        </w:rPr>
-      </w:pPr>
-      <w:r>
-        <w:rPr>
-          <w:b/>
-          <w:bCs/>
-          <w:lang w:val="en-US"/>
+      </w:pPr>
+      <w:r>
+        <w:rPr>
+          <w:b/>
+          <w:bCs/>
         </w:rPr>
         <w:t>Set Default Shift Hours:</w:t>
       </w:r>
       <w:r>
-        <w:rPr>
-          <w:lang w:val="en-US"/>
-        </w:rPr>
         <w:t xml:space="preserve"> HR can define the default shift hours for all future shifts</w:t>
       </w:r>
       <w:r>
-        <w:rPr>
-          <w:lang w:val="en-US"/>
-        </w:rPr>
         <w:t>.</w:t>
       </w:r>
     </w:p>
@@ -1637,40 +1441,24 @@
           <w:ilvl w:val="0"/>
           <w:numId w:val="7"/>
         </w:numPr>
-        <w:rPr>
-          <w:lang w:val="en-US"/>
-        </w:rPr>
-      </w:pPr>
-      <w:r>
-        <w:rPr>
-          <w:b/>
-          <w:bCs/>
-          <w:lang w:val="en-US"/>
+      </w:pPr>
+      <w:r>
+        <w:rPr>
+          <w:b/>
+          <w:bCs/>
         </w:rPr>
         <w:t>Update Required Roles for a Shift:</w:t>
       </w:r>
       <w:r>
-        <w:rPr>
-          <w:lang w:val="en-US"/>
-        </w:rPr>
         <w:t xml:space="preserve"> This option allows HR to adjust the required number of employees for a specific role </w:t>
       </w:r>
       <w:r>
-        <w:rPr>
-          <w:lang w:val="en-US"/>
-        </w:rPr>
         <w:t>for all the</w:t>
       </w:r>
       <w:r>
-        <w:rPr>
-          <w:lang w:val="en-US"/>
-        </w:rPr>
         <w:t xml:space="preserve"> shift</w:t>
       </w:r>
       <w:r>
-        <w:rPr>
-          <w:lang w:val="en-US"/>
-        </w:rPr>
         <w:t>s.</w:t>
       </w:r>
     </w:p>
@@ -1680,22 +1468,15 @@
           <w:ilvl w:val="0"/>
           <w:numId w:val="7"/>
         </w:numPr>
-        <w:rPr>
-          <w:lang w:val="en-US"/>
-        </w:rPr>
-      </w:pPr>
-      <w:r>
-        <w:rPr>
-          <w:b/>
-          <w:bCs/>
-          <w:lang w:val="en-US"/>
+      </w:pPr>
+      <w:r>
+        <w:rPr>
+          <w:b/>
+          <w:bCs/>
         </w:rPr>
         <w:t>Set All Required Shift Roles:</w:t>
       </w:r>
       <w:r>
-        <w:rPr>
-          <w:lang w:val="en-US"/>
-        </w:rPr>
         <w:t xml:space="preserve"> HR can bulk update the staffing requirements for all roles, setting the default number of employees needed for each role across all shifts.</w:t>
       </w:r>
     </w:p>
@@ -1705,52 +1486,30 @@
           <w:ilvl w:val="0"/>
           <w:numId w:val="7"/>
         </w:numPr>
-        <w:rPr>
-          <w:lang w:val="en-US"/>
-        </w:rPr>
-      </w:pPr>
-      <w:r>
-        <w:rPr>
-          <w:b/>
-          <w:bCs/>
-          <w:lang w:val="en-US"/>
+      </w:pPr>
+      <w:r>
+        <w:rPr>
+          <w:b/>
+          <w:bCs/>
         </w:rPr>
         <w:t>Update Employee Information:</w:t>
       </w:r>
       <w:r>
-        <w:rPr>
-          <w:lang w:val="en-US"/>
-        </w:rPr>
         <w:t xml:space="preserve"> </w:t>
       </w:r>
       <w:r>
-        <w:rPr>
-          <w:lang w:val="en-US"/>
-        </w:rPr>
         <w:t>This feature allows HR personnel to modify existing employee records in the system. It includes updating personal details</w:t>
       </w:r>
       <w:r>
-        <w:rPr>
-          <w:lang w:val="en-US"/>
-        </w:rPr>
         <w:t xml:space="preserve">, </w:t>
       </w:r>
       <w:r>
-        <w:rPr>
-          <w:lang w:val="en-US"/>
-        </w:rPr>
         <w:t>role assignments, availability schedules</w:t>
       </w:r>
       <w:r>
-        <w:rPr>
-          <w:lang w:val="en-US"/>
-        </w:rPr>
         <w:t xml:space="preserve"> and more according to the entered choice</w:t>
       </w:r>
       <w:r>
-        <w:rPr>
-          <w:lang w:val="en-US"/>
-        </w:rPr>
         <w:t>.</w:t>
       </w:r>
     </w:p>
@@ -1760,42 +1519,26 @@
           <w:ilvl w:val="0"/>
           <w:numId w:val="7"/>
         </w:numPr>
-        <w:rPr>
-          <w:lang w:val="en-US"/>
-        </w:rPr>
-      </w:pPr>
-      <w:r>
-        <w:rPr>
-          <w:b/>
-          <w:bCs/>
-          <w:lang w:val="en-US"/>
+      </w:pPr>
+      <w:r>
+        <w:rPr>
+          <w:b/>
+          <w:bCs/>
         </w:rPr>
         <w:lastRenderedPageBreak/>
         <w:t>Return to General Employee Panel:</w:t>
       </w:r>
       <w:r>
-        <w:rPr>
-          <w:lang w:val="en-US"/>
-        </w:rPr>
         <w:t xml:space="preserve"> HR users can exit the HR panel and return to the general employee interface, providing flexibility to switch between administrative and regular functions.</w:t>
       </w:r>
       <w:r>
-        <w:rPr>
-          <w:lang w:val="en-US"/>
-        </w:rPr>
         <w:br/>
       </w:r>
     </w:p>
     <w:p>
-      <w:pPr>
-        <w:rPr>
-          <w:lang w:val="en-US"/>
-        </w:rPr>
-      </w:pPr>
       <w:r>
         <w:rPr>
           <w:noProof/>
-          <w:lang w:val="en-US"/>
         </w:rPr>
         <w:drawing>
           <wp:inline distT="0" distB="0" distL="0" distR="0" wp14:anchorId="5724B6F0" wp14:editId="05E6FCE0">
@@ -1834,30 +1577,15 @@
         </w:drawing>
       </w:r>
     </w:p>
-    <w:p>
-      <w:pPr>
-        <w:rPr>
-          <w:lang w:val="en-US"/>
-        </w:rPr>
-      </w:pPr>
-    </w:p>
-    <w:p>
-      <w:pPr>
-        <w:rPr>
-          <w:lang w:val="en-US"/>
-        </w:rPr>
-      </w:pPr>
-      <w:r>
-        <w:rPr>
-          <w:lang w:val="en-US"/>
-        </w:rPr>
+    <w:p/>
+    <w:p>
+      <w:r>
         <w:t xml:space="preserve">The </w:t>
       </w:r>
       <w:r>
         <w:rPr>
           <w:b/>
           <w:bCs/>
-          <w:lang w:val="en-US"/>
         </w:rPr>
         <w:t>Shift Manager</w:t>
       </w:r>
@@ -1865,20 +1593,13 @@
         <w:rPr>
           <w:b/>
           <w:bCs/>
-          <w:lang w:val="en-US"/>
         </w:rPr>
         <w:t xml:space="preserve"> Panel</w:t>
       </w:r>
       <w:r>
-        <w:rPr>
-          <w:lang w:val="en-US"/>
-        </w:rPr>
         <w:t xml:space="preserve"> offers a range of tools for shift management and employee role adjustments.</w:t>
       </w:r>
       <w:r>
-        <w:rPr>
-          <w:lang w:val="en-US"/>
-        </w:rPr>
         <w:br/>
         <w:t>Upon accessing this panel, managers are presented with the following options:</w:t>
       </w:r>
@@ -1889,22 +1610,15 @@
           <w:ilvl w:val="0"/>
           <w:numId w:val="8"/>
         </w:numPr>
-        <w:rPr>
-          <w:lang w:val="en-US"/>
-        </w:rPr>
-      </w:pPr>
-      <w:r>
-        <w:rPr>
-          <w:b/>
-          <w:bCs/>
-          <w:lang w:val="en-US"/>
+      </w:pPr>
+      <w:r>
+        <w:rPr>
+          <w:b/>
+          <w:bCs/>
         </w:rPr>
         <w:t>Create New Upcoming Shift:</w:t>
       </w:r>
       <w:r>
-        <w:rPr>
-          <w:lang w:val="en-US"/>
-        </w:rPr>
         <w:t xml:space="preserve"> The manager can create new upcoming shifts by utilizing the system’s available tools to define shift details and requirements.</w:t>
       </w:r>
     </w:p>
@@ -1914,22 +1628,15 @@
           <w:ilvl w:val="0"/>
           <w:numId w:val="8"/>
         </w:numPr>
-        <w:rPr>
-          <w:lang w:val="en-US"/>
-        </w:rPr>
-      </w:pPr>
-      <w:r>
-        <w:rPr>
-          <w:b/>
-          <w:bCs/>
-          <w:lang w:val="en-US"/>
+      </w:pPr>
+      <w:r>
+        <w:rPr>
+          <w:b/>
+          <w:bCs/>
         </w:rPr>
         <w:t>Remove Employee from Upcoming Shift:</w:t>
       </w:r>
       <w:r>
-        <w:rPr>
-          <w:lang w:val="en-US"/>
-        </w:rPr>
         <w:t xml:space="preserve"> Allows the manager to remove an employee from a scheduled upcoming shift as needed.</w:t>
       </w:r>
     </w:p>
@@ -1939,9 +1646,6 @@
           <w:ilvl w:val="0"/>
           <w:numId w:val="8"/>
         </w:numPr>
-        <w:rPr>
-          <w:lang w:val="en-US"/>
-        </w:rPr>
       </w:pPr>
       <w:r>
         <w:rPr>
@@ -1960,22 +1664,15 @@
           <w:ilvl w:val="0"/>
           <w:numId w:val="8"/>
         </w:numPr>
-        <w:rPr>
-          <w:lang w:val="en-US"/>
-        </w:rPr>
-      </w:pPr>
-      <w:r>
-        <w:rPr>
-          <w:b/>
-          <w:bCs/>
-          <w:lang w:val="en-US"/>
+      </w:pPr>
+      <w:r>
+        <w:rPr>
+          <w:b/>
+          <w:bCs/>
         </w:rPr>
         <w:t>Promote Employee:</w:t>
       </w:r>
       <w:r>
-        <w:rPr>
-          <w:lang w:val="en-US"/>
-        </w:rPr>
         <w:t xml:space="preserve"> The manager can assign an additional role to an employee, expanding their responsibilities and permissions within the system.</w:t>
       </w:r>
     </w:p>
@@ -1985,22 +1682,15 @@
           <w:ilvl w:val="0"/>
           <w:numId w:val="8"/>
         </w:numPr>
-        <w:rPr>
-          <w:lang w:val="en-US"/>
-        </w:rPr>
-      </w:pPr>
-      <w:r>
-        <w:rPr>
-          <w:b/>
-          <w:bCs/>
-          <w:lang w:val="en-US"/>
+      </w:pPr>
+      <w:r>
+        <w:rPr>
+          <w:b/>
+          <w:bCs/>
         </w:rPr>
         <w:t>Cancel Items from Shopping Cart:</w:t>
       </w:r>
       <w:r>
-        <w:rPr>
-          <w:lang w:val="en-US"/>
-        </w:rPr>
         <w:t xml:space="preserve"> Using their manager card, the manager can cancel selected items from the shopping cart when necessary.</w:t>
       </w:r>
     </w:p>
@@ -2010,42 +1700,26 @@
           <w:ilvl w:val="0"/>
           <w:numId w:val="8"/>
         </w:numPr>
-        <w:rPr>
-          <w:lang w:val="en-US"/>
-        </w:rPr>
-      </w:pPr>
-      <w:r>
-        <w:rPr>
-          <w:b/>
-          <w:bCs/>
-          <w:lang w:val="en-US"/>
+      </w:pPr>
+      <w:r>
+        <w:rPr>
+          <w:b/>
+          <w:bCs/>
         </w:rPr>
         <w:t>Return to General Employee Panel:</w:t>
       </w:r>
       <w:r>
-        <w:rPr>
-          <w:lang w:val="en-US"/>
-        </w:rPr>
         <w:t xml:space="preserve"> Provides the option to exit the Managing Panel and return to the General Employee Panel.</w:t>
       </w:r>
     </w:p>
     <w:p>
-      <w:pPr>
-        <w:rPr>
-          <w:lang w:val="en-US"/>
-        </w:rPr>
-      </w:pPr>
-      <w:r>
-        <w:rPr>
-          <w:lang w:val="en-US"/>
-        </w:rPr>
+      <w:r>
         <w:lastRenderedPageBreak/>
         <w:br/>
       </w:r>
       <w:r>
         <w:rPr>
           <w:noProof/>
-          <w:lang w:val="en-US"/>
         </w:rPr>
         <w:drawing>
           <wp:inline distT="0" distB="0" distL="0" distR="0" wp14:anchorId="21D02658" wp14:editId="69AF16E6">
@@ -2084,100 +1758,44 @@
         </w:drawing>
       </w:r>
     </w:p>
-    <w:p>
-      <w:pPr>
-        <w:rPr>
-          <w:lang w:val="en-US"/>
-        </w:rPr>
-      </w:pPr>
-    </w:p>
-    <w:p>
-      <w:pPr>
-        <w:rPr>
-          <w:lang w:val="en-US"/>
-        </w:rPr>
-      </w:pPr>
-      <w:r>
-        <w:rPr>
-          <w:lang w:val="en-US"/>
-        </w:rPr>
+    <w:p/>
+    <w:p>
+      <w:r>
         <w:t xml:space="preserve">At each step, if </w:t>
       </w:r>
       <w:r>
-        <w:rPr>
-          <w:lang w:val="en-US"/>
-        </w:rPr>
         <w:t>the user</w:t>
       </w:r>
       <w:r>
-        <w:rPr>
-          <w:lang w:val="en-US"/>
-        </w:rPr>
         <w:t xml:space="preserve"> enter</w:t>
       </w:r>
       <w:r>
-        <w:rPr>
-          <w:lang w:val="en-US"/>
-        </w:rPr>
         <w:t>s</w:t>
       </w:r>
       <w:r>
-        <w:rPr>
-          <w:lang w:val="en-US"/>
-        </w:rPr>
         <w:t xml:space="preserve"> incorrect information, the system will notify </w:t>
       </w:r>
       <w:r>
-        <w:rPr>
-          <w:lang w:val="en-US"/>
-        </w:rPr>
         <w:t>him</w:t>
       </w:r>
       <w:r>
-        <w:rPr>
-          <w:lang w:val="en-US"/>
-        </w:rPr>
         <w:t xml:space="preserve"> and prompt </w:t>
       </w:r>
       <w:r>
-        <w:rPr>
-          <w:lang w:val="en-US"/>
-        </w:rPr>
         <w:t>him</w:t>
       </w:r>
       <w:r>
-        <w:rPr>
-          <w:lang w:val="en-US"/>
-        </w:rPr>
         <w:t xml:space="preserve"> to provide the correct details, ensuring a smooth and secure user experience.</w:t>
       </w:r>
     </w:p>
-    <w:p>
-      <w:pPr>
-        <w:rPr>
-          <w:lang w:val="en-US"/>
-        </w:rPr>
-      </w:pPr>
-    </w:p>
-    <w:p>
-      <w:pPr>
-        <w:rPr>
-          <w:lang w:val="en-US"/>
-        </w:rPr>
-      </w:pPr>
-    </w:p>
-    <w:p>
-      <w:pPr>
-        <w:rPr>
-          <w:lang w:val="en-US"/>
-        </w:rPr>
-      </w:pPr>
+    <w:p/>
+    <w:p/>
+    <w:p>
       <w:r>
         <w:rPr>
           <w:b/>
           <w:bCs/>
           <w:u w:val="single"/>
-          <w:lang w:val="en-US"/>
         </w:rPr>
         <w:t>Database:</w:t>
       </w:r>
@@ -2186,225 +1804,126 @@
           <w:b/>
           <w:bCs/>
           <w:u w:val="single"/>
-          <w:lang w:val="en-US"/>
         </w:rPr>
         <w:br/>
       </w:r>
       <w:r>
-        <w:rPr>
-          <w:lang w:val="en-US"/>
-        </w:rPr>
         <w:t xml:space="preserve">The Employee Management System utilizes </w:t>
       </w:r>
       <w:r>
-        <w:rPr>
-          <w:lang w:val="en-US"/>
-        </w:rPr>
         <w:t>two</w:t>
       </w:r>
       <w:r>
-        <w:rPr>
-          <w:lang w:val="en-US"/>
-        </w:rPr>
         <w:t xml:space="preserve"> </w:t>
       </w:r>
       <w:r>
-        <w:rPr>
-          <w:lang w:val="en-US"/>
-        </w:rPr>
         <w:t>mock</w:t>
       </w:r>
       <w:r>
-        <w:rPr>
-          <w:lang w:val="en-US"/>
-        </w:rPr>
         <w:t xml:space="preserve"> databases for efficient data handling.</w:t>
       </w:r>
     </w:p>
     <w:p>
-      <w:pPr>
-        <w:rPr>
-          <w:lang w:val="en-US"/>
-        </w:rPr>
-      </w:pPr>
-      <w:r>
-        <w:rPr>
-          <w:lang w:val="en-US"/>
-        </w:rPr>
+      <w:r>
         <w:t xml:space="preserve">The </w:t>
       </w:r>
       <w:r>
         <w:rPr>
           <w:b/>
           <w:bCs/>
-          <w:lang w:val="en-US"/>
         </w:rPr>
         <w:t>Employee Database</w:t>
       </w:r>
       <w:r>
-        <w:rPr>
-          <w:lang w:val="en-US"/>
-        </w:rPr>
         <w:t xml:space="preserve"> stores </w:t>
       </w:r>
       <w:r>
-        <w:rPr>
-          <w:lang w:val="en-US"/>
-        </w:rPr>
         <w:t xml:space="preserve">all the </w:t>
       </w:r>
       <w:r>
-        <w:rPr>
-          <w:lang w:val="en-US"/>
-        </w:rPr>
         <w:t xml:space="preserve">essential information about each employee, including their unique ID, name, </w:t>
       </w:r>
       <w:r>
-        <w:rPr>
-          <w:lang w:val="en-US"/>
-        </w:rPr>
         <w:t xml:space="preserve">list of </w:t>
       </w:r>
       <w:r>
-        <w:rPr>
-          <w:lang w:val="en-US"/>
-        </w:rPr>
         <w:t>role</w:t>
       </w:r>
       <w:r>
-        <w:rPr>
-          <w:lang w:val="en-US"/>
-        </w:rPr>
         <w:t>s</w:t>
       </w:r>
       <w:r>
-        <w:rPr>
-          <w:lang w:val="en-US"/>
-        </w:rPr>
         <w:t>,</w:t>
       </w:r>
       <w:r>
-        <w:rPr>
-          <w:lang w:val="en-US"/>
-        </w:rPr>
         <w:t xml:space="preserve"> contract, salary, </w:t>
       </w:r>
       <w:r>
-        <w:rPr>
-          <w:lang w:val="en-US"/>
-        </w:rPr>
         <w:t>recruitment</w:t>
       </w:r>
       <w:r>
-        <w:rPr>
-          <w:lang w:val="en-US"/>
-        </w:rPr>
         <w:t xml:space="preserve"> d</w:t>
       </w:r>
       <w:r>
-        <w:rPr>
-          <w:lang w:val="en-US"/>
-        </w:rPr>
         <w:t>ate</w:t>
       </w:r>
       <w:r>
-        <w:rPr>
-          <w:lang w:val="en-US"/>
-        </w:rPr>
         <w:t>, bank information</w:t>
       </w:r>
       <w:r>
-        <w:rPr>
-          <w:lang w:val="en-US"/>
-        </w:rPr>
         <w:t xml:space="preserve"> </w:t>
       </w:r>
       <w:r>
-        <w:rPr>
-          <w:lang w:val="en-US"/>
-        </w:rPr>
         <w:t>and availability.</w:t>
       </w:r>
     </w:p>
     <w:p>
-      <w:pPr>
-        <w:rPr>
-          <w:lang w:val="en-US"/>
-        </w:rPr>
-      </w:pPr>
-      <w:r>
-        <w:rPr>
-          <w:lang w:val="en-US"/>
-        </w:rPr>
+      <w:r>
         <w:t xml:space="preserve">The </w:t>
       </w:r>
       <w:r>
         <w:rPr>
           <w:b/>
           <w:bCs/>
-          <w:lang w:val="en-US"/>
         </w:rPr>
         <w:t>Shift Database</w:t>
       </w:r>
       <w:r>
-        <w:rPr>
-          <w:lang w:val="en-US"/>
-        </w:rPr>
         <w:t xml:space="preserve"> is divided into two sections: </w:t>
       </w:r>
       <w:r>
         <w:rPr>
           <w:b/>
           <w:bCs/>
-          <w:lang w:val="en-US"/>
         </w:rPr>
         <w:t>Past Shifts</w:t>
       </w:r>
       <w:r>
-        <w:rPr>
-          <w:lang w:val="en-US"/>
-        </w:rPr>
         <w:t xml:space="preserve"> and </w:t>
       </w:r>
       <w:r>
         <w:rPr>
           <w:b/>
           <w:bCs/>
-          <w:lang w:val="en-US"/>
         </w:rPr>
         <w:t>Upcoming Shifts</w:t>
       </w:r>
       <w:r>
-        <w:rPr>
-          <w:lang w:val="en-US"/>
-        </w:rPr>
         <w:t xml:space="preserve">. Shifts are automatically transferred to the </w:t>
       </w:r>
       <w:r>
         <w:rPr>
           <w:b/>
           <w:bCs/>
-          <w:lang w:val="en-US"/>
         </w:rPr>
         <w:t>Past Shifts</w:t>
       </w:r>
       <w:r>
-        <w:rPr>
-          <w:lang w:val="en-US"/>
-        </w:rPr>
         <w:t xml:space="preserve"> section once their scheduled time has passed, ensuring accurate tracking of work history.</w:t>
       </w:r>
     </w:p>
     <w:p>
-      <w:pPr>
-        <w:rPr>
-          <w:lang w:val="en-US"/>
-        </w:rPr>
-      </w:pPr>
-      <w:r>
-        <w:rPr>
-          <w:lang w:val="en-US"/>
-        </w:rPr>
+      <w:r>
         <w:t>For demonstration purposes, the mock system includes a sample database with 5 employees and 3 shifts, providing a realistic test environment for the system's functionality.</w:t>
       </w:r>
     </w:p>
@@ -2414,7 +1933,6 @@
           <w:b/>
           <w:bCs/>
           <w:u w:val="single"/>
-          <w:lang w:val="en-US"/>
         </w:rPr>
       </w:pPr>
       <w:r>
@@ -2422,7 +1940,6 @@
           <w:b/>
           <w:bCs/>
           <w:u w:val="single"/>
-          <w:lang w:val="en-US"/>
         </w:rPr>
         <w:br/>
       </w:r>
@@ -2431,7 +1948,6 @@
           <w:b/>
           <w:bCs/>
           <w:u w:val="single"/>
-          <w:lang w:val="en-US"/>
         </w:rPr>
         <w:t>E</w:t>
       </w:r>
@@ -2440,7 +1956,6 @@
           <w:b/>
           <w:bCs/>
           <w:u w:val="single"/>
-          <w:lang w:val="en-US"/>
         </w:rPr>
         <w:t>mployee</w:t>
       </w:r>
@@ -2449,7 +1964,6 @@
           <w:b/>
           <w:bCs/>
           <w:u w:val="single"/>
-          <w:lang w:val="en-US"/>
         </w:rPr>
         <w:t>s</w:t>
       </w:r>
@@ -2458,7 +1972,6 @@
           <w:b/>
           <w:bCs/>
           <w:u w:val="single"/>
-          <w:lang w:val="en-US"/>
         </w:rPr>
         <w:t xml:space="preserve"> Database </w:t>
       </w:r>
@@ -2467,7 +1980,6 @@
           <w:b/>
           <w:bCs/>
           <w:u w:val="single"/>
-          <w:lang w:val="en-US"/>
         </w:rPr>
         <w:t>information</w:t>
       </w:r>
@@ -2476,7 +1988,6 @@
           <w:b/>
           <w:bCs/>
           <w:u w:val="single"/>
-          <w:lang w:val="en-US"/>
         </w:rPr>
         <w:t>:</w:t>
       </w:r>
@@ -2486,14 +1997,12 @@
         <w:rPr>
           <w:b/>
           <w:bCs/>
-          <w:lang w:val="en-US"/>
-        </w:rPr>
-      </w:pPr>
-      <w:r>
-        <w:rPr>
-          <w:b/>
-          <w:bCs/>
-          <w:lang w:val="en-US"/>
+        </w:rPr>
+      </w:pPr>
+      <w:r>
+        <w:rPr>
+          <w:b/>
+          <w:bCs/>
         </w:rPr>
         <w:t>Employee 1</w:t>
       </w:r>
@@ -2504,14 +2013,8 @@
           <w:ilvl w:val="0"/>
           <w:numId w:val="33"/>
         </w:numPr>
-        <w:rPr>
-          <w:lang w:val="en-US"/>
-        </w:rPr>
-      </w:pPr>
-      <w:r>
-        <w:rPr>
-          <w:lang w:val="en-US"/>
-        </w:rPr>
+      </w:pPr>
+      <w:r>
         <w:t>Employee ID: EMP001</w:t>
       </w:r>
     </w:p>
@@ -2521,14 +2024,8 @@
           <w:ilvl w:val="0"/>
           <w:numId w:val="33"/>
         </w:numPr>
-        <w:rPr>
-          <w:lang w:val="en-US"/>
-        </w:rPr>
-      </w:pPr>
-      <w:r>
-        <w:rPr>
-          <w:lang w:val="en-US"/>
-        </w:rPr>
+      </w:pPr>
+      <w:r>
         <w:t>Name: Alice</w:t>
       </w:r>
     </w:p>
@@ -2538,14 +2035,8 @@
           <w:ilvl w:val="0"/>
           <w:numId w:val="33"/>
         </w:numPr>
-        <w:rPr>
-          <w:lang w:val="en-US"/>
-        </w:rPr>
-      </w:pPr>
-      <w:r>
-        <w:rPr>
-          <w:lang w:val="en-US"/>
-        </w:rPr>
+      </w:pPr>
+      <w:r>
         <w:t>Hourly Wage: 32.5</w:t>
       </w:r>
     </w:p>
@@ -2555,14 +2046,8 @@
           <w:ilvl w:val="0"/>
           <w:numId w:val="33"/>
         </w:numPr>
-        <w:rPr>
-          <w:lang w:val="en-US"/>
-        </w:rPr>
-      </w:pPr>
-      <w:r>
-        <w:rPr>
-          <w:lang w:val="en-US"/>
-        </w:rPr>
+      </w:pPr>
+      <w:r>
         <w:lastRenderedPageBreak/>
         <w:t>Start Date: 15/03/2022</w:t>
       </w:r>
@@ -2573,14 +2058,8 @@
           <w:ilvl w:val="0"/>
           <w:numId w:val="33"/>
         </w:numPr>
-        <w:rPr>
-          <w:lang w:val="en-US"/>
-        </w:rPr>
-      </w:pPr>
-      <w:r>
-        <w:rPr>
-          <w:lang w:val="en-US"/>
-        </w:rPr>
+      </w:pPr>
+      <w:r>
         <w:t>Roles: Stocker</w:t>
       </w:r>
     </w:p>
@@ -2590,14 +2069,8 @@
           <w:ilvl w:val="0"/>
           <w:numId w:val="33"/>
         </w:numPr>
-        <w:rPr>
-          <w:lang w:val="en-US"/>
-        </w:rPr>
-      </w:pPr>
-      <w:r>
-        <w:rPr>
-          <w:lang w:val="en-US"/>
-        </w:rPr>
+      </w:pPr>
+      <w:r>
         <w:t>Bank Account: Leumi-Hills (Acc: 072543, Branch: 972)</w:t>
       </w:r>
     </w:p>
@@ -2607,14 +2080,8 @@
           <w:ilvl w:val="0"/>
           <w:numId w:val="33"/>
         </w:numPr>
-        <w:rPr>
-          <w:lang w:val="en-US"/>
-        </w:rPr>
-      </w:pPr>
-      <w:r>
-        <w:rPr>
-          <w:lang w:val="en-US"/>
-        </w:rPr>
+      </w:pPr>
+      <w:r>
         <w:t>Contract: 7 hours/day, 14 days/month, 21 shifts/month, 160 hours/month</w:t>
       </w:r>
     </w:p>
@@ -2624,14 +2091,8 @@
           <w:ilvl w:val="0"/>
           <w:numId w:val="33"/>
         </w:numPr>
-        <w:rPr>
-          <w:lang w:val="en-US"/>
-        </w:rPr>
-      </w:pPr>
-      <w:r>
-        <w:rPr>
-          <w:lang w:val="en-US"/>
-        </w:rPr>
+      </w:pPr>
+      <w:r>
         <w:t>Availability:</w:t>
       </w:r>
     </w:p>
@@ -2641,14 +2102,8 @@
           <w:ilvl w:val="1"/>
           <w:numId w:val="33"/>
         </w:numPr>
-        <w:rPr>
-          <w:lang w:val="en-US"/>
-        </w:rPr>
-      </w:pPr>
-      <w:r>
-        <w:rPr>
-          <w:lang w:val="en-US"/>
-        </w:rPr>
+      </w:pPr>
+      <w:r>
         <w:t>Sunday: Day</w:t>
       </w:r>
     </w:p>
@@ -2658,14 +2113,8 @@
           <w:ilvl w:val="1"/>
           <w:numId w:val="33"/>
         </w:numPr>
-        <w:rPr>
-          <w:lang w:val="en-US"/>
-        </w:rPr>
-      </w:pPr>
-      <w:r>
-        <w:rPr>
-          <w:lang w:val="en-US"/>
-        </w:rPr>
+      </w:pPr>
+      <w:r>
         <w:t>Monday: Day</w:t>
       </w:r>
     </w:p>
@@ -2675,14 +2124,8 @@
           <w:ilvl w:val="1"/>
           <w:numId w:val="33"/>
         </w:numPr>
-        <w:rPr>
-          <w:lang w:val="en-US"/>
-        </w:rPr>
-      </w:pPr>
-      <w:r>
-        <w:rPr>
-          <w:lang w:val="en-US"/>
-        </w:rPr>
+      </w:pPr>
+      <w:r>
         <w:t>Tuesday: Day</w:t>
       </w:r>
     </w:p>
@@ -2692,14 +2135,8 @@
           <w:ilvl w:val="1"/>
           <w:numId w:val="33"/>
         </w:numPr>
-        <w:rPr>
-          <w:lang w:val="en-US"/>
-        </w:rPr>
-      </w:pPr>
-      <w:r>
-        <w:rPr>
-          <w:lang w:val="en-US"/>
-        </w:rPr>
+      </w:pPr>
+      <w:r>
         <w:t>Wednesday: Night</w:t>
       </w:r>
     </w:p>
@@ -2712,13 +2149,9 @@
         <w:rPr>
           <w:b/>
           <w:bCs/>
-          <w:lang w:val="en-US"/>
-        </w:rPr>
-      </w:pPr>
-      <w:r>
-        <w:rPr>
-          <w:lang w:val="en-US"/>
-        </w:rPr>
+        </w:rPr>
+      </w:pPr>
+      <w:r>
         <w:t>Thursday: Unavailable</w:t>
       </w:r>
     </w:p>
@@ -2727,23 +2160,20 @@
         <w:rPr>
           <w:b/>
           <w:bCs/>
-          <w:lang w:val="en-US"/>
-        </w:rPr>
-      </w:pPr>
-    </w:p>
-    <w:p>
-      <w:pPr>
-        <w:rPr>
-          <w:b/>
-          <w:bCs/>
-          <w:lang w:val="en-US"/>
-        </w:rPr>
-      </w:pPr>
-      <w:r>
-        <w:rPr>
-          <w:b/>
-          <w:bCs/>
-          <w:lang w:val="en-US"/>
+        </w:rPr>
+      </w:pPr>
+    </w:p>
+    <w:p>
+      <w:pPr>
+        <w:rPr>
+          <w:b/>
+          <w:bCs/>
+        </w:rPr>
+      </w:pPr>
+      <w:r>
+        <w:rPr>
+          <w:b/>
+          <w:bCs/>
         </w:rPr>
         <w:t>Employee 2</w:t>
       </w:r>
@@ -2754,14 +2184,8 @@
           <w:ilvl w:val="0"/>
           <w:numId w:val="34"/>
         </w:numPr>
-        <w:rPr>
-          <w:lang w:val="en-US"/>
-        </w:rPr>
-      </w:pPr>
-      <w:r>
-        <w:rPr>
-          <w:lang w:val="en-US"/>
-        </w:rPr>
+      </w:pPr>
+      <w:r>
         <w:t>Employee ID: EMP002</w:t>
       </w:r>
     </w:p>
@@ -2771,14 +2195,8 @@
           <w:ilvl w:val="0"/>
           <w:numId w:val="34"/>
         </w:numPr>
-        <w:rPr>
-          <w:lang w:val="en-US"/>
-        </w:rPr>
-      </w:pPr>
-      <w:r>
-        <w:rPr>
-          <w:lang w:val="en-US"/>
-        </w:rPr>
+      </w:pPr>
+      <w:r>
         <w:t>Name: Bob</w:t>
       </w:r>
     </w:p>
@@ -2788,14 +2206,8 @@
           <w:ilvl w:val="0"/>
           <w:numId w:val="34"/>
         </w:numPr>
-        <w:rPr>
-          <w:lang w:val="en-US"/>
-        </w:rPr>
-      </w:pPr>
-      <w:r>
-        <w:rPr>
-          <w:lang w:val="en-US"/>
-        </w:rPr>
+      </w:pPr>
+      <w:r>
         <w:t>Hourly Wage: 47.1</w:t>
       </w:r>
     </w:p>
@@ -2805,14 +2217,8 @@
           <w:ilvl w:val="0"/>
           <w:numId w:val="34"/>
         </w:numPr>
-        <w:rPr>
-          <w:lang w:val="en-US"/>
-        </w:rPr>
-      </w:pPr>
-      <w:r>
-        <w:rPr>
-          <w:lang w:val="en-US"/>
-        </w:rPr>
+      </w:pPr>
+      <w:r>
         <w:t>Start Date: 10/01/2023</w:t>
       </w:r>
     </w:p>
@@ -2822,14 +2228,8 @@
           <w:ilvl w:val="0"/>
           <w:numId w:val="34"/>
         </w:numPr>
-        <w:rPr>
-          <w:lang w:val="en-US"/>
-        </w:rPr>
-      </w:pPr>
-      <w:r>
-        <w:rPr>
-          <w:lang w:val="en-US"/>
-        </w:rPr>
+      </w:pPr>
+      <w:r>
         <w:t>Roles: Shift Manager, Stocker</w:t>
       </w:r>
     </w:p>
@@ -2839,14 +2239,8 @@
           <w:ilvl w:val="0"/>
           <w:numId w:val="34"/>
         </w:numPr>
-        <w:rPr>
-          <w:lang w:val="en-US"/>
-        </w:rPr>
-      </w:pPr>
-      <w:r>
-        <w:rPr>
-          <w:lang w:val="en-US"/>
-        </w:rPr>
+      </w:pPr>
+      <w:r>
         <w:t>Bank Account: Hapoalim (Acc: 072923, Branch: 001)</w:t>
       </w:r>
     </w:p>
@@ -2856,14 +2250,8 @@
           <w:ilvl w:val="0"/>
           <w:numId w:val="34"/>
         </w:numPr>
-        <w:rPr>
-          <w:lang w:val="en-US"/>
-        </w:rPr>
-      </w:pPr>
-      <w:r>
-        <w:rPr>
-          <w:lang w:val="en-US"/>
-        </w:rPr>
+      </w:pPr>
+      <w:r>
         <w:t>Contract: 5 hours/day, 10 days/month, 14 shifts/month, 80 hours/month</w:t>
       </w:r>
     </w:p>
@@ -2873,14 +2261,8 @@
           <w:ilvl w:val="0"/>
           <w:numId w:val="34"/>
         </w:numPr>
-        <w:rPr>
-          <w:lang w:val="en-US"/>
-        </w:rPr>
-      </w:pPr>
-      <w:r>
-        <w:rPr>
-          <w:lang w:val="en-US"/>
-        </w:rPr>
+      </w:pPr>
+      <w:r>
         <w:t>Availability:</w:t>
       </w:r>
     </w:p>
@@ -2890,14 +2272,8 @@
           <w:ilvl w:val="1"/>
           <w:numId w:val="34"/>
         </w:numPr>
-        <w:rPr>
-          <w:lang w:val="en-US"/>
-        </w:rPr>
-      </w:pPr>
-      <w:r>
-        <w:rPr>
-          <w:lang w:val="en-US"/>
-        </w:rPr>
+      </w:pPr>
+      <w:r>
         <w:t>Sunday: Day</w:t>
       </w:r>
     </w:p>
@@ -2907,14 +2283,8 @@
           <w:ilvl w:val="1"/>
           <w:numId w:val="34"/>
         </w:numPr>
-        <w:rPr>
-          <w:lang w:val="en-US"/>
-        </w:rPr>
-      </w:pPr>
-      <w:r>
-        <w:rPr>
-          <w:lang w:val="en-US"/>
-        </w:rPr>
+      </w:pPr>
+      <w:r>
         <w:t>Monday: Night</w:t>
       </w:r>
     </w:p>
@@ -2924,14 +2294,8 @@
           <w:ilvl w:val="1"/>
           <w:numId w:val="34"/>
         </w:numPr>
-        <w:rPr>
-          <w:lang w:val="en-US"/>
-        </w:rPr>
-      </w:pPr>
-      <w:r>
-        <w:rPr>
-          <w:lang w:val="en-US"/>
-        </w:rPr>
+      </w:pPr>
+      <w:r>
         <w:t>Tuesday: Night</w:t>
       </w:r>
     </w:p>
@@ -2941,14 +2305,8 @@
           <w:ilvl w:val="1"/>
           <w:numId w:val="34"/>
         </w:numPr>
-        <w:rPr>
-          <w:lang w:val="en-US"/>
-        </w:rPr>
-      </w:pPr>
-      <w:r>
-        <w:rPr>
-          <w:lang w:val="en-US"/>
-        </w:rPr>
+      </w:pPr>
+      <w:r>
         <w:t>Wednesday: Day</w:t>
       </w:r>
     </w:p>
@@ -2961,13 +2319,9 @@
         <w:rPr>
           <w:b/>
           <w:bCs/>
-          <w:lang w:val="en-US"/>
-        </w:rPr>
-      </w:pPr>
-      <w:r>
-        <w:rPr>
-          <w:lang w:val="en-US"/>
-        </w:rPr>
+        </w:rPr>
+      </w:pPr>
+      <w:r>
         <w:t>Thursday: Day</w:t>
       </w:r>
     </w:p>
@@ -2976,24 +2330,22 @@
         <w:rPr>
           <w:b/>
           <w:bCs/>
-          <w:lang w:val="en-US"/>
-        </w:rPr>
-      </w:pPr>
-    </w:p>
-    <w:p>
-      <w:pPr>
-        <w:rPr>
-          <w:b/>
-          <w:bCs/>
-          <w:lang w:val="en-US"/>
-        </w:rPr>
-      </w:pPr>
-      <w:r>
-        <w:rPr>
-          <w:b/>
-          <w:bCs/>
-          <w:lang w:val="en-US"/>
-        </w:rPr>
+        </w:rPr>
+      </w:pPr>
+    </w:p>
+    <w:p>
+      <w:pPr>
+        <w:rPr>
+          <w:b/>
+          <w:bCs/>
+        </w:rPr>
+      </w:pPr>
+      <w:r>
+        <w:rPr>
+          <w:b/>
+          <w:bCs/>
+        </w:rPr>
+        <w:lastRenderedPageBreak/>
         <w:t>Employee 3</w:t>
       </w:r>
     </w:p>
@@ -3003,15 +2355,8 @@
           <w:ilvl w:val="0"/>
           <w:numId w:val="35"/>
         </w:numPr>
-        <w:rPr>
-          <w:lang w:val="en-US"/>
-        </w:rPr>
-      </w:pPr>
-      <w:r>
-        <w:rPr>
-          <w:lang w:val="en-US"/>
-        </w:rPr>
-        <w:lastRenderedPageBreak/>
+      </w:pPr>
+      <w:r>
         <w:t>Employee ID: EMP003</w:t>
       </w:r>
     </w:p>
@@ -3021,14 +2366,8 @@
           <w:ilvl w:val="0"/>
           <w:numId w:val="35"/>
         </w:numPr>
-        <w:rPr>
-          <w:lang w:val="en-US"/>
-        </w:rPr>
-      </w:pPr>
-      <w:r>
-        <w:rPr>
-          <w:lang w:val="en-US"/>
-        </w:rPr>
+      </w:pPr>
+      <w:r>
         <w:t>Name: Charlie</w:t>
       </w:r>
     </w:p>
@@ -3038,14 +2377,8 @@
           <w:ilvl w:val="0"/>
           <w:numId w:val="35"/>
         </w:numPr>
-        <w:rPr>
-          <w:lang w:val="en-US"/>
-        </w:rPr>
-      </w:pPr>
-      <w:r>
-        <w:rPr>
-          <w:lang w:val="en-US"/>
-        </w:rPr>
+      </w:pPr>
+      <w:r>
         <w:t>Hourly Wage: 120.2</w:t>
       </w:r>
     </w:p>
@@ -3055,14 +2388,8 @@
           <w:ilvl w:val="0"/>
           <w:numId w:val="35"/>
         </w:numPr>
-        <w:rPr>
-          <w:lang w:val="en-US"/>
-        </w:rPr>
-      </w:pPr>
-      <w:r>
-        <w:rPr>
-          <w:lang w:val="en-US"/>
-        </w:rPr>
+      </w:pPr>
+      <w:r>
         <w:t>Start Date: 20/05/2021</w:t>
       </w:r>
     </w:p>
@@ -3072,14 +2399,8 @@
           <w:ilvl w:val="0"/>
           <w:numId w:val="35"/>
         </w:numPr>
-        <w:rPr>
-          <w:lang w:val="en-US"/>
-        </w:rPr>
-      </w:pPr>
-      <w:r>
-        <w:rPr>
-          <w:lang w:val="en-US"/>
-        </w:rPr>
+      </w:pPr>
+      <w:r>
         <w:t>Roles: HR Lead</w:t>
       </w:r>
     </w:p>
@@ -3089,14 +2410,8 @@
           <w:ilvl w:val="0"/>
           <w:numId w:val="35"/>
         </w:numPr>
-        <w:rPr>
-          <w:lang w:val="en-US"/>
-        </w:rPr>
-      </w:pPr>
-      <w:r>
-        <w:rPr>
-          <w:lang w:val="en-US"/>
-        </w:rPr>
+      </w:pPr>
+      <w:r>
         <w:t>Bank Account: Bank-Yahav (Acc: 072577, Branch: 625)</w:t>
       </w:r>
     </w:p>
@@ -3106,14 +2421,8 @@
           <w:ilvl w:val="0"/>
           <w:numId w:val="35"/>
         </w:numPr>
-        <w:rPr>
-          <w:lang w:val="en-US"/>
-        </w:rPr>
-      </w:pPr>
-      <w:r>
-        <w:rPr>
-          <w:lang w:val="en-US"/>
-        </w:rPr>
+      </w:pPr>
+      <w:r>
         <w:t>Contract: 6 hours/day, 12 days/month, 18 shifts/month, 120 hours/month</w:t>
       </w:r>
     </w:p>
@@ -3123,14 +2432,8 @@
           <w:ilvl w:val="0"/>
           <w:numId w:val="35"/>
         </w:numPr>
-        <w:rPr>
-          <w:lang w:val="en-US"/>
-        </w:rPr>
-      </w:pPr>
-      <w:r>
-        <w:rPr>
-          <w:lang w:val="en-US"/>
-        </w:rPr>
+      </w:pPr>
+      <w:r>
         <w:t>Availability:</w:t>
       </w:r>
     </w:p>
@@ -3140,14 +2443,8 @@
           <w:ilvl w:val="1"/>
           <w:numId w:val="35"/>
         </w:numPr>
-        <w:rPr>
-          <w:lang w:val="en-US"/>
-        </w:rPr>
-      </w:pPr>
-      <w:r>
-        <w:rPr>
-          <w:lang w:val="en-US"/>
-        </w:rPr>
+      </w:pPr>
+      <w:r>
         <w:t>Sunday: Day</w:t>
       </w:r>
     </w:p>
@@ -3157,14 +2454,8 @@
           <w:ilvl w:val="1"/>
           <w:numId w:val="35"/>
         </w:numPr>
-        <w:rPr>
-          <w:lang w:val="en-US"/>
-        </w:rPr>
-      </w:pPr>
-      <w:r>
-        <w:rPr>
-          <w:lang w:val="en-US"/>
-        </w:rPr>
+      </w:pPr>
+      <w:r>
         <w:t>Monday: Night</w:t>
       </w:r>
     </w:p>
@@ -3174,14 +2465,8 @@
           <w:ilvl w:val="1"/>
           <w:numId w:val="35"/>
         </w:numPr>
-        <w:rPr>
-          <w:lang w:val="en-US"/>
-        </w:rPr>
-      </w:pPr>
-      <w:r>
-        <w:rPr>
-          <w:lang w:val="en-US"/>
-        </w:rPr>
+      </w:pPr>
+      <w:r>
         <w:t>Tuesday: Day</w:t>
       </w:r>
     </w:p>
@@ -3191,14 +2476,8 @@
           <w:ilvl w:val="1"/>
           <w:numId w:val="35"/>
         </w:numPr>
-        <w:rPr>
-          <w:lang w:val="en-US"/>
-        </w:rPr>
-      </w:pPr>
-      <w:r>
-        <w:rPr>
-          <w:lang w:val="en-US"/>
-        </w:rPr>
+      </w:pPr>
+      <w:r>
         <w:t>Wednesday: Night</w:t>
       </w:r>
     </w:p>
@@ -3211,13 +2490,9 @@
         <w:rPr>
           <w:b/>
           <w:bCs/>
-          <w:lang w:val="en-US"/>
-        </w:rPr>
-      </w:pPr>
-      <w:r>
-        <w:rPr>
-          <w:lang w:val="en-US"/>
-        </w:rPr>
+        </w:rPr>
+      </w:pPr>
+      <w:r>
         <w:t>Thursday: Day</w:t>
       </w:r>
     </w:p>
@@ -3226,23 +2501,20 @@
         <w:rPr>
           <w:b/>
           <w:bCs/>
-          <w:lang w:val="en-US"/>
-        </w:rPr>
-      </w:pPr>
-    </w:p>
-    <w:p>
-      <w:pPr>
-        <w:rPr>
-          <w:b/>
-          <w:bCs/>
-          <w:lang w:val="en-US"/>
-        </w:rPr>
-      </w:pPr>
-      <w:r>
-        <w:rPr>
-          <w:b/>
-          <w:bCs/>
-          <w:lang w:val="en-US"/>
+        </w:rPr>
+      </w:pPr>
+    </w:p>
+    <w:p>
+      <w:pPr>
+        <w:rPr>
+          <w:b/>
+          <w:bCs/>
+        </w:rPr>
+      </w:pPr>
+      <w:r>
+        <w:rPr>
+          <w:b/>
+          <w:bCs/>
         </w:rPr>
         <w:t>Employee 4</w:t>
       </w:r>
@@ -3253,14 +2525,8 @@
           <w:ilvl w:val="0"/>
           <w:numId w:val="36"/>
         </w:numPr>
-        <w:rPr>
-          <w:lang w:val="en-US"/>
-        </w:rPr>
-      </w:pPr>
-      <w:r>
-        <w:rPr>
-          <w:lang w:val="en-US"/>
-        </w:rPr>
+      </w:pPr>
+      <w:r>
         <w:t>Employee ID: EMP004</w:t>
       </w:r>
     </w:p>
@@ -3270,14 +2536,8 @@
           <w:ilvl w:val="0"/>
           <w:numId w:val="36"/>
         </w:numPr>
-        <w:rPr>
-          <w:lang w:val="en-US"/>
-        </w:rPr>
-      </w:pPr>
-      <w:r>
-        <w:rPr>
-          <w:lang w:val="en-US"/>
-        </w:rPr>
+      </w:pPr>
+      <w:r>
         <w:t>Name: David</w:t>
       </w:r>
     </w:p>
@@ -3287,14 +2547,8 @@
           <w:ilvl w:val="0"/>
           <w:numId w:val="36"/>
         </w:numPr>
-        <w:rPr>
-          <w:lang w:val="en-US"/>
-        </w:rPr>
-      </w:pPr>
-      <w:r>
-        <w:rPr>
-          <w:lang w:val="en-US"/>
-        </w:rPr>
+      </w:pPr>
+      <w:r>
         <w:t>Hourly Wage: 35.0</w:t>
       </w:r>
     </w:p>
@@ -3304,14 +2558,8 @@
           <w:ilvl w:val="0"/>
           <w:numId w:val="36"/>
         </w:numPr>
-        <w:rPr>
-          <w:lang w:val="en-US"/>
-        </w:rPr>
-      </w:pPr>
-      <w:r>
-        <w:rPr>
-          <w:lang w:val="en-US"/>
-        </w:rPr>
+      </w:pPr>
+      <w:r>
         <w:t>Start Date: 01/06/2023</w:t>
       </w:r>
     </w:p>
@@ -3321,14 +2569,8 @@
           <w:ilvl w:val="0"/>
           <w:numId w:val="36"/>
         </w:numPr>
-        <w:rPr>
-          <w:lang w:val="en-US"/>
-        </w:rPr>
-      </w:pPr>
-      <w:r>
-        <w:rPr>
-          <w:lang w:val="en-US"/>
-        </w:rPr>
+      </w:pPr>
+      <w:r>
         <w:t>Roles: Stocker</w:t>
       </w:r>
     </w:p>
@@ -3338,14 +2580,8 @@
           <w:ilvl w:val="0"/>
           <w:numId w:val="36"/>
         </w:numPr>
-        <w:rPr>
-          <w:lang w:val="en-US"/>
-        </w:rPr>
-      </w:pPr>
-      <w:r>
-        <w:rPr>
-          <w:lang w:val="en-US"/>
-        </w:rPr>
+      </w:pPr>
+      <w:r>
         <w:t>Bank Account: Bank-Hapoalim (Acc: 072589, Branch: 311)</w:t>
       </w:r>
     </w:p>
@@ -3355,14 +2591,8 @@
           <w:ilvl w:val="0"/>
           <w:numId w:val="36"/>
         </w:numPr>
-        <w:rPr>
-          <w:lang w:val="en-US"/>
-        </w:rPr>
-      </w:pPr>
-      <w:r>
-        <w:rPr>
-          <w:lang w:val="en-US"/>
-        </w:rPr>
+      </w:pPr>
+      <w:r>
         <w:t>Contract: 5 hours/day, 10 days/month, 14 shifts/month, 80 hours/month</w:t>
       </w:r>
     </w:p>
@@ -3372,14 +2602,8 @@
           <w:ilvl w:val="0"/>
           <w:numId w:val="36"/>
         </w:numPr>
-        <w:rPr>
-          <w:lang w:val="en-US"/>
-        </w:rPr>
-      </w:pPr>
-      <w:r>
-        <w:rPr>
-          <w:lang w:val="en-US"/>
-        </w:rPr>
+      </w:pPr>
+      <w:r>
         <w:t>Availability:</w:t>
       </w:r>
     </w:p>
@@ -3389,14 +2613,8 @@
           <w:ilvl w:val="1"/>
           <w:numId w:val="36"/>
         </w:numPr>
-        <w:rPr>
-          <w:lang w:val="en-US"/>
-        </w:rPr>
-      </w:pPr>
-      <w:r>
-        <w:rPr>
-          <w:lang w:val="en-US"/>
-        </w:rPr>
+      </w:pPr>
+      <w:r>
         <w:t>Sunday: Day</w:t>
       </w:r>
     </w:p>
@@ -3406,14 +2624,8 @@
           <w:ilvl w:val="1"/>
           <w:numId w:val="36"/>
         </w:numPr>
-        <w:rPr>
-          <w:lang w:val="en-US"/>
-        </w:rPr>
-      </w:pPr>
-      <w:r>
-        <w:rPr>
-          <w:lang w:val="en-US"/>
-        </w:rPr>
+      </w:pPr>
+      <w:r>
         <w:t>Monday: Day</w:t>
       </w:r>
     </w:p>
@@ -3423,14 +2635,9 @@
           <w:ilvl w:val="1"/>
           <w:numId w:val="36"/>
         </w:numPr>
-        <w:rPr>
-          <w:lang w:val="en-US"/>
-        </w:rPr>
-      </w:pPr>
-      <w:r>
-        <w:rPr>
-          <w:lang w:val="en-US"/>
-        </w:rPr>
+      </w:pPr>
+      <w:r>
+        <w:lastRenderedPageBreak/>
         <w:t>Tuesday: Day</w:t>
       </w:r>
     </w:p>
@@ -3440,14 +2647,8 @@
           <w:ilvl w:val="1"/>
           <w:numId w:val="36"/>
         </w:numPr>
-        <w:rPr>
-          <w:lang w:val="en-US"/>
-        </w:rPr>
-      </w:pPr>
-      <w:r>
-        <w:rPr>
-          <w:lang w:val="en-US"/>
-        </w:rPr>
+      </w:pPr>
+      <w:r>
         <w:t>Wednesday: Day</w:t>
       </w:r>
     </w:p>
@@ -3460,14 +2661,9 @@
         <w:rPr>
           <w:b/>
           <w:bCs/>
-          <w:lang w:val="en-US"/>
-        </w:rPr>
-      </w:pPr>
-      <w:r>
-        <w:rPr>
-          <w:lang w:val="en-US"/>
-        </w:rPr>
-        <w:lastRenderedPageBreak/>
+        </w:rPr>
+      </w:pPr>
+      <w:r>
         <w:t>Thursday: Night</w:t>
       </w:r>
     </w:p>
@@ -3476,23 +2672,20 @@
         <w:rPr>
           <w:b/>
           <w:bCs/>
-          <w:lang w:val="en-US"/>
-        </w:rPr>
-      </w:pPr>
-    </w:p>
-    <w:p>
-      <w:pPr>
-        <w:rPr>
-          <w:b/>
-          <w:bCs/>
-          <w:lang w:val="en-US"/>
-        </w:rPr>
-      </w:pPr>
-      <w:r>
-        <w:rPr>
-          <w:b/>
-          <w:bCs/>
-          <w:lang w:val="en-US"/>
+        </w:rPr>
+      </w:pPr>
+    </w:p>
+    <w:p>
+      <w:pPr>
+        <w:rPr>
+          <w:b/>
+          <w:bCs/>
+        </w:rPr>
+      </w:pPr>
+      <w:r>
+        <w:rPr>
+          <w:b/>
+          <w:bCs/>
         </w:rPr>
         <w:t>Employee 5</w:t>
       </w:r>
@@ -3503,14 +2696,8 @@
           <w:ilvl w:val="0"/>
           <w:numId w:val="37"/>
         </w:numPr>
-        <w:rPr>
-          <w:lang w:val="en-US"/>
-        </w:rPr>
-      </w:pPr>
-      <w:r>
-        <w:rPr>
-          <w:lang w:val="en-US"/>
-        </w:rPr>
+      </w:pPr>
+      <w:r>
         <w:t>Employee ID: EMP005</w:t>
       </w:r>
     </w:p>
@@ -3520,14 +2707,8 @@
           <w:ilvl w:val="0"/>
           <w:numId w:val="37"/>
         </w:numPr>
-        <w:rPr>
-          <w:lang w:val="en-US"/>
-        </w:rPr>
-      </w:pPr>
-      <w:r>
-        <w:rPr>
-          <w:lang w:val="en-US"/>
-        </w:rPr>
+      </w:pPr>
+      <w:r>
         <w:t>Name: Eve</w:t>
       </w:r>
     </w:p>
@@ -3537,14 +2718,8 @@
           <w:ilvl w:val="0"/>
           <w:numId w:val="37"/>
         </w:numPr>
-        <w:rPr>
-          <w:lang w:val="en-US"/>
-        </w:rPr>
-      </w:pPr>
-      <w:r>
-        <w:rPr>
-          <w:lang w:val="en-US"/>
-        </w:rPr>
+      </w:pPr>
+      <w:r>
         <w:t>Hourly Wage: 33.5</w:t>
       </w:r>
     </w:p>
@@ -3554,14 +2729,8 @@
           <w:ilvl w:val="0"/>
           <w:numId w:val="37"/>
         </w:numPr>
-        <w:rPr>
-          <w:lang w:val="en-US"/>
-        </w:rPr>
-      </w:pPr>
-      <w:r>
-        <w:rPr>
-          <w:lang w:val="en-US"/>
-        </w:rPr>
+      </w:pPr>
+      <w:r>
         <w:t>Start Date: 15/07/2023</w:t>
       </w:r>
     </w:p>
@@ -3571,14 +2740,8 @@
           <w:ilvl w:val="0"/>
           <w:numId w:val="37"/>
         </w:numPr>
-        <w:rPr>
-          <w:lang w:val="en-US"/>
-        </w:rPr>
-      </w:pPr>
-      <w:r>
-        <w:rPr>
-          <w:lang w:val="en-US"/>
-        </w:rPr>
+      </w:pPr>
+      <w:r>
         <w:t>Roles: Stocker, Cleaner</w:t>
       </w:r>
     </w:p>
@@ -3588,14 +2751,8 @@
           <w:ilvl w:val="0"/>
           <w:numId w:val="37"/>
         </w:numPr>
-        <w:rPr>
-          <w:lang w:val="en-US"/>
-        </w:rPr>
-      </w:pPr>
-      <w:r>
-        <w:rPr>
-          <w:lang w:val="en-US"/>
-        </w:rPr>
+      </w:pPr>
+      <w:r>
         <w:t>Bank Account: Discount (Acc: 072111, Branch: 321)</w:t>
       </w:r>
     </w:p>
@@ -3605,14 +2762,8 @@
           <w:ilvl w:val="0"/>
           <w:numId w:val="37"/>
         </w:numPr>
-        <w:rPr>
-          <w:lang w:val="en-US"/>
-        </w:rPr>
-      </w:pPr>
-      <w:r>
-        <w:rPr>
-          <w:lang w:val="en-US"/>
-        </w:rPr>
+      </w:pPr>
+      <w:r>
         <w:t>Contract: 6 hours/day, 12 days/month, 18 shifts/month, 120 hours/month</w:t>
       </w:r>
     </w:p>
@@ -3622,14 +2773,8 @@
           <w:ilvl w:val="0"/>
           <w:numId w:val="37"/>
         </w:numPr>
-        <w:rPr>
-          <w:lang w:val="en-US"/>
-        </w:rPr>
-      </w:pPr>
-      <w:r>
-        <w:rPr>
-          <w:lang w:val="en-US"/>
-        </w:rPr>
+      </w:pPr>
+      <w:r>
         <w:t>Availability:</w:t>
       </w:r>
     </w:p>
@@ -3639,14 +2784,8 @@
           <w:ilvl w:val="1"/>
           <w:numId w:val="37"/>
         </w:numPr>
-        <w:rPr>
-          <w:lang w:val="en-US"/>
-        </w:rPr>
-      </w:pPr>
-      <w:r>
-        <w:rPr>
-          <w:lang w:val="en-US"/>
-        </w:rPr>
+      </w:pPr>
+      <w:r>
         <w:t>Sunday: Both</w:t>
       </w:r>
     </w:p>
@@ -3656,14 +2795,8 @@
           <w:ilvl w:val="1"/>
           <w:numId w:val="37"/>
         </w:numPr>
-        <w:rPr>
-          <w:lang w:val="en-US"/>
-        </w:rPr>
-      </w:pPr>
-      <w:r>
-        <w:rPr>
-          <w:lang w:val="en-US"/>
-        </w:rPr>
+      </w:pPr>
+      <w:r>
         <w:t>Monday: Both</w:t>
       </w:r>
     </w:p>
@@ -3673,14 +2806,8 @@
           <w:ilvl w:val="1"/>
           <w:numId w:val="37"/>
         </w:numPr>
-        <w:rPr>
-          <w:lang w:val="en-US"/>
-        </w:rPr>
-      </w:pPr>
-      <w:r>
-        <w:rPr>
-          <w:lang w:val="en-US"/>
-        </w:rPr>
+      </w:pPr>
+      <w:r>
         <w:t>Tuesday: Both</w:t>
       </w:r>
     </w:p>
@@ -3690,14 +2817,8 @@
           <w:ilvl w:val="1"/>
           <w:numId w:val="37"/>
         </w:numPr>
-        <w:rPr>
-          <w:lang w:val="en-US"/>
-        </w:rPr>
-      </w:pPr>
-      <w:r>
-        <w:rPr>
-          <w:lang w:val="en-US"/>
-        </w:rPr>
+      </w:pPr>
+      <w:r>
         <w:t>Wednesday: Both</w:t>
       </w:r>
     </w:p>
@@ -3710,13 +2831,9 @@
         <w:rPr>
           <w:b/>
           <w:bCs/>
-          <w:lang w:val="en-US"/>
-        </w:rPr>
-      </w:pPr>
-      <w:r>
-        <w:rPr>
-          <w:lang w:val="en-US"/>
-        </w:rPr>
+        </w:rPr>
+      </w:pPr>
+      <w:r>
         <w:t>Thursday: Both</w:t>
       </w:r>
     </w:p>
@@ -3725,23 +2842,20 @@
         <w:rPr>
           <w:b/>
           <w:bCs/>
-          <w:lang w:val="en-US"/>
-        </w:rPr>
-      </w:pPr>
-    </w:p>
-    <w:p>
-      <w:pPr>
-        <w:rPr>
-          <w:b/>
-          <w:bCs/>
-          <w:lang w:val="en-US"/>
-        </w:rPr>
-      </w:pPr>
-      <w:r>
-        <w:rPr>
-          <w:b/>
-          <w:bCs/>
-          <w:lang w:val="en-US"/>
+        </w:rPr>
+      </w:pPr>
+    </w:p>
+    <w:p>
+      <w:pPr>
+        <w:rPr>
+          <w:b/>
+          <w:bCs/>
+        </w:rPr>
+      </w:pPr>
+      <w:r>
+        <w:rPr>
+          <w:b/>
+          <w:bCs/>
         </w:rPr>
         <w:t>Employee 6</w:t>
       </w:r>
@@ -3752,14 +2866,8 @@
           <w:ilvl w:val="0"/>
           <w:numId w:val="38"/>
         </w:numPr>
-        <w:rPr>
-          <w:lang w:val="en-US"/>
-        </w:rPr>
-      </w:pPr>
-      <w:r>
-        <w:rPr>
-          <w:lang w:val="en-US"/>
-        </w:rPr>
+      </w:pPr>
+      <w:r>
         <w:t>Employee ID: EMP006</w:t>
       </w:r>
     </w:p>
@@ -3769,14 +2877,8 @@
           <w:ilvl w:val="0"/>
           <w:numId w:val="38"/>
         </w:numPr>
-        <w:rPr>
-          <w:lang w:val="en-US"/>
-        </w:rPr>
-      </w:pPr>
-      <w:r>
-        <w:rPr>
-          <w:lang w:val="en-US"/>
-        </w:rPr>
+      </w:pPr>
+      <w:r>
         <w:t>Name: Inna</w:t>
       </w:r>
     </w:p>
@@ -3786,14 +2888,8 @@
           <w:ilvl w:val="0"/>
           <w:numId w:val="38"/>
         </w:numPr>
-        <w:rPr>
-          <w:lang w:val="en-US"/>
-        </w:rPr>
-      </w:pPr>
-      <w:r>
-        <w:rPr>
-          <w:lang w:val="en-US"/>
-        </w:rPr>
+      </w:pPr>
+      <w:r>
         <w:t>Hourly Wage: 33.0</w:t>
       </w:r>
     </w:p>
@@ -3803,14 +2899,8 @@
           <w:ilvl w:val="0"/>
           <w:numId w:val="38"/>
         </w:numPr>
-        <w:rPr>
-          <w:lang w:val="en-US"/>
-        </w:rPr>
-      </w:pPr>
-      <w:r>
-        <w:rPr>
-          <w:lang w:val="en-US"/>
-        </w:rPr>
+      </w:pPr>
+      <w:r>
         <w:t>Start Date: 10/07/2024</w:t>
       </w:r>
     </w:p>
@@ -3820,14 +2910,8 @@
           <w:ilvl w:val="0"/>
           <w:numId w:val="38"/>
         </w:numPr>
-        <w:rPr>
-          <w:lang w:val="en-US"/>
-        </w:rPr>
-      </w:pPr>
-      <w:r>
-        <w:rPr>
-          <w:lang w:val="en-US"/>
-        </w:rPr>
+      </w:pPr>
+      <w:r>
         <w:t>Roles: Stocker, Security</w:t>
       </w:r>
     </w:p>
@@ -3837,14 +2921,8 @@
           <w:ilvl w:val="0"/>
           <w:numId w:val="38"/>
         </w:numPr>
-        <w:rPr>
-          <w:lang w:val="en-US"/>
-        </w:rPr>
-      </w:pPr>
-      <w:r>
-        <w:rPr>
-          <w:lang w:val="en-US"/>
-        </w:rPr>
+      </w:pPr>
+      <w:r>
         <w:t>Bank Account: Bank-Yahav (Acc: 0725431, Branch: 972)</w:t>
       </w:r>
     </w:p>
@@ -3854,14 +2932,9 @@
           <w:ilvl w:val="0"/>
           <w:numId w:val="38"/>
         </w:numPr>
-        <w:rPr>
-          <w:lang w:val="en-US"/>
-        </w:rPr>
-      </w:pPr>
-      <w:r>
-        <w:rPr>
-          <w:lang w:val="en-US"/>
-        </w:rPr>
+      </w:pPr>
+      <w:r>
+        <w:lastRenderedPageBreak/>
         <w:t>Contract: 6 hours/day, 12 days/month, 18 shifts/month, 120 hours/month</w:t>
       </w:r>
     </w:p>
@@ -3871,14 +2944,8 @@
           <w:ilvl w:val="0"/>
           <w:numId w:val="38"/>
         </w:numPr>
-        <w:rPr>
-          <w:lang w:val="en-US"/>
-        </w:rPr>
-      </w:pPr>
-      <w:r>
-        <w:rPr>
-          <w:lang w:val="en-US"/>
-        </w:rPr>
+      </w:pPr>
+      <w:r>
         <w:t>Availability:</w:t>
       </w:r>
     </w:p>
@@ -3888,14 +2955,8 @@
           <w:ilvl w:val="1"/>
           <w:numId w:val="38"/>
         </w:numPr>
-        <w:rPr>
-          <w:lang w:val="en-US"/>
-        </w:rPr>
-      </w:pPr>
-      <w:r>
-        <w:rPr>
-          <w:lang w:val="en-US"/>
-        </w:rPr>
+      </w:pPr>
+      <w:r>
         <w:t>Sunday: Both</w:t>
       </w:r>
     </w:p>
@@ -3905,15 +2966,8 @@
           <w:ilvl w:val="1"/>
           <w:numId w:val="38"/>
         </w:numPr>
-        <w:rPr>
-          <w:lang w:val="en-US"/>
-        </w:rPr>
-      </w:pPr>
-      <w:r>
-        <w:rPr>
-          <w:lang w:val="en-US"/>
-        </w:rPr>
-        <w:lastRenderedPageBreak/>
+      </w:pPr>
+      <w:r>
         <w:t>Monday: Both</w:t>
       </w:r>
     </w:p>
@@ -3923,14 +2977,8 @@
           <w:ilvl w:val="1"/>
           <w:numId w:val="38"/>
         </w:numPr>
-        <w:rPr>
-          <w:lang w:val="en-US"/>
-        </w:rPr>
-      </w:pPr>
-      <w:r>
-        <w:rPr>
-          <w:lang w:val="en-US"/>
-        </w:rPr>
+      </w:pPr>
+      <w:r>
         <w:t>Tuesday: Both</w:t>
       </w:r>
     </w:p>
@@ -3940,14 +2988,8 @@
           <w:ilvl w:val="1"/>
           <w:numId w:val="38"/>
         </w:numPr>
-        <w:rPr>
-          <w:lang w:val="en-US"/>
-        </w:rPr>
-      </w:pPr>
-      <w:r>
-        <w:rPr>
-          <w:lang w:val="en-US"/>
-        </w:rPr>
+      </w:pPr>
+      <w:r>
         <w:t>Wednesday: Both</w:t>
       </w:r>
     </w:p>
@@ -3960,13 +3002,9 @@
         <w:rPr>
           <w:b/>
           <w:bCs/>
-          <w:lang w:val="en-US"/>
-        </w:rPr>
-      </w:pPr>
-      <w:r>
-        <w:rPr>
-          <w:lang w:val="en-US"/>
-        </w:rPr>
+        </w:rPr>
+      </w:pPr>
+      <w:r>
         <w:t>Thursday: Both</w:t>
       </w:r>
     </w:p>
@@ -3975,50 +3013,44 @@
         <w:rPr>
           <w:b/>
           <w:bCs/>
-          <w:lang w:val="en-US"/>
-        </w:rPr>
-      </w:pPr>
-    </w:p>
-    <w:p>
-      <w:pPr>
-        <w:rPr>
-          <w:b/>
-          <w:bCs/>
-          <w:lang w:val="en-US"/>
-        </w:rPr>
-      </w:pPr>
-    </w:p>
-    <w:p>
-      <w:pPr>
-        <w:rPr>
-          <w:b/>
-          <w:bCs/>
-          <w:lang w:val="en-US"/>
-        </w:rPr>
-      </w:pPr>
-    </w:p>
-    <w:p>
-      <w:pPr>
-        <w:rPr>
-          <w:b/>
-          <w:bCs/>
-          <w:lang w:val="en-US"/>
-        </w:rPr>
-      </w:pPr>
-    </w:p>
-    <w:p>
-      <w:pPr>
-        <w:rPr>
-          <w:b/>
-          <w:bCs/>
-          <w:lang w:val="en-US"/>
-        </w:rPr>
-      </w:pPr>
-      <w:r>
-        <w:rPr>
-          <w:b/>
-          <w:bCs/>
-          <w:lang w:val="en-US"/>
+        </w:rPr>
+      </w:pPr>
+    </w:p>
+    <w:p>
+      <w:pPr>
+        <w:rPr>
+          <w:b/>
+          <w:bCs/>
+        </w:rPr>
+      </w:pPr>
+    </w:p>
+    <w:p>
+      <w:pPr>
+        <w:rPr>
+          <w:b/>
+          <w:bCs/>
+        </w:rPr>
+      </w:pPr>
+    </w:p>
+    <w:p>
+      <w:pPr>
+        <w:rPr>
+          <w:b/>
+          <w:bCs/>
+        </w:rPr>
+      </w:pPr>
+    </w:p>
+    <w:p>
+      <w:pPr>
+        <w:rPr>
+          <w:b/>
+          <w:bCs/>
+        </w:rPr>
+      </w:pPr>
+      <w:r>
+        <w:rPr>
+          <w:b/>
+          <w:bCs/>
         </w:rPr>
         <w:t>Employee 7</w:t>
       </w:r>
@@ -4029,14 +3061,8 @@
           <w:ilvl w:val="0"/>
           <w:numId w:val="39"/>
         </w:numPr>
-        <w:rPr>
-          <w:lang w:val="en-US"/>
-        </w:rPr>
-      </w:pPr>
-      <w:r>
-        <w:rPr>
-          <w:lang w:val="en-US"/>
-        </w:rPr>
+      </w:pPr>
+      <w:r>
         <w:t>Employee ID: EMP007</w:t>
       </w:r>
     </w:p>
@@ -4046,14 +3072,8 @@
           <w:ilvl w:val="0"/>
           <w:numId w:val="39"/>
         </w:numPr>
-        <w:rPr>
-          <w:lang w:val="en-US"/>
-        </w:rPr>
-      </w:pPr>
-      <w:r>
-        <w:rPr>
-          <w:lang w:val="en-US"/>
-        </w:rPr>
+      </w:pPr>
+      <w:r>
         <w:t>Name: John</w:t>
       </w:r>
     </w:p>
@@ -4063,14 +3083,8 @@
           <w:ilvl w:val="0"/>
           <w:numId w:val="39"/>
         </w:numPr>
-        <w:rPr>
-          <w:lang w:val="en-US"/>
-        </w:rPr>
-      </w:pPr>
-      <w:r>
-        <w:rPr>
-          <w:lang w:val="en-US"/>
-        </w:rPr>
+      </w:pPr>
+      <w:r>
         <w:t>Hourly Wage: 33.0</w:t>
       </w:r>
     </w:p>
@@ -4080,14 +3094,8 @@
           <w:ilvl w:val="0"/>
           <w:numId w:val="39"/>
         </w:numPr>
-        <w:rPr>
-          <w:lang w:val="en-US"/>
-        </w:rPr>
-      </w:pPr>
-      <w:r>
-        <w:rPr>
-          <w:lang w:val="en-US"/>
-        </w:rPr>
+      </w:pPr>
+      <w:r>
         <w:t>Start Date: 10/07/2024</w:t>
       </w:r>
     </w:p>
@@ -4097,14 +3105,8 @@
           <w:ilvl w:val="0"/>
           <w:numId w:val="39"/>
         </w:numPr>
-        <w:rPr>
-          <w:lang w:val="en-US"/>
-        </w:rPr>
-      </w:pPr>
-      <w:r>
-        <w:rPr>
-          <w:lang w:val="en-US"/>
-        </w:rPr>
+      </w:pPr>
+      <w:r>
         <w:t>Roles: Driver</w:t>
       </w:r>
     </w:p>
@@ -4114,14 +3116,8 @@
           <w:ilvl w:val="0"/>
           <w:numId w:val="39"/>
         </w:numPr>
-        <w:rPr>
-          <w:lang w:val="en-US"/>
-        </w:rPr>
-      </w:pPr>
-      <w:r>
-        <w:rPr>
-          <w:lang w:val="en-US"/>
-        </w:rPr>
+      </w:pPr>
+      <w:r>
         <w:t>Bank Account: Bank-Yahav (Acc: 0725431, Branch: 972)</w:t>
       </w:r>
     </w:p>
@@ -4131,14 +3127,8 @@
           <w:ilvl w:val="0"/>
           <w:numId w:val="39"/>
         </w:numPr>
-        <w:rPr>
-          <w:lang w:val="en-US"/>
-        </w:rPr>
-      </w:pPr>
-      <w:r>
-        <w:rPr>
-          <w:lang w:val="en-US"/>
-        </w:rPr>
+      </w:pPr>
+      <w:r>
         <w:t>Contract: 6 hours/day, 12 days/month, 18 shifts/month, 120 hours/month</w:t>
       </w:r>
     </w:p>
@@ -4148,14 +3138,8 @@
           <w:ilvl w:val="0"/>
           <w:numId w:val="39"/>
         </w:numPr>
-        <w:rPr>
-          <w:lang w:val="en-US"/>
-        </w:rPr>
-      </w:pPr>
-      <w:r>
-        <w:rPr>
-          <w:lang w:val="en-US"/>
-        </w:rPr>
+      </w:pPr>
+      <w:r>
         <w:t>Availability:</w:t>
       </w:r>
     </w:p>
@@ -4165,14 +3149,8 @@
           <w:ilvl w:val="1"/>
           <w:numId w:val="39"/>
         </w:numPr>
-        <w:rPr>
-          <w:lang w:val="en-US"/>
-        </w:rPr>
-      </w:pPr>
-      <w:r>
-        <w:rPr>
-          <w:lang w:val="en-US"/>
-        </w:rPr>
+      </w:pPr>
+      <w:r>
         <w:t>Sunday: Both</w:t>
       </w:r>
     </w:p>
@@ -4182,14 +3160,8 @@
           <w:ilvl w:val="1"/>
           <w:numId w:val="39"/>
         </w:numPr>
-        <w:rPr>
-          <w:lang w:val="en-US"/>
-        </w:rPr>
-      </w:pPr>
-      <w:r>
-        <w:rPr>
-          <w:lang w:val="en-US"/>
-        </w:rPr>
+      </w:pPr>
+      <w:r>
         <w:t>Monday: Both</w:t>
       </w:r>
     </w:p>
@@ -4199,14 +3171,8 @@
           <w:ilvl w:val="1"/>
           <w:numId w:val="39"/>
         </w:numPr>
-        <w:rPr>
-          <w:lang w:val="en-US"/>
-        </w:rPr>
-      </w:pPr>
-      <w:r>
-        <w:rPr>
-          <w:lang w:val="en-US"/>
-        </w:rPr>
+      </w:pPr>
+      <w:r>
         <w:t>Tuesday: Both</w:t>
       </w:r>
     </w:p>
@@ -4216,14 +3182,8 @@
           <w:ilvl w:val="1"/>
           <w:numId w:val="39"/>
         </w:numPr>
-        <w:rPr>
-          <w:lang w:val="en-US"/>
-        </w:rPr>
-      </w:pPr>
-      <w:r>
-        <w:rPr>
-          <w:lang w:val="en-US"/>
-        </w:rPr>
+      </w:pPr>
+      <w:r>
         <w:t>Wednesday: Both</w:t>
       </w:r>
     </w:p>
@@ -4233,14 +3193,8 @@
           <w:ilvl w:val="1"/>
           <w:numId w:val="39"/>
         </w:numPr>
-        <w:rPr>
-          <w:lang w:val="en-US"/>
-        </w:rPr>
-      </w:pPr>
-      <w:r>
-        <w:rPr>
-          <w:lang w:val="en-US"/>
-        </w:rPr>
+      </w:pPr>
+      <w:r>
         <w:t>Thursday: Both</w:t>
       </w:r>
     </w:p>
@@ -4249,24 +3203,22 @@
         <w:rPr>
           <w:b/>
           <w:bCs/>
-          <w:lang w:val="en-US"/>
-        </w:rPr>
-      </w:pPr>
-    </w:p>
-    <w:p>
-      <w:pPr>
-        <w:rPr>
-          <w:b/>
-          <w:bCs/>
-          <w:lang w:val="en-US"/>
-        </w:rPr>
-      </w:pPr>
-      <w:r>
-        <w:rPr>
-          <w:b/>
-          <w:bCs/>
-          <w:lang w:val="en-US"/>
-        </w:rPr>
+        </w:rPr>
+      </w:pPr>
+    </w:p>
+    <w:p>
+      <w:pPr>
+        <w:rPr>
+          <w:b/>
+          <w:bCs/>
+        </w:rPr>
+      </w:pPr>
+      <w:r>
+        <w:rPr>
+          <w:b/>
+          <w:bCs/>
+        </w:rPr>
+        <w:lastRenderedPageBreak/>
         <w:t>Employee 8</w:t>
       </w:r>
     </w:p>
@@ -4276,14 +3228,8 @@
           <w:ilvl w:val="0"/>
           <w:numId w:val="40"/>
         </w:numPr>
-        <w:rPr>
-          <w:lang w:val="en-US"/>
-        </w:rPr>
-      </w:pPr>
-      <w:r>
-        <w:rPr>
-          <w:lang w:val="en-US"/>
-        </w:rPr>
+      </w:pPr>
+      <w:r>
         <w:t>Employee ID: EMP008</w:t>
       </w:r>
     </w:p>
@@ -4293,14 +3239,8 @@
           <w:ilvl w:val="0"/>
           <w:numId w:val="40"/>
         </w:numPr>
-        <w:rPr>
-          <w:lang w:val="en-US"/>
-        </w:rPr>
-      </w:pPr>
-      <w:r>
-        <w:rPr>
-          <w:lang w:val="en-US"/>
-        </w:rPr>
+      </w:pPr>
+      <w:r>
         <w:t>Name: Sam</w:t>
       </w:r>
     </w:p>
@@ -4310,14 +3250,8 @@
           <w:ilvl w:val="0"/>
           <w:numId w:val="40"/>
         </w:numPr>
-        <w:rPr>
-          <w:lang w:val="en-US"/>
-        </w:rPr>
-      </w:pPr>
-      <w:r>
-        <w:rPr>
-          <w:lang w:val="en-US"/>
-        </w:rPr>
+      </w:pPr>
+      <w:r>
         <w:t>Hourly Wage: 33.0</w:t>
       </w:r>
     </w:p>
@@ -4327,15 +3261,8 @@
           <w:ilvl w:val="0"/>
           <w:numId w:val="40"/>
         </w:numPr>
-        <w:rPr>
-          <w:lang w:val="en-US"/>
-        </w:rPr>
-      </w:pPr>
-      <w:r>
-        <w:rPr>
-          <w:lang w:val="en-US"/>
-        </w:rPr>
-        <w:lastRenderedPageBreak/>
+      </w:pPr>
+      <w:r>
         <w:t>Start Date: 10/07/2024</w:t>
       </w:r>
     </w:p>
@@ -4345,14 +3272,8 @@
           <w:ilvl w:val="0"/>
           <w:numId w:val="40"/>
         </w:numPr>
-        <w:rPr>
-          <w:lang w:val="en-US"/>
-        </w:rPr>
-      </w:pPr>
-      <w:r>
-        <w:rPr>
-          <w:lang w:val="en-US"/>
-        </w:rPr>
+      </w:pPr>
+      <w:r>
         <w:t>Roles: Driver</w:t>
       </w:r>
     </w:p>
@@ -4362,14 +3283,8 @@
           <w:ilvl w:val="0"/>
           <w:numId w:val="40"/>
         </w:numPr>
-        <w:rPr>
-          <w:lang w:val="en-US"/>
-        </w:rPr>
-      </w:pPr>
-      <w:r>
-        <w:rPr>
-          <w:lang w:val="en-US"/>
-        </w:rPr>
+      </w:pPr>
+      <w:r>
         <w:t>Bank Account: Bank-Yahav (Acc: 0725431, Branch: 972)</w:t>
       </w:r>
     </w:p>
@@ -4379,14 +3294,8 @@
           <w:ilvl w:val="0"/>
           <w:numId w:val="40"/>
         </w:numPr>
-        <w:rPr>
-          <w:lang w:val="en-US"/>
-        </w:rPr>
-      </w:pPr>
-      <w:r>
-        <w:rPr>
-          <w:lang w:val="en-US"/>
-        </w:rPr>
+      </w:pPr>
+      <w:r>
         <w:t>Contract: 6 hours/day, 12 days/month, 18 shifts/month, 120 hours/month</w:t>
       </w:r>
     </w:p>
@@ -4396,14 +3305,8 @@
           <w:ilvl w:val="0"/>
           <w:numId w:val="40"/>
         </w:numPr>
-        <w:rPr>
-          <w:lang w:val="en-US"/>
-        </w:rPr>
-      </w:pPr>
-      <w:r>
-        <w:rPr>
-          <w:lang w:val="en-US"/>
-        </w:rPr>
+      </w:pPr>
+      <w:r>
         <w:t>Availability:</w:t>
       </w:r>
     </w:p>
@@ -4413,14 +3316,8 @@
           <w:ilvl w:val="1"/>
           <w:numId w:val="40"/>
         </w:numPr>
-        <w:rPr>
-          <w:lang w:val="en-US"/>
-        </w:rPr>
-      </w:pPr>
-      <w:r>
-        <w:rPr>
-          <w:lang w:val="en-US"/>
-        </w:rPr>
+      </w:pPr>
+      <w:r>
         <w:t>Sunday: Both</w:t>
       </w:r>
     </w:p>
@@ -4430,14 +3327,8 @@
           <w:ilvl w:val="1"/>
           <w:numId w:val="40"/>
         </w:numPr>
-        <w:rPr>
-          <w:lang w:val="en-US"/>
-        </w:rPr>
-      </w:pPr>
-      <w:r>
-        <w:rPr>
-          <w:lang w:val="en-US"/>
-        </w:rPr>
+      </w:pPr>
+      <w:r>
         <w:t>Monday: Both</w:t>
       </w:r>
     </w:p>
@@ -4447,14 +3338,8 @@
           <w:ilvl w:val="1"/>
           <w:numId w:val="40"/>
         </w:numPr>
-        <w:rPr>
-          <w:lang w:val="en-US"/>
-        </w:rPr>
-      </w:pPr>
-      <w:r>
-        <w:rPr>
-          <w:lang w:val="en-US"/>
-        </w:rPr>
+      </w:pPr>
+      <w:r>
         <w:t>Tuesday: Both</w:t>
       </w:r>
     </w:p>
@@ -4464,14 +3349,8 @@
           <w:ilvl w:val="1"/>
           <w:numId w:val="40"/>
         </w:numPr>
-        <w:rPr>
-          <w:lang w:val="en-US"/>
-        </w:rPr>
-      </w:pPr>
-      <w:r>
-        <w:rPr>
-          <w:lang w:val="en-US"/>
-        </w:rPr>
+      </w:pPr>
+      <w:r>
         <w:t>Wednesday: Both</w:t>
       </w:r>
     </w:p>
@@ -4481,14 +3360,8 @@
           <w:ilvl w:val="1"/>
           <w:numId w:val="40"/>
         </w:numPr>
-        <w:rPr>
-          <w:lang w:val="en-US"/>
-        </w:rPr>
-      </w:pPr>
-      <w:r>
-        <w:rPr>
-          <w:lang w:val="en-US"/>
-        </w:rPr>
+      </w:pPr>
+      <w:r>
         <w:t>Thursday: Both</w:t>
       </w:r>
     </w:p>
@@ -4497,23 +3370,20 @@
         <w:rPr>
           <w:b/>
           <w:bCs/>
-          <w:lang w:val="en-US"/>
-        </w:rPr>
-      </w:pPr>
-    </w:p>
-    <w:p>
-      <w:pPr>
-        <w:rPr>
-          <w:b/>
-          <w:bCs/>
-          <w:lang w:val="en-US"/>
-        </w:rPr>
-      </w:pPr>
-      <w:r>
-        <w:rPr>
-          <w:b/>
-          <w:bCs/>
-          <w:lang w:val="en-US"/>
+        </w:rPr>
+      </w:pPr>
+    </w:p>
+    <w:p>
+      <w:pPr>
+        <w:rPr>
+          <w:b/>
+          <w:bCs/>
+        </w:rPr>
+      </w:pPr>
+      <w:r>
+        <w:rPr>
+          <w:b/>
+          <w:bCs/>
         </w:rPr>
         <w:t>Employee 9</w:t>
       </w:r>
@@ -4524,14 +3394,8 @@
           <w:ilvl w:val="0"/>
           <w:numId w:val="41"/>
         </w:numPr>
-        <w:rPr>
-          <w:lang w:val="en-US"/>
-        </w:rPr>
-      </w:pPr>
-      <w:r>
-        <w:rPr>
-          <w:lang w:val="en-US"/>
-        </w:rPr>
+      </w:pPr>
+      <w:r>
         <w:t>Employee ID: EMP009</w:t>
       </w:r>
     </w:p>
@@ -4541,14 +3405,8 @@
           <w:ilvl w:val="0"/>
           <w:numId w:val="41"/>
         </w:numPr>
-        <w:rPr>
-          <w:lang w:val="en-US"/>
-        </w:rPr>
-      </w:pPr>
-      <w:r>
-        <w:rPr>
-          <w:lang w:val="en-US"/>
-        </w:rPr>
+      </w:pPr>
+      <w:r>
         <w:t>Name: Jane</w:t>
       </w:r>
     </w:p>
@@ -4558,14 +3416,8 @@
           <w:ilvl w:val="0"/>
           <w:numId w:val="41"/>
         </w:numPr>
-        <w:rPr>
-          <w:lang w:val="en-US"/>
-        </w:rPr>
-      </w:pPr>
-      <w:r>
-        <w:rPr>
-          <w:lang w:val="en-US"/>
-        </w:rPr>
+      </w:pPr>
+      <w:r>
         <w:t>Hourly Wage: 33.0</w:t>
       </w:r>
     </w:p>
@@ -4575,14 +3427,8 @@
           <w:ilvl w:val="0"/>
           <w:numId w:val="41"/>
         </w:numPr>
-        <w:rPr>
-          <w:lang w:val="en-US"/>
-        </w:rPr>
-      </w:pPr>
-      <w:r>
-        <w:rPr>
-          <w:lang w:val="en-US"/>
-        </w:rPr>
+      </w:pPr>
+      <w:r>
         <w:t>Start Date: 10/07/2024</w:t>
       </w:r>
     </w:p>
@@ -4592,14 +3438,8 @@
           <w:ilvl w:val="0"/>
           <w:numId w:val="41"/>
         </w:numPr>
-        <w:rPr>
-          <w:lang w:val="en-US"/>
-        </w:rPr>
-      </w:pPr>
-      <w:r>
-        <w:rPr>
-          <w:lang w:val="en-US"/>
-        </w:rPr>
+      </w:pPr>
+      <w:r>
         <w:t>Roles: Driver</w:t>
       </w:r>
     </w:p>
@@ -4609,14 +3449,8 @@
           <w:ilvl w:val="0"/>
           <w:numId w:val="41"/>
         </w:numPr>
-        <w:rPr>
-          <w:lang w:val="en-US"/>
-        </w:rPr>
-      </w:pPr>
-      <w:r>
-        <w:rPr>
-          <w:lang w:val="en-US"/>
-        </w:rPr>
+      </w:pPr>
+      <w:r>
         <w:t>Bank Account: Bank-Yahav (Acc: 0725431, Branch: 972)</w:t>
       </w:r>
     </w:p>
@@ -4626,14 +3460,8 @@
           <w:ilvl w:val="0"/>
           <w:numId w:val="41"/>
         </w:numPr>
-        <w:rPr>
-          <w:lang w:val="en-US"/>
-        </w:rPr>
-      </w:pPr>
-      <w:r>
-        <w:rPr>
-          <w:lang w:val="en-US"/>
-        </w:rPr>
+      </w:pPr>
+      <w:r>
         <w:t>Contract: 6 hours/day, 12 days/month, 18 shifts/month, 120 hours/month</w:t>
       </w:r>
     </w:p>
@@ -4643,14 +3471,8 @@
           <w:ilvl w:val="0"/>
           <w:numId w:val="41"/>
         </w:numPr>
-        <w:rPr>
-          <w:lang w:val="en-US"/>
-        </w:rPr>
-      </w:pPr>
-      <w:r>
-        <w:rPr>
-          <w:lang w:val="en-US"/>
-        </w:rPr>
+      </w:pPr>
+      <w:r>
         <w:t>Availability:</w:t>
       </w:r>
     </w:p>
@@ -4660,14 +3482,8 @@
           <w:ilvl w:val="1"/>
           <w:numId w:val="41"/>
         </w:numPr>
-        <w:rPr>
-          <w:lang w:val="en-US"/>
-        </w:rPr>
-      </w:pPr>
-      <w:r>
-        <w:rPr>
-          <w:lang w:val="en-US"/>
-        </w:rPr>
+      </w:pPr>
+      <w:r>
         <w:t>Sunday: Both</w:t>
       </w:r>
     </w:p>
@@ -4677,14 +3493,8 @@
           <w:ilvl w:val="1"/>
           <w:numId w:val="41"/>
         </w:numPr>
-        <w:rPr>
-          <w:lang w:val="en-US"/>
-        </w:rPr>
-      </w:pPr>
-      <w:r>
-        <w:rPr>
-          <w:lang w:val="en-US"/>
-        </w:rPr>
+      </w:pPr>
+      <w:r>
         <w:t>Monday: Both</w:t>
       </w:r>
     </w:p>
@@ -4694,14 +3504,9 @@
           <w:ilvl w:val="1"/>
           <w:numId w:val="41"/>
         </w:numPr>
-        <w:rPr>
-          <w:lang w:val="en-US"/>
-        </w:rPr>
-      </w:pPr>
-      <w:r>
-        <w:rPr>
-          <w:lang w:val="en-US"/>
-        </w:rPr>
+      </w:pPr>
+      <w:r>
+        <w:lastRenderedPageBreak/>
         <w:t>Tuesday: Both</w:t>
       </w:r>
     </w:p>
@@ -4711,14 +3516,8 @@
           <w:ilvl w:val="1"/>
           <w:numId w:val="41"/>
         </w:numPr>
-        <w:rPr>
-          <w:lang w:val="en-US"/>
-        </w:rPr>
-      </w:pPr>
-      <w:r>
-        <w:rPr>
-          <w:lang w:val="en-US"/>
-        </w:rPr>
+      </w:pPr>
+      <w:r>
         <w:t>Wednesday: Both</w:t>
       </w:r>
     </w:p>
@@ -4728,68 +3527,35 @@
           <w:ilvl w:val="1"/>
           <w:numId w:val="41"/>
         </w:numPr>
-        <w:rPr>
-          <w:lang w:val="en-US"/>
-        </w:rPr>
-      </w:pPr>
-      <w:r>
-        <w:rPr>
-          <w:lang w:val="en-US"/>
-        </w:rPr>
+      </w:pPr>
+      <w:r>
         <w:t>Thursday: Both</w:t>
       </w:r>
     </w:p>
-    <w:p>
-      <w:pPr>
-        <w:rPr>
-          <w:lang w:val="en-US"/>
-        </w:rPr>
-      </w:pPr>
-    </w:p>
-    <w:p>
-      <w:pPr>
-        <w:rPr>
-          <w:lang w:val="en-US"/>
-        </w:rPr>
-      </w:pPr>
-    </w:p>
-    <w:p>
-      <w:pPr>
-        <w:rPr>
-          <w:lang w:val="en-US"/>
-        </w:rPr>
-      </w:pPr>
+    <w:p/>
+    <w:p/>
+    <w:p>
       <w:r>
         <w:rPr>
           <w:b/>
           <w:bCs/>
           <w:u w:val="single"/>
-          <w:lang w:val="en-US"/>
-        </w:rPr>
-        <w:lastRenderedPageBreak/>
+        </w:rPr>
         <w:t>Shifts Database information:</w:t>
       </w:r>
     </w:p>
-    <w:p>
-      <w:pPr>
-        <w:rPr>
-          <w:lang w:val="en-US"/>
-        </w:rPr>
-      </w:pPr>
-    </w:p>
-    <w:p>
-      <w:pPr>
-        <w:rPr>
-          <w:b/>
-          <w:bCs/>
-          <w:lang w:val="en-US"/>
-        </w:rPr>
-      </w:pPr>
-      <w:r>
-        <w:rPr>
-          <w:b/>
-          <w:bCs/>
-          <w:lang w:val="en-US"/>
+    <w:p/>
+    <w:p>
+      <w:pPr>
+        <w:rPr>
+          <w:b/>
+          <w:bCs/>
+        </w:rPr>
+      </w:pPr>
+      <w:r>
+        <w:rPr>
+          <w:b/>
+          <w:bCs/>
         </w:rPr>
         <w:t>Shift 1</w:t>
       </w:r>
@@ -4797,107 +3563,49 @@
         <w:rPr>
           <w:b/>
           <w:bCs/>
-          <w:lang w:val="en-US"/>
         </w:rPr>
         <w:t xml:space="preserve"> – past shift</w:t>
       </w:r>
     </w:p>
     <w:p>
-      <w:pPr>
-        <w:rPr>
-          <w:lang w:val="en-US"/>
-        </w:rPr>
-      </w:pPr>
-      <w:r>
-        <w:rPr>
-          <w:lang w:val="en-US"/>
-        </w:rPr>
+      <w:r>
         <w:t>• Shift ID: SHIFT-1</w:t>
       </w:r>
     </w:p>
     <w:p>
-      <w:pPr>
-        <w:rPr>
-          <w:lang w:val="en-US"/>
-        </w:rPr>
-      </w:pPr>
-      <w:r>
-        <w:rPr>
-          <w:lang w:val="en-US"/>
-        </w:rPr>
+      <w:r>
         <w:t>• Shift Type: Day</w:t>
       </w:r>
     </w:p>
     <w:p>
-      <w:pPr>
-        <w:rPr>
-          <w:lang w:val="en-US"/>
-        </w:rPr>
-      </w:pPr>
-      <w:r>
-        <w:rPr>
-          <w:lang w:val="en-US"/>
-        </w:rPr>
+      <w:r>
         <w:t>• Date: 15/05/2021</w:t>
       </w:r>
     </w:p>
     <w:p>
-      <w:pPr>
-        <w:rPr>
-          <w:lang w:val="en-US"/>
-        </w:rPr>
-      </w:pPr>
-      <w:r>
-        <w:rPr>
-          <w:lang w:val="en-US"/>
-        </w:rPr>
+      <w:r>
         <w:t>• Manager: Alice (Employee ID: EMP001)</w:t>
       </w:r>
     </w:p>
     <w:p>
-      <w:pPr>
-        <w:rPr>
-          <w:lang w:val="en-US"/>
-        </w:rPr>
-      </w:pPr>
-      <w:r>
-        <w:rPr>
-          <w:lang w:val="en-US"/>
-        </w:rPr>
+      <w:r>
         <w:t>• Assigned Employees:</w:t>
       </w:r>
     </w:p>
     <w:p>
       <w:pPr>
         <w:ind w:firstLine="720"/>
-        <w:rPr>
-          <w:lang w:val="en-US"/>
-        </w:rPr>
       </w:pPr>
       <w:bookmarkStart w:id="0" w:name="_Hlk199678694"/>
       <w:r>
-        <w:rPr>
-          <w:lang w:val="en-US"/>
-        </w:rPr>
         <w:t>Alice (Employee ID: EMP001) - (Role: Stocker)</w:t>
       </w:r>
     </w:p>
     <w:p>
-      <w:pPr>
-        <w:rPr>
-          <w:lang w:val="en-US"/>
-        </w:rPr>
-      </w:pPr>
-      <w:r>
-        <w:rPr>
-          <w:lang w:val="en-US"/>
-        </w:rPr>
+      <w:r>
         <w:tab/>
       </w:r>
       <w:r>
-        <w:rPr>
-          <w:lang w:val="en-US"/>
-        </w:rPr>
         <w:t>Bob (Employee ID: EMP002) - (Role: Shift Manager)</w:t>
       </w:r>
       <w:bookmarkEnd w:id="0"/>
@@ -4909,62 +3617,36 @@
           <w:ilvl w:val="0"/>
           <w:numId w:val="45"/>
         </w:numPr>
-        <w:rPr>
-          <w:lang w:val="en-US"/>
-        </w:rPr>
-      </w:pPr>
-      <w:r>
-        <w:rPr>
-          <w:lang w:val="en-US"/>
-        </w:rPr>
+      </w:pPr>
+      <w:r>
         <w:t>Available Employees:</w:t>
       </w:r>
       <w:r>
-        <w:rPr>
-          <w:lang w:val="en-US"/>
-        </w:rPr>
         <w:br/>
       </w:r>
       <w:r>
-        <w:rPr>
-          <w:lang w:val="en-US"/>
-        </w:rPr>
         <w:tab/>
         <w:t xml:space="preserve">Inna (Employee ID: EMP006) – (Role: </w:t>
       </w:r>
       <w:r>
-        <w:rPr>
-          <w:lang w:val="en-US"/>
-        </w:rPr>
         <w:t>Stocker</w:t>
       </w:r>
       <w:r>
-        <w:rPr>
-          <w:lang w:val="en-US"/>
-        </w:rPr>
         <w:t>)</w:t>
       </w:r>
     </w:p>
-    <w:p>
-      <w:pPr>
-        <w:rPr>
-          <w:lang w:val="en-US"/>
-        </w:rPr>
-      </w:pPr>
-    </w:p>
-    <w:p>
-      <w:pPr>
-        <w:rPr>
-          <w:b/>
-          <w:bCs/>
-          <w:lang w:val="en-US"/>
-        </w:rPr>
-      </w:pPr>
-      <w:r>
-        <w:rPr>
-          <w:b/>
-          <w:bCs/>
-          <w:lang w:val="en-US"/>
+    <w:p/>
+    <w:p>
+      <w:pPr>
+        <w:rPr>
+          <w:b/>
+          <w:bCs/>
+        </w:rPr>
+      </w:pPr>
+      <w:r>
+        <w:rPr>
+          <w:b/>
+          <w:bCs/>
         </w:rPr>
         <w:t>Shift 2</w:t>
       </w:r>
@@ -4972,173 +3654,94 @@
         <w:rPr>
           <w:b/>
           <w:bCs/>
-          <w:lang w:val="en-US"/>
         </w:rPr>
         <w:t xml:space="preserve"> – past shift</w:t>
       </w:r>
     </w:p>
     <w:p>
-      <w:pPr>
-        <w:rPr>
-          <w:lang w:val="en-US"/>
-        </w:rPr>
-      </w:pPr>
-      <w:r>
-        <w:rPr>
-          <w:lang w:val="en-US"/>
-        </w:rPr>
+      <w:r>
         <w:t>• Shift ID: SHIFT-2</w:t>
       </w:r>
     </w:p>
     <w:p>
-      <w:pPr>
-        <w:rPr>
-          <w:lang w:val="en-US"/>
-        </w:rPr>
-      </w:pPr>
-      <w:r>
-        <w:rPr>
-          <w:lang w:val="en-US"/>
-        </w:rPr>
+      <w:r>
         <w:t>• Shift Type: Night</w:t>
       </w:r>
     </w:p>
     <w:p>
-      <w:pPr>
-        <w:rPr>
-          <w:lang w:val="en-US"/>
-        </w:rPr>
-      </w:pPr>
-      <w:r>
-        <w:rPr>
-          <w:lang w:val="en-US"/>
-        </w:rPr>
+      <w:r>
         <w:t>• Date: 12/08/2016</w:t>
       </w:r>
     </w:p>
     <w:p>
-      <w:pPr>
-        <w:rPr>
-          <w:lang w:val="en-US"/>
-        </w:rPr>
-      </w:pPr>
-      <w:r>
-        <w:rPr>
-          <w:lang w:val="en-US"/>
-        </w:rPr>
+      <w:r>
         <w:t>• Manager: Charlie (Employee ID: EMP003)</w:t>
       </w:r>
     </w:p>
     <w:p>
-      <w:pPr>
-        <w:rPr>
-          <w:lang w:val="en-US"/>
-        </w:rPr>
-      </w:pPr>
-      <w:r>
-        <w:rPr>
-          <w:lang w:val="en-US"/>
-        </w:rPr>
+      <w:r>
         <w:t>• Assigned Employees:</w:t>
       </w:r>
     </w:p>
     <w:p>
       <w:pPr>
         <w:ind w:firstLine="720"/>
-        <w:rPr>
-          <w:lang w:val="en-US"/>
-        </w:rPr>
-      </w:pPr>
-      <w:r>
-        <w:rPr>
-          <w:lang w:val="en-US"/>
-        </w:rPr>
+      </w:pPr>
+      <w:r>
         <w:t>Charlie (Employee ID: EMP003) - (Role: HR Lead)</w:t>
       </w:r>
     </w:p>
     <w:p>
       <w:pPr>
         <w:ind w:firstLine="720"/>
-        <w:rPr>
-          <w:lang w:val="en-US"/>
-        </w:rPr>
-      </w:pPr>
-      <w:r>
-        <w:rPr>
-          <w:lang w:val="en-US"/>
-        </w:rPr>
+      </w:pPr>
+      <w:r>
         <w:t>David (Employee ID: EMP004) - (Role: Stocker)</w:t>
       </w:r>
     </w:p>
     <w:p>
-      <w:pPr>
-        <w:rPr>
-          <w:lang w:val="en-US"/>
-        </w:rPr>
-      </w:pPr>
-      <w:r>
-        <w:rPr>
-          <w:lang w:val="en-US"/>
-        </w:rPr>
+      <w:r>
+        <w:lastRenderedPageBreak/>
         <w:t>• Available Employees:</w:t>
       </w:r>
       <w:r>
-        <w:rPr>
-          <w:lang w:val="en-US"/>
-        </w:rPr>
         <w:br/>
       </w:r>
       <w:r>
-        <w:rPr>
-          <w:lang w:val="en-US"/>
-        </w:rPr>
         <w:tab/>
       </w:r>
       <w:r>
-        <w:rPr>
-          <w:lang w:val="en-US"/>
-        </w:rPr>
         <w:t>Alice (Employee ID: EMP001) - (Role: Stocker)</w:t>
       </w:r>
     </w:p>
-    <w:p>
-      <w:pPr>
-        <w:rPr>
-          <w:lang w:val="en-US"/>
-        </w:rPr>
-      </w:pPr>
-    </w:p>
-    <w:p>
-      <w:pPr>
-        <w:rPr>
-          <w:b/>
-          <w:bCs/>
-          <w:lang w:val="en-US"/>
-        </w:rPr>
-      </w:pPr>
-    </w:p>
-    <w:p>
-      <w:pPr>
-        <w:rPr>
-          <w:b/>
-          <w:bCs/>
-          <w:lang w:val="en-US"/>
-        </w:rPr>
-      </w:pPr>
-    </w:p>
-    <w:p>
-      <w:pPr>
-        <w:rPr>
-          <w:b/>
-          <w:bCs/>
-          <w:lang w:val="en-US"/>
-        </w:rPr>
-      </w:pPr>
-      <w:r>
-        <w:rPr>
-          <w:b/>
-          <w:bCs/>
-          <w:lang w:val="en-US"/>
+    <w:p/>
+    <w:p>
+      <w:pPr>
+        <w:rPr>
+          <w:b/>
+          <w:bCs/>
+        </w:rPr>
+      </w:pPr>
+    </w:p>
+    <w:p>
+      <w:pPr>
+        <w:rPr>
+          <w:b/>
+          <w:bCs/>
+        </w:rPr>
+      </w:pPr>
+    </w:p>
+    <w:p>
+      <w:pPr>
+        <w:rPr>
+          <w:b/>
+          <w:bCs/>
+        </w:rPr>
+      </w:pPr>
+      <w:r>
+        <w:rPr>
+          <w:b/>
+          <w:bCs/>
         </w:rPr>
         <w:t>Shift 3</w:t>
       </w:r>
@@ -5146,7 +3749,6 @@
         <w:rPr>
           <w:b/>
           <w:bCs/>
-          <w:lang w:val="en-US"/>
         </w:rPr>
         <w:t xml:space="preserve"> </w:t>
       </w:r>
@@ -5154,7 +3756,6 @@
         <w:rPr>
           <w:b/>
           <w:bCs/>
-          <w:lang w:val="en-US"/>
         </w:rPr>
         <w:t>–</w:t>
       </w:r>
@@ -5162,7 +3763,6 @@
         <w:rPr>
           <w:b/>
           <w:bCs/>
-          <w:lang w:val="en-US"/>
         </w:rPr>
         <w:t xml:space="preserve"> </w:t>
       </w:r>
@@ -5170,560 +3770,274 @@
         <w:rPr>
           <w:b/>
           <w:bCs/>
-          <w:lang w:val="en-US"/>
         </w:rPr>
         <w:t>past shift</w:t>
       </w:r>
     </w:p>
     <w:p>
-      <w:pPr>
-        <w:rPr>
-          <w:lang w:val="en-US"/>
-        </w:rPr>
-      </w:pPr>
-      <w:r>
-        <w:rPr>
-          <w:lang w:val="en-US"/>
-        </w:rPr>
+      <w:r>
         <w:t>• Shift ID: SHIFT-3</w:t>
       </w:r>
     </w:p>
     <w:p>
-      <w:pPr>
-        <w:rPr>
-          <w:lang w:val="en-US"/>
-        </w:rPr>
-      </w:pPr>
-      <w:r>
-        <w:rPr>
-          <w:lang w:val="en-US"/>
-        </w:rPr>
+      <w:r>
+        <w:t>• Shift Type: Day</w:t>
+      </w:r>
+    </w:p>
+    <w:p>
+      <w:r>
+        <w:t>• Date: 27/05/2025</w:t>
+      </w:r>
+    </w:p>
+    <w:p>
+      <w:r>
+        <w:t>• Manager: Bob (Employee ID: EMP002)</w:t>
+      </w:r>
+    </w:p>
+    <w:p>
+      <w:r>
+        <w:t>• Assigned Employees:</w:t>
+      </w:r>
+    </w:p>
+    <w:p>
+      <w:pPr>
+        <w:ind w:firstLine="720"/>
+      </w:pPr>
+      <w:r>
+        <w:t>Bob (Employee ID: EMP002) - (Role: Shift Manager)</w:t>
+      </w:r>
+    </w:p>
+    <w:p>
+      <w:pPr>
+        <w:ind w:firstLine="720"/>
+      </w:pPr>
+      <w:r>
+        <w:t>Eve (Employee ID: EMP005) - (Role: Cleaner)</w:t>
+      </w:r>
+    </w:p>
+    <w:p>
+      <w:pPr>
+        <w:ind w:firstLine="720"/>
+      </w:pPr>
+      <w:r>
+        <w:t>John (Employee ID: EMP007) - (Role: Driver)</w:t>
+      </w:r>
+    </w:p>
+    <w:p>
+      <w:r>
+        <w:t>• Available Employees:</w:t>
+      </w:r>
+    </w:p>
+    <w:p>
+      <w:pPr>
+        <w:ind w:firstLine="720"/>
+      </w:pPr>
+      <w:r>
+        <w:t>Charlie (Employee ID: EMP003) - (Role: HR Lead)</w:t>
+      </w:r>
+    </w:p>
+    <w:p/>
+    <w:p>
+      <w:pPr>
+        <w:rPr>
+          <w:b/>
+          <w:bCs/>
+        </w:rPr>
+      </w:pPr>
+      <w:r>
+        <w:rPr>
+          <w:b/>
+          <w:bCs/>
+        </w:rPr>
+        <w:t>Shift 4</w:t>
+      </w:r>
+      <w:r>
+        <w:rPr>
+          <w:b/>
+          <w:bCs/>
+        </w:rPr>
+        <w:t xml:space="preserve"> - future</w:t>
+      </w:r>
+    </w:p>
+    <w:p>
+      <w:r>
+        <w:t>• Shift ID: SHIFT-4</w:t>
+      </w:r>
+    </w:p>
+    <w:p>
+      <w:r>
+        <w:t>• Shift Type: Night</w:t>
+      </w:r>
+    </w:p>
+    <w:p>
+      <w:r>
+        <w:t>• Date: 26/05/2025</w:t>
+      </w:r>
+    </w:p>
+    <w:p>
+      <w:r>
+        <w:t>• Manager: Bob (Employee ID: EMP002)</w:t>
+      </w:r>
+    </w:p>
+    <w:p>
+      <w:r>
+        <w:t>• Assigned Employees:</w:t>
+      </w:r>
+    </w:p>
+    <w:p>
+      <w:pPr>
+        <w:ind w:firstLine="720"/>
+      </w:pPr>
+      <w:r>
+        <w:t>Bob (Employee ID: EMP002) - (Role: Shift Manager)</w:t>
+      </w:r>
+    </w:p>
+    <w:p>
+      <w:pPr>
+        <w:ind w:firstLine="720"/>
+      </w:pPr>
+      <w:r>
+        <w:t>David (Employee ID: EMP004) - (Role: Stocker)</w:t>
+      </w:r>
+    </w:p>
+    <w:p>
+      <w:pPr>
+        <w:ind w:firstLine="720"/>
+      </w:pPr>
+      <w:r>
+        <w:t>Sam (Employee ID: EMP008) - (Role: Driver)</w:t>
+      </w:r>
+    </w:p>
+    <w:p>
+      <w:r>
         <w:lastRenderedPageBreak/>
+        <w:t>• Available Employees:</w:t>
+      </w:r>
+    </w:p>
+    <w:p>
+      <w:pPr>
+        <w:ind w:firstLine="720"/>
+      </w:pPr>
+      <w:r>
+        <w:t>John</w:t>
+      </w:r>
+      <w:r>
+        <w:t xml:space="preserve"> </w:t>
+      </w:r>
+      <w:r>
+        <w:t>(Employee ID: EMP002)</w:t>
+      </w:r>
+      <w:r>
+        <w:t xml:space="preserve"> - </w:t>
+      </w:r>
+      <w:r>
+        <w:t>(Role: Driver)</w:t>
+      </w:r>
+    </w:p>
+    <w:p>
+      <w:pPr>
+        <w:ind w:firstLine="720"/>
+      </w:pPr>
+    </w:p>
+    <w:p/>
+    <w:p/>
+    <w:p>
+      <w:pPr>
+        <w:rPr>
+          <w:b/>
+          <w:bCs/>
+        </w:rPr>
+      </w:pPr>
+      <w:r>
+        <w:rPr>
+          <w:b/>
+          <w:bCs/>
+        </w:rPr>
+        <w:t>Shift 5</w:t>
+      </w:r>
+      <w:r>
+        <w:rPr>
+          <w:b/>
+          <w:bCs/>
+        </w:rPr>
+        <w:t xml:space="preserve"> - future</w:t>
+      </w:r>
+    </w:p>
+    <w:p>
+      <w:r>
+        <w:t>• Shift ID: SHIFT-5</w:t>
+      </w:r>
+    </w:p>
+    <w:p>
+      <w:r>
         <w:t>• Shift Type: Day</w:t>
       </w:r>
     </w:p>
     <w:p>
-      <w:pPr>
-        <w:rPr>
-          <w:lang w:val="en-US"/>
-        </w:rPr>
-      </w:pPr>
-      <w:r>
-        <w:rPr>
-          <w:lang w:val="en-US"/>
-        </w:rPr>
-        <w:t>• Date: 27/05/2025</w:t>
-      </w:r>
-    </w:p>
-    <w:p>
-      <w:pPr>
-        <w:rPr>
-          <w:lang w:val="en-US"/>
-        </w:rPr>
-      </w:pPr>
-      <w:r>
-        <w:rPr>
-          <w:lang w:val="en-US"/>
-        </w:rPr>
+      <w:r>
+        <w:t>• Date: 30/05/2025</w:t>
+      </w:r>
+    </w:p>
+    <w:p>
+      <w:r>
         <w:t>• Manager: Bob (Employee ID: EMP002)</w:t>
       </w:r>
     </w:p>
     <w:p>
-      <w:pPr>
-        <w:rPr>
-          <w:lang w:val="en-US"/>
-        </w:rPr>
-      </w:pPr>
-      <w:r>
-        <w:rPr>
-          <w:lang w:val="en-US"/>
-        </w:rPr>
+      <w:r>
         <w:t>• Assigned Employees:</w:t>
       </w:r>
     </w:p>
     <w:p>
       <w:pPr>
         <w:ind w:firstLine="720"/>
-        <w:rPr>
-          <w:lang w:val="en-US"/>
-        </w:rPr>
-      </w:pPr>
-      <w:r>
-        <w:rPr>
-          <w:lang w:val="en-US"/>
-        </w:rPr>
+      </w:pPr>
+      <w:r>
         <w:t>Bob (Employee ID: EMP002) - (Role: Shift Manager)</w:t>
       </w:r>
     </w:p>
     <w:p>
       <w:pPr>
         <w:ind w:firstLine="720"/>
-        <w:rPr>
-          <w:lang w:val="en-US"/>
-        </w:rPr>
-      </w:pPr>
-      <w:r>
-        <w:rPr>
-          <w:lang w:val="en-US"/>
-        </w:rPr>
-        <w:t>Eve (Employee ID: EMP005) - (Role: Cleaner)</w:t>
+      </w:pPr>
+      <w:r>
+        <w:t>Alice (Employee ID: EMP001) - (Role: Stocker)</w:t>
       </w:r>
     </w:p>
     <w:p>
       <w:pPr>
         <w:ind w:firstLine="720"/>
-        <w:rPr>
-          <w:lang w:val="en-US"/>
-        </w:rPr>
-      </w:pPr>
-      <w:r>
-        <w:rPr>
-          <w:lang w:val="en-US"/>
-        </w:rPr>
-        <w:t>John (Employee ID: EMP007) - (Role: Driver)</w:t>
-      </w:r>
-    </w:p>
-    <w:p>
-      <w:pPr>
-        <w:rPr>
-          <w:lang w:val="en-US"/>
-        </w:rPr>
-      </w:pPr>
-      <w:r>
-        <w:rPr>
-          <w:lang w:val="en-US"/>
-        </w:rPr>
+      </w:pPr>
+      <w:r>
+        <w:t>Jane (Employee ID: EMP009) - (Role: Driver)</w:t>
+      </w:r>
+    </w:p>
+    <w:p>
+      <w:r>
         <w:t>• Available Employees:</w:t>
       </w:r>
     </w:p>
     <w:p>
       <w:pPr>
         <w:ind w:firstLine="720"/>
-        <w:rPr>
-          <w:lang w:val="en-US"/>
-        </w:rPr>
-      </w:pPr>
-      <w:r>
-        <w:rPr>
-          <w:lang w:val="en-US"/>
-        </w:rPr>
-        <w:t>Charlie (Employee ID: EMP003) - (Role: HR Lead)</w:t>
-      </w:r>
-    </w:p>
-    <w:p>
-      <w:pPr>
-        <w:rPr>
-          <w:lang w:val="en-US"/>
-        </w:rPr>
-      </w:pPr>
-    </w:p>
-    <w:p>
-      <w:pPr>
-        <w:rPr>
-          <w:b/>
-          <w:bCs/>
-          <w:lang w:val="en-US"/>
-        </w:rPr>
-      </w:pPr>
-      <w:r>
-        <w:rPr>
-          <w:b/>
-          <w:bCs/>
-          <w:lang w:val="en-US"/>
-        </w:rPr>
-        <w:t>Shift 4</w:t>
-      </w:r>
-      <w:r>
-        <w:rPr>
-          <w:b/>
-          <w:bCs/>
-          <w:lang w:val="en-US"/>
-        </w:rPr>
-        <w:t xml:space="preserve"> - future</w:t>
-      </w:r>
-    </w:p>
-    <w:p>
-      <w:pPr>
-        <w:rPr>
-          <w:lang w:val="en-US"/>
-        </w:rPr>
-      </w:pPr>
-      <w:r>
-        <w:rPr>
-          <w:lang w:val="en-US"/>
-        </w:rPr>
-        <w:t>• Shift ID: SHIFT-4</w:t>
-      </w:r>
-    </w:p>
-    <w:p>
-      <w:pPr>
-        <w:rPr>
-          <w:lang w:val="en-US"/>
-        </w:rPr>
-      </w:pPr>
-      <w:r>
-        <w:rPr>
-          <w:lang w:val="en-US"/>
-        </w:rPr>
-        <w:t>• Shift Type: Night</w:t>
-      </w:r>
-    </w:p>
-    <w:p>
-      <w:pPr>
-        <w:rPr>
-          <w:lang w:val="en-US"/>
-        </w:rPr>
-      </w:pPr>
-      <w:r>
-        <w:rPr>
-          <w:lang w:val="en-US"/>
-        </w:rPr>
-        <w:t>• Date: 26/05/2025</w:t>
-      </w:r>
-    </w:p>
-    <w:p>
-      <w:pPr>
-        <w:rPr>
-          <w:lang w:val="en-US"/>
-        </w:rPr>
-      </w:pPr>
-      <w:r>
-        <w:rPr>
-          <w:lang w:val="en-US"/>
-        </w:rPr>
-        <w:t>• Manager: Bob (Employee ID: EMP002)</w:t>
-      </w:r>
-    </w:p>
-    <w:p>
-      <w:pPr>
-        <w:rPr>
-          <w:lang w:val="en-US"/>
-        </w:rPr>
-      </w:pPr>
-      <w:r>
-        <w:rPr>
-          <w:lang w:val="en-US"/>
-        </w:rPr>
-        <w:t>• Assigned Employees:</w:t>
-      </w:r>
-    </w:p>
-    <w:p>
-      <w:pPr>
-        <w:ind w:firstLine="720"/>
-        <w:rPr>
-          <w:lang w:val="en-US"/>
-        </w:rPr>
-      </w:pPr>
-      <w:r>
-        <w:rPr>
-          <w:lang w:val="en-US"/>
-        </w:rPr>
-        <w:t>Bob (Employee ID: EMP002) - (Role: Shift Manager)</w:t>
-      </w:r>
-    </w:p>
-    <w:p>
-      <w:pPr>
-        <w:ind w:firstLine="720"/>
-        <w:rPr>
-          <w:lang w:val="en-US"/>
-        </w:rPr>
-      </w:pPr>
-      <w:r>
-        <w:rPr>
-          <w:lang w:val="en-US"/>
-        </w:rPr>
-        <w:t>David (Employee ID: EMP004) - (Role: Stocker)</w:t>
-      </w:r>
-    </w:p>
-    <w:p>
-      <w:pPr>
-        <w:ind w:firstLine="720"/>
-        <w:rPr>
-          <w:lang w:val="en-US"/>
-        </w:rPr>
-      </w:pPr>
-      <w:r>
-        <w:rPr>
-          <w:lang w:val="en-US"/>
-        </w:rPr>
-        <w:t>Sam (Employee ID: EMP008) - (Role: Driver)</w:t>
-      </w:r>
-    </w:p>
-    <w:p>
-      <w:pPr>
-        <w:rPr>
-          <w:lang w:val="en-US"/>
-        </w:rPr>
-      </w:pPr>
-      <w:r>
-        <w:rPr>
-          <w:lang w:val="en-US"/>
-        </w:rPr>
-        <w:t>• Available Employees:</w:t>
-      </w:r>
-    </w:p>
-    <w:p>
-      <w:pPr>
-        <w:ind w:firstLine="720"/>
-        <w:rPr>
-          <w:lang w:val="en-US"/>
-        </w:rPr>
-      </w:pPr>
-      <w:r>
-        <w:rPr>
-          <w:lang w:val="en-US"/>
-        </w:rPr>
-        <w:t>John</w:t>
-      </w:r>
-      <w:r>
-        <w:rPr>
-          <w:lang w:val="en-US"/>
-        </w:rPr>
-        <w:t xml:space="preserve"> </w:t>
-      </w:r>
-      <w:r>
-        <w:rPr>
-          <w:lang w:val="en-US"/>
-        </w:rPr>
-        <w:t>(Employee ID: EMP002)</w:t>
-      </w:r>
-      <w:r>
-        <w:rPr>
-          <w:lang w:val="en-US"/>
-        </w:rPr>
-        <w:t xml:space="preserve"> - </w:t>
-      </w:r>
-      <w:r>
-        <w:rPr>
-          <w:lang w:val="en-US"/>
-        </w:rPr>
-        <w:t>(Role: Driver)</w:t>
-      </w:r>
-    </w:p>
-    <w:p>
-      <w:pPr>
-        <w:ind w:firstLine="720"/>
-        <w:rPr>
-          <w:lang w:val="en-US"/>
-        </w:rPr>
-      </w:pPr>
-    </w:p>
-    <w:p>
-      <w:pPr>
-        <w:rPr>
-          <w:lang w:val="en-US"/>
-        </w:rPr>
-      </w:pPr>
-    </w:p>
-    <w:p>
-      <w:pPr>
-        <w:rPr>
-          <w:lang w:val="en-US"/>
-        </w:rPr>
-      </w:pPr>
-    </w:p>
-    <w:p>
-      <w:pPr>
-        <w:rPr>
-          <w:b/>
-          <w:bCs/>
-          <w:lang w:val="en-US"/>
-        </w:rPr>
-      </w:pPr>
-      <w:r>
-        <w:rPr>
-          <w:b/>
-          <w:bCs/>
-          <w:lang w:val="en-US"/>
-        </w:rPr>
-        <w:t>Shift 5</w:t>
-      </w:r>
-      <w:r>
-        <w:rPr>
-          <w:b/>
-          <w:bCs/>
-          <w:lang w:val="en-US"/>
-        </w:rPr>
-        <w:t xml:space="preserve"> - future</w:t>
-      </w:r>
-    </w:p>
-    <w:p>
-      <w:pPr>
-        <w:rPr>
-          <w:lang w:val="en-US"/>
-        </w:rPr>
-      </w:pPr>
-      <w:r>
-        <w:rPr>
-          <w:lang w:val="en-US"/>
-        </w:rPr>
-        <w:t>• Shift ID: SHIFT-5</w:t>
-      </w:r>
-    </w:p>
-    <w:p>
-      <w:pPr>
-        <w:rPr>
-          <w:lang w:val="en-US"/>
-        </w:rPr>
-      </w:pPr>
-      <w:r>
-        <w:rPr>
-          <w:lang w:val="en-US"/>
-        </w:rPr>
-        <w:t>• Shift Type: Day</w:t>
-      </w:r>
-    </w:p>
-    <w:p>
-      <w:pPr>
-        <w:rPr>
-          <w:lang w:val="en-US"/>
-        </w:rPr>
-      </w:pPr>
-      <w:r>
-        <w:rPr>
-          <w:lang w:val="en-US"/>
-        </w:rPr>
-        <w:lastRenderedPageBreak/>
-        <w:t>• Date: 30/05/2025</w:t>
-      </w:r>
-    </w:p>
-    <w:p>
-      <w:pPr>
-        <w:rPr>
-          <w:lang w:val="en-US"/>
-        </w:rPr>
-      </w:pPr>
-      <w:r>
-        <w:rPr>
-          <w:lang w:val="en-US"/>
-        </w:rPr>
-        <w:t>• Manager: Bob (Employee ID: EMP002)</w:t>
-      </w:r>
-    </w:p>
-    <w:p>
-      <w:pPr>
-        <w:rPr>
-          <w:lang w:val="en-US"/>
-        </w:rPr>
-      </w:pPr>
-      <w:r>
-        <w:rPr>
-          <w:lang w:val="en-US"/>
-        </w:rPr>
-        <w:t>• Assigned Employees:</w:t>
-      </w:r>
-    </w:p>
-    <w:p>
-      <w:pPr>
-        <w:ind w:firstLine="720"/>
-        <w:rPr>
-          <w:lang w:val="en-US"/>
-        </w:rPr>
-      </w:pPr>
-      <w:r>
-        <w:rPr>
-          <w:lang w:val="en-US"/>
-        </w:rPr>
-        <w:t>Bob (Employee ID: EMP002) - (Role: Shift Manager)</w:t>
-      </w:r>
-    </w:p>
-    <w:p>
-      <w:pPr>
-        <w:ind w:firstLine="720"/>
-        <w:rPr>
-          <w:lang w:val="en-US"/>
-        </w:rPr>
-      </w:pPr>
-      <w:r>
-        <w:rPr>
-          <w:lang w:val="en-US"/>
-        </w:rPr>
-        <w:t>Alice (Employee ID: EMP001) - (Role: Stocker)</w:t>
-      </w:r>
-    </w:p>
-    <w:p>
-      <w:pPr>
-        <w:ind w:firstLine="720"/>
-        <w:rPr>
-          <w:lang w:val="en-US"/>
-        </w:rPr>
-      </w:pPr>
-      <w:r>
-        <w:rPr>
-          <w:lang w:val="en-US"/>
-        </w:rPr>
-        <w:t>Jane (Employee ID: EMP009) - (Role: Driver)</w:t>
-      </w:r>
-    </w:p>
-    <w:p>
-      <w:pPr>
-        <w:rPr>
-          <w:lang w:val="en-US"/>
-        </w:rPr>
-      </w:pPr>
-      <w:r>
-        <w:rPr>
-          <w:lang w:val="en-US"/>
-        </w:rPr>
-        <w:t>• Available Employees:</w:t>
-      </w:r>
-    </w:p>
-    <w:p>
-      <w:pPr>
-        <w:ind w:firstLine="720"/>
-        <w:rPr>
-          <w:lang w:val="en-US"/>
-        </w:rPr>
-      </w:pPr>
-      <w:r>
-        <w:rPr>
-          <w:lang w:val="en-US"/>
-        </w:rPr>
+      </w:pPr>
+      <w:r>
         <w:t xml:space="preserve">Eve </w:t>
       </w:r>
       <w:r>
-        <w:rPr>
-          <w:lang w:val="en-US"/>
-        </w:rPr>
         <w:t>(Employee ID: EMP00</w:t>
       </w:r>
       <w:r>
-        <w:rPr>
-          <w:lang w:val="en-US"/>
-        </w:rPr>
         <w:t>5</w:t>
       </w:r>
       <w:r>
-        <w:rPr>
-          <w:lang w:val="en-US"/>
-        </w:rPr>
         <w:t>) - (Role: Stocker)</w:t>
       </w:r>
     </w:p>
-    <w:p>
-      <w:pPr>
-        <w:rPr>
-          <w:lang w:val="en-US"/>
-        </w:rPr>
-      </w:pPr>
-    </w:p>
-    <w:p>
-      <w:pPr>
-        <w:rPr>
-          <w:lang w:val="en-US"/>
-        </w:rPr>
-      </w:pPr>
-    </w:p>
-    <w:p>
-      <w:pPr>
-        <w:rPr>
-          <w:lang w:val="en-US"/>
-        </w:rPr>
-      </w:pPr>
-      <w:r>
-        <w:rPr>
-          <w:lang w:val="en-US"/>
-        </w:rPr>
+    <w:p/>
+    <w:p/>
+    <w:p>
+      <w:r>
         <w:t>For Your Information:</w:t>
       </w:r>
     </w:p>
@@ -5734,38 +4048,20 @@
           <w:ilvl w:val="0"/>
           <w:numId w:val="5"/>
         </w:numPr>
-        <w:rPr>
-          <w:lang w:val="en-US"/>
-        </w:rPr>
-      </w:pPr>
-      <w:r>
-        <w:rPr>
-          <w:lang w:val="en-US"/>
-        </w:rPr>
+      </w:pPr>
+      <w:r>
         <w:t xml:space="preserve">The system handles HR Lead options </w:t>
       </w:r>
       <w:r>
-        <w:rPr>
-          <w:lang w:val="en-US"/>
-        </w:rPr>
         <w:t>permanently,</w:t>
       </w:r>
       <w:r>
-        <w:rPr>
-          <w:lang w:val="en-US"/>
-        </w:rPr>
         <w:t xml:space="preserve"> meaning every change he does will be affective </w:t>
       </w:r>
       <w:r>
-        <w:rPr>
-          <w:lang w:val="en-US"/>
-        </w:rPr>
         <w:t>from this point forward until he will decide otherwise.</w:t>
       </w:r>
       <w:r>
-        <w:rPr>
-          <w:lang w:val="en-US"/>
-        </w:rPr>
         <w:br/>
         <w:t>For example setting shift hours will be the ones that he decides for all shifts made from this point onward.</w:t>
       </w:r>
@@ -5777,26 +4073,14 @@
           <w:ilvl w:val="0"/>
           <w:numId w:val="5"/>
         </w:numPr>
-        <w:rPr>
-          <w:lang w:val="en-US"/>
-        </w:rPr>
-      </w:pPr>
-      <w:r>
-        <w:rPr>
-          <w:lang w:val="en-US"/>
-        </w:rPr>
+      </w:pPr>
+      <w:r>
         <w:t xml:space="preserve">The system holds Past Shifts up to 7 </w:t>
       </w:r>
       <w:r>
-        <w:rPr>
-          <w:lang w:val="en-US"/>
-        </w:rPr>
         <w:t>years,</w:t>
       </w:r>
       <w:r>
-        <w:rPr>
-          <w:lang w:val="en-US"/>
-        </w:rPr>
         <w:t xml:space="preserve"> then deletes them.</w:t>
       </w:r>
     </w:p>
@@ -5807,117 +4091,18 @@
           <w:ilvl w:val="0"/>
           <w:numId w:val="5"/>
         </w:numPr>
-        <w:rPr>
-          <w:lang w:val="en-US"/>
-        </w:rPr>
-      </w:pPr>
-      <w:r>
-        <w:rPr>
-          <w:lang w:val="en-US"/>
-        </w:rPr>
+      </w:pPr>
+      <w:r>
         <w:t xml:space="preserve">The system accommodates fully the User throughout his use of the system, no user will be left out. </w:t>
       </w:r>
       <w:r>
-        <w:rPr>
-          <w:lang w:val="en-US"/>
-        </w:rPr>
         <w:t>The</w:t>
       </w:r>
       <w:r>
-        <w:rPr>
-          <w:lang w:val="en-US"/>
-        </w:rPr>
         <w:t xml:space="preserve"> system gives explanations about each step and has fail safes.</w:t>
       </w:r>
     </w:p>
-    <w:p>
-      <w:pPr>
-        <w:rPr>
-          <w:lang w:val="en-US"/>
-        </w:rPr>
-      </w:pPr>
-    </w:p>
-    <w:p>
-      <w:pPr>
-        <w:rPr>
-          <w:b/>
-          <w:bCs/>
-          <w:lang w:val="en-US"/>
-        </w:rPr>
-      </w:pPr>
-    </w:p>
-    <w:p>
-      <w:pPr>
-        <w:rPr>
-          <w:b/>
-          <w:bCs/>
-          <w:lang w:val="en-US"/>
-        </w:rPr>
-      </w:pPr>
-    </w:p>
-    <w:p>
-      <w:pPr>
-        <w:rPr>
-          <w:b/>
-          <w:bCs/>
-          <w:lang w:val="en-US"/>
-        </w:rPr>
-      </w:pPr>
-    </w:p>
-    <w:p>
-      <w:pPr>
-        <w:rPr>
-          <w:b/>
-          <w:bCs/>
-          <w:lang w:val="en-US"/>
-        </w:rPr>
-      </w:pPr>
-    </w:p>
-    <w:p>
-      <w:pPr>
-        <w:rPr>
-          <w:b/>
-          <w:bCs/>
-          <w:lang w:val="en-US"/>
-        </w:rPr>
-      </w:pPr>
-    </w:p>
-    <w:p>
-      <w:pPr>
-        <w:rPr>
-          <w:b/>
-          <w:bCs/>
-          <w:lang w:val="en-US"/>
-        </w:rPr>
-      </w:pPr>
-    </w:p>
-    <w:p>
-      <w:pPr>
-        <w:rPr>
-          <w:b/>
-          <w:bCs/>
-          <w:lang w:val="en-US"/>
-        </w:rPr>
-      </w:pPr>
-    </w:p>
-    <w:p>
-      <w:pPr>
-        <w:rPr>
-          <w:b/>
-          <w:bCs/>
-          <w:lang w:val="en-US"/>
-        </w:rPr>
-      </w:pPr>
-    </w:p>
-    <w:p>
-      <w:pPr>
-        <w:rPr>
-          <w:b/>
-          <w:bCs/>
-          <w:lang w:val="en-US"/>
-        </w:rPr>
-      </w:pPr>
-    </w:p>
+    <w:p/>
     <w:p>
       <w:pPr>
         <w:rPr>
@@ -5925,7 +4110,6 @@
           <w:bCs/>
           <w:sz w:val="32"/>
           <w:szCs w:val="32"/>
-          <w:lang w:val="en-US"/>
         </w:rPr>
       </w:pPr>
       <w:r>
@@ -5934,7 +4118,6 @@
           <w:bCs/>
           <w:sz w:val="32"/>
           <w:szCs w:val="32"/>
-          <w:lang w:val="en-US"/>
         </w:rPr>
         <w:lastRenderedPageBreak/>
         <w:t xml:space="preserve">Welcome to </w:t>
@@ -5945,7 +4128,6 @@
           <w:bCs/>
           <w:sz w:val="32"/>
           <w:szCs w:val="32"/>
-          <w:lang w:val="en-US"/>
         </w:rPr>
         <w:t>Transport</w:t>
       </w:r>
@@ -5955,7 +4137,6 @@
           <w:bCs/>
           <w:sz w:val="32"/>
           <w:szCs w:val="32"/>
-          <w:lang w:val="en-US"/>
         </w:rPr>
         <w:t xml:space="preserve"> Management system Instructions!!</w:t>
       </w:r>
@@ -5965,68 +4146,33 @@
           <w:bCs/>
           <w:sz w:val="32"/>
           <w:szCs w:val="32"/>
-          <w:lang w:val="en-US"/>
         </w:rPr>
         <w:br/>
       </w:r>
       <w:r>
-        <w:rPr>
-          <w:lang w:val="en-US"/>
-        </w:rPr>
         <w:t>*Note: instructions are meant for the customer/user.</w:t>
       </w:r>
     </w:p>
-    <w:p>
-      <w:pPr>
-        <w:rPr>
-          <w:lang w:val="en-US"/>
-        </w:rPr>
-      </w:pPr>
-    </w:p>
-    <w:p>
-      <w:pPr>
-        <w:rPr>
-          <w:lang w:val="en-US"/>
-        </w:rPr>
-      </w:pPr>
-      <w:r>
-        <w:rPr>
-          <w:lang w:val="en-US"/>
-        </w:rPr>
+    <w:p/>
+    <w:p>
+      <w:r>
         <w:t xml:space="preserve"> </w:t>
       </w:r>
       <w:r>
         <w:rPr>
           <w:b/>
           <w:bCs/>
-          <w:lang w:val="en-US"/>
         </w:rPr>
         <w:t xml:space="preserve">Login Information </w:t>
       </w:r>
     </w:p>
     <w:p>
-      <w:pPr>
-        <w:rPr>
-          <w:lang w:val="en-US"/>
-        </w:rPr>
-      </w:pPr>
-      <w:r>
-        <w:rPr>
-          <w:lang w:val="en-US"/>
-        </w:rPr>
+      <w:r>
         <w:t xml:space="preserve">By default, the system does not require a login. If access control is introduced, usernames </w:t>
       </w:r>
     </w:p>
     <w:p>
-      <w:pPr>
-        <w:rPr>
-          <w:lang w:val="en-US"/>
-        </w:rPr>
-      </w:pPr>
-      <w:r>
-        <w:rPr>
-          <w:lang w:val="en-US"/>
-        </w:rPr>
+      <w:r>
         <w:t xml:space="preserve">and passwords must be documented here. </w:t>
       </w:r>
     </w:p>
@@ -6035,74 +4181,35 @@
         <w:rPr>
           <w:b/>
           <w:bCs/>
-          <w:lang w:val="en-US"/>
-        </w:rPr>
-      </w:pPr>
-    </w:p>
-    <w:p>
-      <w:pPr>
-        <w:rPr>
-          <w:lang w:val="en-US"/>
-        </w:rPr>
-      </w:pPr>
-      <w:r>
-        <w:rPr>
-          <w:b/>
-          <w:bCs/>
-          <w:lang w:val="en-US"/>
+        </w:rPr>
+      </w:pPr>
+    </w:p>
+    <w:p>
+      <w:r>
+        <w:rPr>
+          <w:b/>
+          <w:bCs/>
         </w:rPr>
         <w:t xml:space="preserve">System Purpose </w:t>
       </w:r>
     </w:p>
     <w:p>
-      <w:pPr>
-        <w:rPr>
-          <w:lang w:val="en-US"/>
-        </w:rPr>
-      </w:pPr>
-      <w:r>
-        <w:rPr>
-          <w:lang w:val="en-US"/>
-        </w:rPr>
+      <w:r>
         <w:t xml:space="preserve">This system is a command-line Java application designed to help logistics managers </w:t>
       </w:r>
     </w:p>
     <w:p>
-      <w:pPr>
-        <w:rPr>
-          <w:lang w:val="en-US"/>
-        </w:rPr>
-      </w:pPr>
-      <w:r>
-        <w:rPr>
-          <w:lang w:val="en-US"/>
-        </w:rPr>
+      <w:r>
         <w:t xml:space="preserve">efficiently create, monitor, and manage transports between suppliers and branches using </w:t>
       </w:r>
     </w:p>
     <w:p>
-      <w:pPr>
-        <w:rPr>
-          <w:lang w:val="en-US"/>
-        </w:rPr>
-      </w:pPr>
-      <w:r>
-        <w:rPr>
-          <w:lang w:val="en-US"/>
-        </w:rPr>
+      <w:r>
         <w:t xml:space="preserve">drivers and trucks. It includes full CRUD (Create, Read, Update, Delete) capabilities for all </w:t>
       </w:r>
     </w:p>
     <w:p>
-      <w:pPr>
-        <w:rPr>
-          <w:lang w:val="en-US"/>
-        </w:rPr>
-      </w:pPr>
-      <w:r>
-        <w:rPr>
-          <w:lang w:val="en-US"/>
-        </w:rPr>
+      <w:r>
         <w:t xml:space="preserve">major components such as branches, drivers, trucks, and transport routes. </w:t>
       </w:r>
     </w:p>
@@ -6111,122 +4218,58 @@
         <w:rPr>
           <w:b/>
           <w:bCs/>
-          <w:lang w:val="en-US"/>
-        </w:rPr>
-      </w:pPr>
-    </w:p>
-    <w:p>
-      <w:pPr>
-        <w:rPr>
-          <w:b/>
-          <w:bCs/>
-          <w:lang w:val="en-US"/>
-        </w:rPr>
-      </w:pPr>
-    </w:p>
-    <w:p>
-      <w:pPr>
-        <w:rPr>
-          <w:lang w:val="en-US"/>
-        </w:rPr>
-      </w:pPr>
-      <w:r>
-        <w:rPr>
-          <w:b/>
-          <w:bCs/>
-          <w:lang w:val="en-US"/>
+        </w:rPr>
+      </w:pPr>
+    </w:p>
+    <w:p>
+      <w:pPr>
+        <w:rPr>
+          <w:b/>
+          <w:bCs/>
+        </w:rPr>
+      </w:pPr>
+    </w:p>
+    <w:p>
+      <w:r>
+        <w:rPr>
+          <w:b/>
+          <w:bCs/>
         </w:rPr>
         <w:t xml:space="preserve">System Launch Instructions </w:t>
       </w:r>
     </w:p>
     <w:p>
-      <w:pPr>
-        <w:rPr>
-          <w:lang w:val="en-US"/>
-        </w:rPr>
-      </w:pPr>
-      <w:r>
-        <w:rPr>
-          <w:lang w:val="en-US"/>
-        </w:rPr>
+      <w:r>
         <w:t xml:space="preserve">1. Open a terminal window. </w:t>
       </w:r>
     </w:p>
     <w:p>
-      <w:pPr>
-        <w:rPr>
-          <w:lang w:val="en-US"/>
-        </w:rPr>
-      </w:pPr>
-      <w:r>
-        <w:rPr>
-          <w:lang w:val="en-US"/>
-        </w:rPr>
+      <w:r>
         <w:t xml:space="preserve">2. Navigate to the project directory. </w:t>
       </w:r>
     </w:p>
     <w:p>
-      <w:pPr>
-        <w:rPr>
-          <w:lang w:val="en-US"/>
-        </w:rPr>
-      </w:pPr>
-      <w:r>
-        <w:rPr>
-          <w:lang w:val="en-US"/>
-        </w:rPr>
+      <w:r>
         <w:t xml:space="preserve">3. Run the system using the following command: </w:t>
       </w:r>
     </w:p>
     <w:p>
-      <w:pPr>
-        <w:rPr>
-          <w:lang w:val="en-US"/>
-        </w:rPr>
-      </w:pPr>
-      <w:r>
-        <w:rPr>
-          <w:lang w:val="en-US"/>
-        </w:rPr>
+      <w:r>
         <w:t xml:space="preserve">`java -jar release/adss2025_v01.jar` </w:t>
       </w:r>
     </w:p>
     <w:p>
-      <w:pPr>
-        <w:rPr>
-          <w:lang w:val="en-US"/>
-        </w:rPr>
-      </w:pPr>
-      <w:r>
-        <w:rPr>
-          <w:lang w:val="en-US"/>
-        </w:rPr>
+      <w:r>
         <w:t xml:space="preserve">4. The application starts with a prompt: 'Load mock data? (y/n)'. </w:t>
       </w:r>
     </w:p>
     <w:p>
-      <w:pPr>
-        <w:rPr>
-          <w:lang w:val="en-US"/>
-        </w:rPr>
-      </w:pPr>
-      <w:r>
-        <w:rPr>
-          <w:lang w:val="en-US"/>
-        </w:rPr>
+      <w:r>
         <w:t xml:space="preserve">- Type 'y' to initialize mock data (sample branches, trucks, drivers, and suppliers). </w:t>
       </w:r>
     </w:p>
     <w:p>
-      <w:pPr>
-        <w:rPr>
-          <w:lang w:val="en-US"/>
-        </w:rPr>
-      </w:pPr>
-      <w:r>
-        <w:rPr>
-          <w:lang w:val="en-US"/>
-        </w:rPr>
+      <w:r>
         <w:t xml:space="preserve">- Type 'n' to start from scratch. </w:t>
       </w:r>
     </w:p>
@@ -6235,145 +4278,72 @@
         <w:rPr>
           <w:b/>
           <w:bCs/>
-          <w:lang w:val="en-US"/>
-        </w:rPr>
-      </w:pPr>
-    </w:p>
-    <w:p>
-      <w:pPr>
-        <w:rPr>
-          <w:b/>
-          <w:bCs/>
-          <w:lang w:val="en-US"/>
-        </w:rPr>
-      </w:pPr>
-    </w:p>
-    <w:p>
-      <w:pPr>
-        <w:rPr>
-          <w:b/>
-          <w:bCs/>
-          <w:lang w:val="en-US"/>
-        </w:rPr>
-      </w:pPr>
-    </w:p>
-    <w:p>
-      <w:pPr>
-        <w:rPr>
-          <w:lang w:val="en-US"/>
-        </w:rPr>
-      </w:pPr>
-      <w:r>
-        <w:rPr>
-          <w:b/>
-          <w:bCs/>
-          <w:lang w:val="en-US"/>
-        </w:rPr>
+        </w:rPr>
+      </w:pPr>
+    </w:p>
+    <w:p>
+      <w:pPr>
+        <w:rPr>
+          <w:b/>
+          <w:bCs/>
+        </w:rPr>
+      </w:pPr>
+    </w:p>
+    <w:p>
+      <w:pPr>
+        <w:rPr>
+          <w:b/>
+          <w:bCs/>
+        </w:rPr>
+      </w:pPr>
+    </w:p>
+    <w:p>
+      <w:r>
+        <w:rPr>
+          <w:b/>
+          <w:bCs/>
+        </w:rPr>
+        <w:t xml:space="preserve">Main Menu Walkthrough </w:t>
+      </w:r>
+    </w:p>
+    <w:p>
+      <w:r>
         <w:lastRenderedPageBreak/>
-        <w:t xml:space="preserve">Main Menu Walkthrough </w:t>
-      </w:r>
-    </w:p>
-    <w:p>
-      <w:pPr>
-        <w:rPr>
-          <w:lang w:val="en-US"/>
-        </w:rPr>
-      </w:pPr>
-      <w:r>
-        <w:rPr>
-          <w:lang w:val="en-US"/>
-        </w:rPr>
         <w:t xml:space="preserve">The main menu includes: </w:t>
       </w:r>
     </w:p>
     <w:p>
-      <w:pPr>
-        <w:rPr>
-          <w:lang w:val="en-US"/>
-        </w:rPr>
-      </w:pPr>
-      <w:r>
-        <w:rPr>
-          <w:lang w:val="en-US"/>
-        </w:rPr>
+      <w:r>
         <w:t xml:space="preserve">- Manage Transport Areas: Connect suppliers and branches into transport zones. </w:t>
       </w:r>
     </w:p>
     <w:p>
-      <w:pPr>
-        <w:rPr>
-          <w:lang w:val="en-US"/>
-        </w:rPr>
-      </w:pPr>
-      <w:r>
-        <w:rPr>
-          <w:lang w:val="en-US"/>
-        </w:rPr>
+      <w:r>
         <w:t xml:space="preserve">- Manage Transports: Create, view, and delete logistics operations. </w:t>
       </w:r>
     </w:p>
     <w:p>
-      <w:pPr>
-        <w:rPr>
-          <w:lang w:val="en-US"/>
-        </w:rPr>
-      </w:pPr>
-      <w:r>
-        <w:rPr>
-          <w:lang w:val="en-US"/>
-        </w:rPr>
+      <w:r>
         <w:t xml:space="preserve">- Manage Trucks: Maintain vehicle records. </w:t>
       </w:r>
     </w:p>
     <w:p>
-      <w:pPr>
-        <w:rPr>
-          <w:lang w:val="en-US"/>
-        </w:rPr>
-      </w:pPr>
-      <w:r>
-        <w:rPr>
-          <w:lang w:val="en-US"/>
-        </w:rPr>
+      <w:r>
         <w:t xml:space="preserve">- Manage Drivers: Add or update drivers and their license types. </w:t>
       </w:r>
     </w:p>
     <w:p>
-      <w:pPr>
-        <w:rPr>
-          <w:lang w:val="en-US"/>
-        </w:rPr>
-      </w:pPr>
-      <w:r>
-        <w:rPr>
-          <w:lang w:val="en-US"/>
-        </w:rPr>
+      <w:r>
         <w:t xml:space="preserve">- Manage Branches: Track branch locations and contact info. </w:t>
       </w:r>
     </w:p>
     <w:p>
-      <w:pPr>
-        <w:rPr>
-          <w:lang w:val="en-US"/>
-        </w:rPr>
-      </w:pPr>
-      <w:r>
-        <w:rPr>
-          <w:lang w:val="en-US"/>
-        </w:rPr>
+      <w:r>
         <w:t xml:space="preserve">- Exit: Close the program safely. </w:t>
       </w:r>
     </w:p>
     <w:p>
-      <w:pPr>
-        <w:rPr>
-          <w:lang w:val="en-US"/>
-        </w:rPr>
-      </w:pPr>
-      <w:r>
-        <w:rPr>
-          <w:lang w:val="en-US"/>
-        </w:rPr>
+      <w:r>
         <w:t xml:space="preserve">- Load Temporary Mock Data: Reinitialize demo data at any point. </w:t>
       </w:r>
     </w:p>
@@ -6382,148 +4352,68 @@
         <w:rPr>
           <w:b/>
           <w:bCs/>
-          <w:lang w:val="en-US"/>
-        </w:rPr>
-      </w:pPr>
-    </w:p>
-    <w:p>
-      <w:pPr>
-        <w:rPr>
-          <w:b/>
-          <w:bCs/>
-          <w:lang w:val="en-US"/>
-        </w:rPr>
-      </w:pPr>
-    </w:p>
-    <w:p>
-      <w:pPr>
-        <w:rPr>
-          <w:lang w:val="en-US"/>
-        </w:rPr>
-      </w:pPr>
-      <w:r>
-        <w:rPr>
-          <w:b/>
-          <w:bCs/>
-          <w:lang w:val="en-US"/>
+        </w:rPr>
+      </w:pPr>
+    </w:p>
+    <w:p>
+      <w:pPr>
+        <w:rPr>
+          <w:b/>
+          <w:bCs/>
+        </w:rPr>
+      </w:pPr>
+    </w:p>
+    <w:p>
+      <w:r>
+        <w:rPr>
+          <w:b/>
+          <w:bCs/>
         </w:rPr>
         <w:t xml:space="preserve">Creating a Transport </w:t>
       </w:r>
     </w:p>
     <w:p>
-      <w:pPr>
-        <w:rPr>
-          <w:lang w:val="en-US"/>
-        </w:rPr>
-      </w:pPr>
-      <w:r>
-        <w:rPr>
-          <w:lang w:val="en-US"/>
-        </w:rPr>
+      <w:r>
         <w:t xml:space="preserve">To create a transport: </w:t>
       </w:r>
     </w:p>
     <w:p>
-      <w:pPr>
-        <w:rPr>
-          <w:lang w:val="en-US"/>
-        </w:rPr>
-      </w:pPr>
-      <w:r>
-        <w:rPr>
-          <w:lang w:val="en-US"/>
-        </w:rPr>
+      <w:r>
         <w:t xml:space="preserve">1. Choose 'Manage Transports' from the main menu. </w:t>
       </w:r>
     </w:p>
     <w:p>
-      <w:pPr>
-        <w:rPr>
-          <w:lang w:val="en-US"/>
-        </w:rPr>
-      </w:pPr>
-      <w:r>
-        <w:rPr>
-          <w:lang w:val="en-US"/>
-        </w:rPr>
+      <w:r>
         <w:t xml:space="preserve">2. Select 'Create transport'. </w:t>
       </w:r>
     </w:p>
     <w:p>
-      <w:pPr>
-        <w:rPr>
-          <w:lang w:val="en-US"/>
-        </w:rPr>
-      </w:pPr>
-      <w:r>
-        <w:rPr>
-          <w:lang w:val="en-US"/>
-        </w:rPr>
+      <w:r>
         <w:t xml:space="preserve">3. Enter a planned date and time for delivery. </w:t>
       </w:r>
     </w:p>
     <w:p>
-      <w:pPr>
-        <w:rPr>
-          <w:lang w:val="en-US"/>
-        </w:rPr>
-      </w:pPr>
-      <w:r>
-        <w:rPr>
-          <w:lang w:val="en-US"/>
-        </w:rPr>
+      <w:r>
         <w:t xml:space="preserve">4. Choose a source branch. </w:t>
       </w:r>
     </w:p>
     <w:p>
-      <w:pPr>
-        <w:rPr>
-          <w:lang w:val="en-US"/>
-        </w:rPr>
-      </w:pPr>
-      <w:r>
-        <w:rPr>
-          <w:lang w:val="en-US"/>
-        </w:rPr>
+      <w:r>
         <w:t xml:space="preserve">5. Select items from inventory to include in the transport. </w:t>
       </w:r>
     </w:p>
     <w:p>
-      <w:pPr>
-        <w:rPr>
-          <w:lang w:val="en-US"/>
-        </w:rPr>
-      </w:pPr>
-      <w:r>
-        <w:rPr>
-          <w:lang w:val="en-US"/>
-        </w:rPr>
+      <w:r>
         <w:t xml:space="preserve">6. System will attempt to find routes and available trucks/drivers. </w:t>
       </w:r>
     </w:p>
     <w:p>
-      <w:pPr>
-        <w:rPr>
-          <w:lang w:val="en-US"/>
-        </w:rPr>
-      </w:pPr>
-      <w:r>
-        <w:rPr>
-          <w:lang w:val="en-US"/>
-        </w:rPr>
+      <w:r>
         <w:t xml:space="preserve">7. You will be prompted to pick from valid trucks and drivers. </w:t>
       </w:r>
     </w:p>
     <w:p>
-      <w:pPr>
-        <w:rPr>
-          <w:lang w:val="en-US"/>
-        </w:rPr>
-      </w:pPr>
-      <w:r>
-        <w:rPr>
-          <w:lang w:val="en-US"/>
-        </w:rPr>
+      <w:r>
         <w:t xml:space="preserve">8. Upon success, a full transport is created and listed. </w:t>
       </w:r>
     </w:p>
@@ -6532,70 +4422,38 @@
         <w:rPr>
           <w:b/>
           <w:bCs/>
-          <w:lang w:val="en-US"/>
-        </w:rPr>
-      </w:pPr>
-    </w:p>
-    <w:p>
-      <w:pPr>
-        <w:rPr>
-          <w:b/>
-          <w:bCs/>
-          <w:lang w:val="en-US"/>
-        </w:rPr>
-      </w:pPr>
-    </w:p>
-    <w:p>
-      <w:pPr>
-        <w:rPr>
-          <w:lang w:val="en-US"/>
-        </w:rPr>
-      </w:pPr>
-      <w:r>
-        <w:rPr>
-          <w:b/>
-          <w:bCs/>
-          <w:lang w:val="en-US"/>
+        </w:rPr>
+      </w:pPr>
+    </w:p>
+    <w:p>
+      <w:pPr>
+        <w:rPr>
+          <w:b/>
+          <w:bCs/>
+        </w:rPr>
+      </w:pPr>
+    </w:p>
+    <w:p>
+      <w:r>
+        <w:rPr>
+          <w:b/>
+          <w:bCs/>
         </w:rPr>
         <w:t xml:space="preserve">Drivers and Trucks </w:t>
       </w:r>
     </w:p>
     <w:p>
-      <w:pPr>
-        <w:rPr>
-          <w:lang w:val="en-US"/>
-        </w:rPr>
-      </w:pPr>
-      <w:r>
-        <w:rPr>
-          <w:lang w:val="en-US"/>
-        </w:rPr>
+      <w:r>
         <w:t xml:space="preserve">Each driver must be assigned a license type (B, C, C1, etc.). </w:t>
       </w:r>
     </w:p>
     <w:p>
-      <w:pPr>
-        <w:rPr>
-          <w:lang w:val="en-US"/>
-        </w:rPr>
-      </w:pPr>
-      <w:r>
-        <w:rPr>
-          <w:lang w:val="en-US"/>
-        </w:rPr>
+      <w:r>
         <w:t xml:space="preserve">Each truck requires a specific license type to operate. </w:t>
       </w:r>
     </w:p>
     <w:p>
-      <w:pPr>
-        <w:rPr>
-          <w:lang w:val="en-US"/>
-        </w:rPr>
-      </w:pPr>
-      <w:r>
-        <w:rPr>
-          <w:lang w:val="en-US"/>
-        </w:rPr>
+      <w:r>
         <w:t xml:space="preserve">The system only allows pairing a driver with a truck they are qualified to drive. </w:t>
       </w:r>
     </w:p>
@@ -6604,72 +4462,42 @@
         <w:rPr>
           <w:b/>
           <w:bCs/>
-          <w:lang w:val="en-US"/>
-        </w:rPr>
-      </w:pPr>
-    </w:p>
-    <w:p>
-      <w:pPr>
-        <w:rPr>
-          <w:b/>
-          <w:bCs/>
-          <w:lang w:val="en-US"/>
-        </w:rPr>
-      </w:pPr>
-    </w:p>
-    <w:p>
-      <w:pPr>
-        <w:rPr>
-          <w:lang w:val="en-US"/>
-        </w:rPr>
-      </w:pPr>
-      <w:r>
-        <w:rPr>
-          <w:b/>
-          <w:bCs/>
-          <w:lang w:val="en-US"/>
+        </w:rPr>
+      </w:pPr>
+    </w:p>
+    <w:p>
+      <w:pPr>
+        <w:rPr>
+          <w:b/>
+          <w:bCs/>
+        </w:rPr>
+      </w:pPr>
+    </w:p>
+    <w:p>
+      <w:r>
+        <w:rPr>
+          <w:b/>
+          <w:bCs/>
         </w:rPr>
         <w:t xml:space="preserve">Mock Data Description </w:t>
       </w:r>
     </w:p>
     <w:p>
-      <w:pPr>
-        <w:rPr>
-          <w:lang w:val="en-US"/>
-        </w:rPr>
-      </w:pPr>
-      <w:r>
-        <w:rPr>
-          <w:lang w:val="en-US"/>
-        </w:rPr>
+      <w:r>
         <w:t xml:space="preserve">The mock data includes: </w:t>
       </w:r>
     </w:p>
     <w:p>
-      <w:pPr>
-        <w:rPr>
-          <w:lang w:val="en-US"/>
-        </w:rPr>
-      </w:pPr>
-      <w:r>
-        <w:rPr>
-          <w:b/>
-          <w:bCs/>
-          <w:lang w:val="en-US"/>
+      <w:r>
+        <w:rPr>
+          <w:b/>
+          <w:bCs/>
         </w:rPr>
         <w:t xml:space="preserve">Branches </w:t>
       </w:r>
     </w:p>
     <w:p>
-      <w:pPr>
-        <w:rPr>
-          <w:lang w:val="en-US"/>
-        </w:rPr>
-      </w:pPr>
-      <w:r>
-        <w:rPr>
-          <w:lang w:val="en-US"/>
-        </w:rPr>
+      <w:r>
         <w:t xml:space="preserve">Three branches are added: </w:t>
       </w:r>
     </w:p>
@@ -6679,22 +4507,15 @@
           <w:ilvl w:val="0"/>
           <w:numId w:val="47"/>
         </w:numPr>
-        <w:rPr>
-          <w:lang w:val="en-US"/>
-        </w:rPr>
-      </w:pPr>
-      <w:r>
-        <w:rPr>
-          <w:b/>
-          <w:bCs/>
-          <w:lang w:val="en-US"/>
+      </w:pPr>
+      <w:r>
+        <w:rPr>
+          <w:b/>
+          <w:bCs/>
         </w:rPr>
         <w:t xml:space="preserve">Branch1 </w:t>
       </w:r>
       <w:r>
-        <w:rPr>
-          <w:lang w:val="en-US"/>
-        </w:rPr>
         <w:t xml:space="preserve">– Address: "Address1", Phone: "+972 5412311" </w:t>
       </w:r>
     </w:p>
@@ -6704,22 +4525,15 @@
           <w:ilvl w:val="0"/>
           <w:numId w:val="47"/>
         </w:numPr>
-        <w:rPr>
-          <w:lang w:val="en-US"/>
-        </w:rPr>
-      </w:pPr>
-      <w:r>
-        <w:rPr>
-          <w:b/>
-          <w:bCs/>
-          <w:lang w:val="en-US"/>
+      </w:pPr>
+      <w:r>
+        <w:rPr>
+          <w:b/>
+          <w:bCs/>
         </w:rPr>
         <w:t xml:space="preserve">Branch2 </w:t>
       </w:r>
       <w:r>
-        <w:rPr>
-          <w:lang w:val="en-US"/>
-        </w:rPr>
         <w:t xml:space="preserve">– Address: "Address2", Phone: "+972 5488899" </w:t>
       </w:r>
     </w:p>
@@ -6729,57 +4543,30 @@
           <w:ilvl w:val="0"/>
           <w:numId w:val="47"/>
         </w:numPr>
-        <w:rPr>
-          <w:lang w:val="en-US"/>
-        </w:rPr>
-      </w:pPr>
-      <w:r>
-        <w:rPr>
-          <w:b/>
-          <w:bCs/>
-          <w:lang w:val="en-US"/>
+      </w:pPr>
+      <w:r>
+        <w:rPr>
+          <w:b/>
+          <w:bCs/>
         </w:rPr>
         <w:t xml:space="preserve">Branch3 </w:t>
       </w:r>
       <w:r>
-        <w:rPr>
-          <w:lang w:val="en-US"/>
-        </w:rPr>
         <w:t xml:space="preserve">– Address: "Address3", Phone: "+972 5412988" </w:t>
       </w:r>
     </w:p>
-    <w:p>
-      <w:pPr>
-        <w:rPr>
-          <w:lang w:val="en-US"/>
-        </w:rPr>
-      </w:pPr>
-    </w:p>
-    <w:p>
-      <w:pPr>
-        <w:rPr>
-          <w:lang w:val="en-US"/>
-        </w:rPr>
-      </w:pPr>
-      <w:r>
-        <w:rPr>
-          <w:b/>
-          <w:bCs/>
-          <w:lang w:val="en-US"/>
+    <w:p/>
+    <w:p>
+      <w:r>
+        <w:rPr>
+          <w:b/>
+          <w:bCs/>
         </w:rPr>
         <w:t xml:space="preserve">Drivers </w:t>
       </w:r>
     </w:p>
     <w:p>
-      <w:pPr>
-        <w:rPr>
-          <w:lang w:val="en-US"/>
-        </w:rPr>
-      </w:pPr>
-      <w:r>
-        <w:rPr>
-          <w:lang w:val="en-US"/>
-        </w:rPr>
+      <w:r>
         <w:t xml:space="preserve">Three drivers with different license types: </w:t>
       </w:r>
     </w:p>
@@ -6789,22 +4576,15 @@
           <w:ilvl w:val="0"/>
           <w:numId w:val="48"/>
         </w:numPr>
-        <w:rPr>
-          <w:lang w:val="en-US"/>
-        </w:rPr>
-      </w:pPr>
-      <w:r>
-        <w:rPr>
-          <w:b/>
-          <w:bCs/>
-          <w:lang w:val="en-US"/>
+      </w:pPr>
+      <w:r>
+        <w:rPr>
+          <w:b/>
+          <w:bCs/>
         </w:rPr>
         <w:t xml:space="preserve">John Doe </w:t>
       </w:r>
       <w:r>
-        <w:rPr>
-          <w:lang w:val="en-US"/>
-        </w:rPr>
         <w:t xml:space="preserve">– ID: "123456789", Phone: "+972 5412311", License: "C" </w:t>
       </w:r>
     </w:p>
@@ -6814,22 +4594,15 @@
           <w:ilvl w:val="0"/>
           <w:numId w:val="48"/>
         </w:numPr>
-        <w:rPr>
-          <w:lang w:val="en-US"/>
-        </w:rPr>
-      </w:pPr>
-      <w:r>
-        <w:rPr>
-          <w:b/>
-          <w:bCs/>
-          <w:lang w:val="en-US"/>
+      </w:pPr>
+      <w:r>
+        <w:rPr>
+          <w:b/>
+          <w:bCs/>
         </w:rPr>
         <w:t xml:space="preserve">Sam Wilson </w:t>
       </w:r>
       <w:r>
-        <w:rPr>
-          <w:lang w:val="en-US"/>
-        </w:rPr>
         <w:t xml:space="preserve">– ID: "987654321", Phone: "+972 5488899", License: "B" </w:t>
       </w:r>
     </w:p>
@@ -6839,57 +4612,30 @@
           <w:ilvl w:val="0"/>
           <w:numId w:val="48"/>
         </w:numPr>
-        <w:rPr>
-          <w:lang w:val="en-US"/>
-        </w:rPr>
-      </w:pPr>
-      <w:r>
-        <w:rPr>
-          <w:b/>
-          <w:bCs/>
-          <w:lang w:val="en-US"/>
+      </w:pPr>
+      <w:r>
+        <w:rPr>
+          <w:b/>
+          <w:bCs/>
         </w:rPr>
         <w:t xml:space="preserve">Jane Smith </w:t>
       </w:r>
       <w:r>
-        <w:rPr>
-          <w:lang w:val="en-US"/>
-        </w:rPr>
         <w:t xml:space="preserve">– ID: "456789123", Phone: "+972 5412988", License: "C1" </w:t>
       </w:r>
     </w:p>
-    <w:p>
-      <w:pPr>
-        <w:rPr>
-          <w:lang w:val="en-US"/>
-        </w:rPr>
-      </w:pPr>
-    </w:p>
-    <w:p>
-      <w:pPr>
-        <w:rPr>
-          <w:lang w:val="en-US"/>
-        </w:rPr>
-      </w:pPr>
-      <w:r>
-        <w:rPr>
-          <w:b/>
-          <w:bCs/>
-          <w:lang w:val="en-US"/>
+    <w:p/>
+    <w:p>
+      <w:r>
+        <w:rPr>
+          <w:b/>
+          <w:bCs/>
         </w:rPr>
         <w:t xml:space="preserve">Trucks </w:t>
       </w:r>
     </w:p>
     <w:p>
-      <w:pPr>
-        <w:rPr>
-          <w:lang w:val="en-US"/>
-        </w:rPr>
-      </w:pPr>
-      <w:r>
-        <w:rPr>
-          <w:lang w:val="en-US"/>
-        </w:rPr>
+      <w:r>
         <w:t xml:space="preserve">Three trucks with different capacities and required license types: </w:t>
       </w:r>
     </w:p>
@@ -6899,22 +4645,15 @@
           <w:ilvl w:val="0"/>
           <w:numId w:val="49"/>
         </w:numPr>
-        <w:rPr>
-          <w:lang w:val="en-US"/>
-        </w:rPr>
-      </w:pPr>
-      <w:r>
-        <w:rPr>
-          <w:b/>
-          <w:bCs/>
-          <w:lang w:val="en-US"/>
+      </w:pPr>
+      <w:r>
+        <w:rPr>
+          <w:b/>
+          <w:bCs/>
         </w:rPr>
         <w:t xml:space="preserve">Truck 5498875 </w:t>
       </w:r>
       <w:r>
-        <w:rPr>
-          <w:lang w:val="en-US"/>
-        </w:rPr>
         <w:t xml:space="preserve">– Weight: 3500kg, Max load: 5000kg, License: "C1", Manufacturer: "Toyota" </w:t>
       </w:r>
     </w:p>
@@ -6924,22 +4663,15 @@
           <w:ilvl w:val="0"/>
           <w:numId w:val="49"/>
         </w:numPr>
-        <w:rPr>
-          <w:lang w:val="en-US"/>
-        </w:rPr>
-      </w:pPr>
-      <w:r>
-        <w:rPr>
-          <w:b/>
-          <w:bCs/>
-          <w:lang w:val="en-US"/>
+      </w:pPr>
+      <w:r>
+        <w:rPr>
+          <w:b/>
+          <w:bCs/>
         </w:rPr>
         <w:t xml:space="preserve">Truck 5491176 </w:t>
       </w:r>
       <w:r>
-        <w:rPr>
-          <w:lang w:val="en-US"/>
-        </w:rPr>
         <w:t xml:space="preserve">– Weight: 1000kg, Max load: 3000kg, License: "C", Manufacturer: "Ford" </w:t>
       </w:r>
     </w:p>
@@ -6949,57 +4681,30 @@
           <w:ilvl w:val="0"/>
           <w:numId w:val="49"/>
         </w:numPr>
-        <w:rPr>
-          <w:lang w:val="en-US"/>
-        </w:rPr>
-      </w:pPr>
-      <w:r>
-        <w:rPr>
-          <w:b/>
-          <w:bCs/>
-          <w:lang w:val="en-US"/>
+      </w:pPr>
+      <w:r>
+        <w:rPr>
+          <w:b/>
+          <w:bCs/>
         </w:rPr>
         <w:t xml:space="preserve">Truck 5491177 </w:t>
       </w:r>
       <w:r>
-        <w:rPr>
-          <w:lang w:val="en-US"/>
-        </w:rPr>
         <w:t xml:space="preserve">– Weight: 4500kg, Max load: 7000kg, License: "C1", Manufacturer: "Mercedes" </w:t>
       </w:r>
     </w:p>
-    <w:p>
-      <w:pPr>
-        <w:rPr>
-          <w:lang w:val="en-US"/>
-        </w:rPr>
-      </w:pPr>
-    </w:p>
-    <w:p>
-      <w:pPr>
-        <w:rPr>
-          <w:lang w:val="en-US"/>
-        </w:rPr>
-      </w:pPr>
-      <w:r>
-        <w:rPr>
-          <w:b/>
-          <w:bCs/>
-          <w:lang w:val="en-US"/>
+    <w:p/>
+    <w:p>
+      <w:r>
+        <w:rPr>
+          <w:b/>
+          <w:bCs/>
         </w:rPr>
         <w:t xml:space="preserve">Suppliers </w:t>
       </w:r>
     </w:p>
     <w:p>
-      <w:pPr>
-        <w:rPr>
-          <w:lang w:val="en-US"/>
-        </w:rPr>
-      </w:pPr>
-      <w:r>
-        <w:rPr>
-          <w:lang w:val="en-US"/>
-        </w:rPr>
+      <w:r>
         <w:t xml:space="preserve">Three suppliers located at different addresses: </w:t>
       </w:r>
     </w:p>
@@ -7009,22 +4714,16 @@
           <w:ilvl w:val="0"/>
           <w:numId w:val="50"/>
         </w:numPr>
-        <w:rPr>
-          <w:lang w:val="en-US"/>
-        </w:rPr>
-      </w:pPr>
-      <w:r>
-        <w:rPr>
-          <w:b/>
-          <w:bCs/>
-          <w:lang w:val="en-US"/>
-        </w:rPr>
+      </w:pPr>
+      <w:r>
+        <w:rPr>
+          <w:b/>
+          <w:bCs/>
+        </w:rPr>
+        <w:lastRenderedPageBreak/>
         <w:t xml:space="preserve">Supplier1 </w:t>
       </w:r>
       <w:r>
-        <w:rPr>
-          <w:lang w:val="en-US"/>
-        </w:rPr>
         <w:t xml:space="preserve">– Address: "Address1", Phone: "+972 77788855" </w:t>
       </w:r>
     </w:p>
@@ -7034,23 +4733,15 @@
           <w:ilvl w:val="0"/>
           <w:numId w:val="50"/>
         </w:numPr>
-        <w:rPr>
-          <w:lang w:val="en-US"/>
-        </w:rPr>
-      </w:pPr>
-      <w:r>
-        <w:rPr>
-          <w:b/>
-          <w:bCs/>
-          <w:lang w:val="en-US"/>
-        </w:rPr>
-        <w:lastRenderedPageBreak/>
+      </w:pPr>
+      <w:r>
+        <w:rPr>
+          <w:b/>
+          <w:bCs/>
+        </w:rPr>
         <w:t xml:space="preserve">Supplier2 </w:t>
       </w:r>
       <w:r>
-        <w:rPr>
-          <w:lang w:val="en-US"/>
-        </w:rPr>
         <w:t xml:space="preserve">– Address: "Address2", Phone: "+972 77788856" </w:t>
       </w:r>
     </w:p>
@@ -7060,57 +4751,30 @@
           <w:ilvl w:val="0"/>
           <w:numId w:val="50"/>
         </w:numPr>
-        <w:rPr>
-          <w:lang w:val="en-US"/>
-        </w:rPr>
-      </w:pPr>
-      <w:r>
-        <w:rPr>
-          <w:b/>
-          <w:bCs/>
-          <w:lang w:val="en-US"/>
+      </w:pPr>
+      <w:r>
+        <w:rPr>
+          <w:b/>
+          <w:bCs/>
         </w:rPr>
         <w:t xml:space="preserve">Supplier3 </w:t>
       </w:r>
       <w:r>
-        <w:rPr>
-          <w:lang w:val="en-US"/>
-        </w:rPr>
         <w:t xml:space="preserve">– Address: "Address3", Phone: "+972 77788857" </w:t>
       </w:r>
     </w:p>
-    <w:p>
-      <w:pPr>
-        <w:rPr>
-          <w:lang w:val="en-US"/>
-        </w:rPr>
-      </w:pPr>
-    </w:p>
-    <w:p>
-      <w:pPr>
-        <w:rPr>
-          <w:lang w:val="en-US"/>
-        </w:rPr>
-      </w:pPr>
-      <w:r>
-        <w:rPr>
-          <w:b/>
-          <w:bCs/>
-          <w:lang w:val="en-US"/>
+    <w:p/>
+    <w:p>
+      <w:r>
+        <w:rPr>
+          <w:b/>
+          <w:bCs/>
         </w:rPr>
         <w:t xml:space="preserve">Transport Areas </w:t>
       </w:r>
     </w:p>
     <w:p>
-      <w:pPr>
-        <w:rPr>
-          <w:lang w:val="en-US"/>
-        </w:rPr>
-      </w:pPr>
-      <w:r>
-        <w:rPr>
-          <w:lang w:val="en-US"/>
-        </w:rPr>
+      <w:r>
         <w:t xml:space="preserve">Two transport areas are created, each associating existing branches and suppliers: </w:t>
       </w:r>
     </w:p>
@@ -7120,22 +4784,15 @@
           <w:ilvl w:val="0"/>
           <w:numId w:val="51"/>
         </w:numPr>
-        <w:rPr>
-          <w:lang w:val="en-US"/>
-        </w:rPr>
-      </w:pPr>
-      <w:r>
-        <w:rPr>
-          <w:b/>
-          <w:bCs/>
-          <w:lang w:val="en-US"/>
+      </w:pPr>
+      <w:r>
+        <w:rPr>
+          <w:b/>
+          <w:bCs/>
         </w:rPr>
         <w:t xml:space="preserve">Area1 </w:t>
       </w:r>
       <w:r>
-        <w:rPr>
-          <w:lang w:val="en-US"/>
-        </w:rPr>
         <w:t xml:space="preserve">– Includes all created branches and suppliers </w:t>
       </w:r>
     </w:p>
@@ -7145,43 +4802,24 @@
           <w:ilvl w:val="0"/>
           <w:numId w:val="51"/>
         </w:numPr>
-        <w:rPr>
-          <w:lang w:val="en-US"/>
-        </w:rPr>
-      </w:pPr>
-      <w:r>
-        <w:rPr>
-          <w:b/>
-          <w:bCs/>
-          <w:lang w:val="en-US"/>
+      </w:pPr>
+      <w:r>
+        <w:rPr>
+          <w:b/>
+          <w:bCs/>
         </w:rPr>
         <w:t xml:space="preserve">Area2 </w:t>
       </w:r>
       <w:r>
-        <w:rPr>
-          <w:lang w:val="en-US"/>
-        </w:rPr>
         <w:t xml:space="preserve">– Includes a subset (first two) of branches and suppliers </w:t>
       </w:r>
     </w:p>
-    <w:p>
-      <w:pPr>
-        <w:rPr>
-          <w:lang w:val="en-US"/>
-        </w:rPr>
-      </w:pPr>
-    </w:p>
-    <w:p>
-      <w:pPr>
-        <w:rPr>
-          <w:lang w:val="en-US"/>
-        </w:rPr>
-      </w:pPr>
-      <w:r>
-        <w:rPr>
-          <w:b/>
-          <w:bCs/>
-          <w:lang w:val="en-US"/>
+    <w:p/>
+    <w:p>
+      <w:r>
+        <w:rPr>
+          <w:b/>
+          <w:bCs/>
         </w:rPr>
         <w:t xml:space="preserve">Transport Planning </w:t>
       </w:r>
@@ -7192,14 +4830,8 @@
           <w:ilvl w:val="0"/>
           <w:numId w:val="52"/>
         </w:numPr>
-        <w:rPr>
-          <w:lang w:val="en-US"/>
-        </w:rPr>
-      </w:pPr>
-      <w:r>
-        <w:rPr>
-          <w:lang w:val="en-US"/>
-        </w:rPr>
+      </w:pPr>
+      <w:r>
         <w:t xml:space="preserve">A set of stock items is retrieved based on a mock search (with placeholder query ""). </w:t>
       </w:r>
     </w:p>
@@ -7209,28 +4841,18 @@
           <w:ilvl w:val="0"/>
           <w:numId w:val="52"/>
         </w:numPr>
-        <w:rPr>
-          <w:lang w:val="en-US"/>
-        </w:rPr>
-      </w:pPr>
-      <w:r>
-        <w:rPr>
-          <w:lang w:val="en-US"/>
-        </w:rPr>
+      </w:pPr>
+      <w:r>
         <w:t xml:space="preserve">A </w:t>
       </w:r>
       <w:r>
         <w:rPr>
           <w:b/>
           <w:bCs/>
-          <w:lang w:val="en-US"/>
         </w:rPr>
         <w:t xml:space="preserve">transport route </w:t>
       </w:r>
       <w:r>
-        <w:rPr>
-          <w:lang w:val="en-US"/>
-        </w:rPr>
         <w:t xml:space="preserve">is planned for the next day, using the selected stock items. </w:t>
       </w:r>
     </w:p>
@@ -7240,14 +4862,8 @@
           <w:ilvl w:val="0"/>
           <w:numId w:val="52"/>
         </w:numPr>
-        <w:rPr>
-          <w:lang w:val="en-US"/>
-        </w:rPr>
-      </w:pPr>
-      <w:r>
-        <w:rPr>
-          <w:lang w:val="en-US"/>
-        </w:rPr>
+      </w:pPr>
+      <w:r>
         <w:t xml:space="preserve">The system finds an available truck and a driver with a matching license for the planned date. </w:t>
       </w:r>
     </w:p>
@@ -7257,219 +4873,115 @@
           <w:ilvl w:val="0"/>
           <w:numId w:val="52"/>
         </w:numPr>
-        <w:rPr>
-          <w:lang w:val="en-US"/>
-        </w:rPr>
-      </w:pPr>
-      <w:r>
-        <w:rPr>
-          <w:lang w:val="en-US"/>
-        </w:rPr>
+      </w:pPr>
+      <w:r>
         <w:t xml:space="preserve">Finally, a </w:t>
       </w:r>
       <w:r>
         <w:rPr>
           <w:b/>
           <w:bCs/>
-          <w:lang w:val="en-US"/>
         </w:rPr>
         <w:t xml:space="preserve">transport </w:t>
       </w:r>
       <w:r>
-        <w:rPr>
-          <w:lang w:val="en-US"/>
-        </w:rPr>
         <w:t xml:space="preserve">is created linking the planned time, selected truck and driver, and the created transport routes. </w:t>
       </w:r>
     </w:p>
-    <w:p>
-      <w:pPr>
-        <w:rPr>
-          <w:lang w:val="en-US"/>
-        </w:rPr>
-      </w:pPr>
-    </w:p>
-    <w:p>
-      <w:pPr>
-        <w:rPr>
-          <w:b/>
-          <w:bCs/>
-          <w:lang w:val="en-US"/>
-        </w:rPr>
-      </w:pPr>
-    </w:p>
-    <w:p>
-      <w:pPr>
-        <w:rPr>
-          <w:b/>
-          <w:bCs/>
-          <w:lang w:val="en-US"/>
-        </w:rPr>
-      </w:pPr>
-    </w:p>
-    <w:p>
-      <w:pPr>
-        <w:rPr>
-          <w:b/>
-          <w:bCs/>
-          <w:lang w:val="en-US"/>
-        </w:rPr>
-      </w:pPr>
-    </w:p>
-    <w:p>
-      <w:pPr>
-        <w:rPr>
-          <w:b/>
-          <w:bCs/>
-          <w:lang w:val="en-US"/>
-        </w:rPr>
-      </w:pPr>
-    </w:p>
-    <w:p>
-      <w:pPr>
-        <w:rPr>
-          <w:lang w:val="en-US"/>
-        </w:rPr>
-      </w:pPr>
-      <w:r>
-        <w:rPr>
-          <w:b/>
-          <w:bCs/>
-          <w:lang w:val="en-US"/>
+    <w:p/>
+    <w:p>
+      <w:pPr>
+        <w:rPr>
+          <w:b/>
+          <w:bCs/>
+        </w:rPr>
+      </w:pPr>
+    </w:p>
+    <w:p>
+      <w:pPr>
+        <w:rPr>
+          <w:b/>
+          <w:bCs/>
+        </w:rPr>
+      </w:pPr>
+    </w:p>
+    <w:p>
+      <w:pPr>
+        <w:rPr>
+          <w:b/>
+          <w:bCs/>
+        </w:rPr>
+      </w:pPr>
+    </w:p>
+    <w:p>
+      <w:pPr>
+        <w:rPr>
+          <w:b/>
+          <w:bCs/>
+        </w:rPr>
+      </w:pPr>
+    </w:p>
+    <w:p>
+      <w:r>
+        <w:rPr>
+          <w:b/>
+          <w:bCs/>
         </w:rPr>
         <w:t xml:space="preserve">Error Handling and Tips </w:t>
       </w:r>
     </w:p>
     <w:p>
-      <w:pPr>
-        <w:rPr>
-          <w:lang w:val="en-US"/>
-        </w:rPr>
-      </w:pPr>
-      <w:r>
-        <w:rPr>
-          <w:lang w:val="en-US"/>
-        </w:rPr>
+      <w:r>
         <w:t xml:space="preserve">The program uses Helper methods to validate user input. If an entry is invalid, the user is </w:t>
       </w:r>
     </w:p>
     <w:p>
-      <w:pPr>
-        <w:rPr>
-          <w:lang w:val="en-US"/>
-        </w:rPr>
-      </w:pPr>
-      <w:r>
-        <w:rPr>
-          <w:lang w:val="en-US"/>
-        </w:rPr>
+      <w:r>
         <w:t xml:space="preserve">prompted again. </w:t>
       </w:r>
     </w:p>
     <w:p>
-      <w:pPr>
-        <w:rPr>
-          <w:lang w:val="en-US"/>
-        </w:rPr>
-      </w:pPr>
-      <w:r>
-        <w:rPr>
-          <w:lang w:val="en-US"/>
-        </w:rPr>
+      <w:r>
         <w:t xml:space="preserve">- Do not leave inputs blank. </w:t>
       </w:r>
     </w:p>
     <w:p>
-      <w:pPr>
-        <w:rPr>
-          <w:lang w:val="en-US"/>
-        </w:rPr>
-      </w:pPr>
-      <w:r>
-        <w:rPr>
-          <w:lang w:val="en-US"/>
-        </w:rPr>
+      <w:r>
         <w:t xml:space="preserve">- Follow format for dates and numbers. </w:t>
       </w:r>
     </w:p>
     <w:p>
-      <w:pPr>
-        <w:rPr>
-          <w:lang w:val="en-US"/>
-        </w:rPr>
-      </w:pPr>
-      <w:r>
-        <w:rPr>
-          <w:lang w:val="en-US"/>
-        </w:rPr>
+      <w:r>
         <w:t xml:space="preserve">- Ensure there are available drivers and trucks for the given transport date. </w:t>
       </w:r>
     </w:p>
     <w:p>
-      <w:pPr>
-        <w:rPr>
-          <w:lang w:val="en-US"/>
-        </w:rPr>
-      </w:pPr>
-      <w:r>
-        <w:rPr>
-          <w:b/>
-          <w:bCs/>
-          <w:lang w:val="en-US"/>
+      <w:r>
+        <w:rPr>
+          <w:b/>
+          <w:bCs/>
         </w:rPr>
         <w:lastRenderedPageBreak/>
         <w:t xml:space="preserve">Extending the System </w:t>
       </w:r>
     </w:p>
     <w:p>
-      <w:pPr>
-        <w:rPr>
-          <w:lang w:val="en-US"/>
-        </w:rPr>
-      </w:pPr>
-      <w:r>
-        <w:rPr>
-          <w:lang w:val="en-US"/>
-        </w:rPr>
+      <w:r>
         <w:t xml:space="preserve">You can extend functionality by: </w:t>
       </w:r>
     </w:p>
     <w:p>
-      <w:pPr>
-        <w:rPr>
-          <w:lang w:val="en-US"/>
-        </w:rPr>
-      </w:pPr>
-      <w:r>
-        <w:rPr>
-          <w:lang w:val="en-US"/>
-        </w:rPr>
+      <w:r>
         <w:t xml:space="preserve">- Adding transport history and tracking. </w:t>
       </w:r>
     </w:p>
     <w:p>
-      <w:pPr>
-        <w:rPr>
-          <w:lang w:val="en-US"/>
-        </w:rPr>
-      </w:pPr>
-      <w:r>
-        <w:rPr>
-          <w:lang w:val="en-US"/>
-        </w:rPr>
+      <w:r>
         <w:t xml:space="preserve">- Introducing login/authentication features. </w:t>
       </w:r>
     </w:p>
     <w:p>
-      <w:pPr>
-        <w:rPr>
-          <w:lang w:val="en-US"/>
-        </w:rPr>
-      </w:pPr>
-      <w:r>
-        <w:rPr>
-          <w:lang w:val="en-US"/>
-        </w:rPr>
+      <w:r>
         <w:t>- Adding GUI components for ease of use</w:t>
       </w:r>
     </w:p>
@@ -7478,41 +4990,36 @@
         <w:rPr>
           <w:b/>
           <w:bCs/>
-          <w:lang w:val="en-US"/>
-        </w:rPr>
-      </w:pPr>
-    </w:p>
-    <w:p>
-      <w:pPr>
-        <w:rPr>
-          <w:b/>
-          <w:bCs/>
-          <w:lang w:val="en-US"/>
-        </w:rPr>
-      </w:pPr>
-    </w:p>
-    <w:p>
-      <w:pPr>
-        <w:rPr>
-          <w:b/>
-          <w:bCs/>
-          <w:lang w:val="en-US"/>
-        </w:rPr>
-      </w:pPr>
-    </w:p>
-    <w:p>
-      <w:pPr>
-        <w:rPr>
-          <w:b/>
-          <w:bCs/>
-          <w:lang w:val="en-US"/>
-        </w:rPr>
-      </w:pPr>
-      <w:r>
-        <w:rPr>
-          <w:b/>
-          <w:bCs/>
-          <w:lang w:val="en-US"/>
+        </w:rPr>
+      </w:pPr>
+    </w:p>
+    <w:p>
+      <w:pPr>
+        <w:rPr>
+          <w:b/>
+          <w:bCs/>
+        </w:rPr>
+      </w:pPr>
+    </w:p>
+    <w:p>
+      <w:pPr>
+        <w:rPr>
+          <w:b/>
+          <w:bCs/>
+        </w:rPr>
+      </w:pPr>
+    </w:p>
+    <w:p>
+      <w:pPr>
+        <w:rPr>
+          <w:b/>
+          <w:bCs/>
+        </w:rPr>
+      </w:pPr>
+      <w:r>
+        <w:rPr>
+          <w:b/>
+          <w:bCs/>
         </w:rPr>
         <w:t>--------------------------------------------------------------------------------------------------------------------</w:t>
       </w:r>
@@ -7522,23 +5029,20 @@
         <w:rPr>
           <w:b/>
           <w:bCs/>
-          <w:lang w:val="en-US"/>
-        </w:rPr>
-      </w:pPr>
-    </w:p>
-    <w:p>
-      <w:pPr>
-        <w:rPr>
-          <w:b/>
-          <w:bCs/>
-          <w:lang w:val="en-US"/>
-        </w:rPr>
-      </w:pPr>
-      <w:r>
-        <w:rPr>
-          <w:b/>
-          <w:bCs/>
-          <w:lang w:val="en-US"/>
+        </w:rPr>
+      </w:pPr>
+    </w:p>
+    <w:p>
+      <w:pPr>
+        <w:rPr>
+          <w:b/>
+          <w:bCs/>
+        </w:rPr>
+      </w:pPr>
+      <w:r>
+        <w:rPr>
+          <w:b/>
+          <w:bCs/>
         </w:rPr>
         <w:t>External libraries:</w:t>
       </w:r>
@@ -7546,7 +5050,6 @@
         <w:rPr>
           <w:b/>
           <w:bCs/>
-          <w:lang w:val="en-US"/>
         </w:rPr>
         <w:br/>
       </w:r>
@@ -7555,7 +5058,6 @@
           <w:b/>
           <w:bCs/>
           <w:noProof/>
-          <w:lang w:val="en-US"/>
         </w:rPr>
         <w:drawing>
           <wp:inline distT="0" distB="0" distL="0" distR="0" wp14:anchorId="0882771F" wp14:editId="10208701">
@@ -7595,256 +5097,123 @@
       </w:r>
     </w:p>
     <w:p>
-      <w:pPr>
-        <w:rPr>
-          <w:lang w:val="en-US"/>
-        </w:rPr>
-      </w:pPr>
-      <w:proofErr w:type="spellStart"/>
-      <w:r>
-        <w:rPr>
-          <w:b/>
-          <w:bCs/>
-          <w:lang w:val="en-US"/>
+      <w:r>
+        <w:rPr>
+          <w:b/>
+          <w:bCs/>
         </w:rPr>
         <w:t>antlr</w:t>
       </w:r>
-      <w:proofErr w:type="spellEnd"/>
-      <w:r>
-        <w:rPr>
-          <w:lang w:val="en-US"/>
-        </w:rPr>
+      <w:r>
         <w:t xml:space="preserve"> – Used for parsing and analyzing structured text (like SQL or code)</w:t>
       </w:r>
       <w:r>
-        <w:rPr>
-          <w:lang w:val="en-US"/>
-        </w:rPr>
         <w:t>,</w:t>
       </w:r>
       <w:r>
-        <w:rPr>
-          <w:lang w:val="en-US"/>
-        </w:rPr>
         <w:t xml:space="preserve"> </w:t>
       </w:r>
       <w:r>
-        <w:rPr>
-          <w:lang w:val="en-US"/>
-        </w:rPr>
         <w:t xml:space="preserve">used by </w:t>
       </w:r>
       <w:r>
-        <w:rPr>
-          <w:lang w:val="en-US"/>
-        </w:rPr>
         <w:t>Hibernate for interpreting query languages.</w:t>
       </w:r>
     </w:p>
     <w:p>
-      <w:pPr>
-        <w:rPr>
-          <w:lang w:val="en-US"/>
-        </w:rPr>
-      </w:pPr>
-      <w:proofErr w:type="spellStart"/>
-      <w:r>
-        <w:rPr>
-          <w:b/>
-          <w:bCs/>
-          <w:lang w:val="en-US"/>
+      <w:r>
+        <w:rPr>
+          <w:b/>
+          <w:bCs/>
         </w:rPr>
         <w:t>hibernate.orm.community.dialects</w:t>
       </w:r>
-      <w:proofErr w:type="spellEnd"/>
-      <w:r>
-        <w:rPr>
-          <w:lang w:val="en-US"/>
-        </w:rPr>
+      <w:r>
         <w:t xml:space="preserve"> – Contains additional SQL dialects for supporting various databases in Hibernate.</w:t>
       </w:r>
     </w:p>
     <w:p>
-      <w:pPr>
-        <w:rPr>
-          <w:lang w:val="en-US"/>
-        </w:rPr>
-      </w:pPr>
-      <w:proofErr w:type="spellStart"/>
-      <w:r>
-        <w:rPr>
-          <w:b/>
-          <w:bCs/>
-          <w:lang w:val="en-US"/>
+      <w:r>
+        <w:rPr>
+          <w:b/>
+          <w:bCs/>
         </w:rPr>
         <w:t>hibernate.orm.core</w:t>
       </w:r>
-      <w:proofErr w:type="spellEnd"/>
-      <w:r>
-        <w:rPr>
-          <w:lang w:val="en-US"/>
-        </w:rPr>
+      <w:r>
         <w:t xml:space="preserve"> – The main Hibernate ORM framework, enabling mapping Java classes to database tables and managing persistent data.</w:t>
       </w:r>
     </w:p>
     <w:p>
-      <w:pPr>
-        <w:rPr>
-          <w:lang w:val="en-US"/>
-        </w:rPr>
-      </w:pPr>
-      <w:proofErr w:type="spellStart"/>
-      <w:r>
-        <w:rPr>
-          <w:b/>
-          <w:bCs/>
-          <w:lang w:val="en-US"/>
+      <w:r>
+        <w:rPr>
+          <w:b/>
+          <w:bCs/>
         </w:rPr>
         <w:t>jakarta.persistence.api</w:t>
       </w:r>
-      <w:proofErr w:type="spellEnd"/>
-      <w:r>
-        <w:rPr>
-          <w:lang w:val="en-US"/>
-        </w:rPr>
-        <w:t xml:space="preserve"> – Provides the standard JPA interfaces (like Entity, </w:t>
-      </w:r>
-      <w:proofErr w:type="spellStart"/>
-      <w:r>
-        <w:rPr>
-          <w:lang w:val="en-US"/>
-        </w:rPr>
-        <w:t>EntityManager</w:t>
-      </w:r>
-      <w:proofErr w:type="spellEnd"/>
-      <w:r>
-        <w:rPr>
-          <w:lang w:val="en-US"/>
-        </w:rPr>
-        <w:t>, etc.) which Hibernate implements.</w:t>
-      </w:r>
-    </w:p>
-    <w:p>
-      <w:pPr>
-        <w:rPr>
-          <w:lang w:val="en-US"/>
-        </w:rPr>
-      </w:pPr>
-      <w:proofErr w:type="spellStart"/>
-      <w:r>
-        <w:rPr>
-          <w:b/>
-          <w:bCs/>
-          <w:lang w:val="en-US"/>
-        </w:rPr>
+      <w:r>
+        <w:t xml:space="preserve"> – Provides the standard JPA interfaces (like Entity, EntityManager, etc.) which Hibernate implements.</w:t>
+      </w:r>
+    </w:p>
+    <w:p>
+      <w:r>
+        <w:rPr>
+          <w:b/>
+          <w:bCs/>
+        </w:rPr>
+        <w:lastRenderedPageBreak/>
         <w:t>jboss.logging</w:t>
       </w:r>
-      <w:proofErr w:type="spellEnd"/>
-      <w:r>
-        <w:rPr>
-          <w:lang w:val="en-US"/>
-        </w:rPr>
+      <w:r>
         <w:t xml:space="preserve"> – A logging framework used by Hibernate and related libraries for consistent, configurable logging.</w:t>
       </w:r>
     </w:p>
     <w:p>
-      <w:pPr>
-        <w:rPr>
-          <w:lang w:val="en-US"/>
-        </w:rPr>
-      </w:pPr>
-      <w:r>
-        <w:rPr>
-          <w:b/>
-          <w:bCs/>
-          <w:lang w:val="en-US"/>
+      <w:r>
+        <w:rPr>
+          <w:b/>
+          <w:bCs/>
         </w:rPr>
         <w:t>JUnit 5.8.1</w:t>
       </w:r>
       <w:r>
-        <w:rPr>
-          <w:lang w:val="en-US"/>
-        </w:rPr>
         <w:t xml:space="preserve"> – A testing framework for writing and running unit tests in Java.</w:t>
       </w:r>
     </w:p>
     <w:p>
-      <w:pPr>
-        <w:rPr>
-          <w:lang w:val="en-US"/>
-        </w:rPr>
-      </w:pPr>
-      <w:proofErr w:type="spellStart"/>
-      <w:r>
-        <w:rPr>
-          <w:b/>
-          <w:bCs/>
-          <w:lang w:val="en-US"/>
-        </w:rPr>
-        <w:lastRenderedPageBreak/>
+      <w:r>
+        <w:rPr>
+          <w:b/>
+          <w:bCs/>
+        </w:rPr>
         <w:t>xerial.sqlite.jdbc</w:t>
       </w:r>
-      <w:proofErr w:type="spellEnd"/>
-      <w:r>
-        <w:rPr>
-          <w:lang w:val="en-US"/>
-        </w:rPr>
+      <w:r>
         <w:t xml:space="preserve"> – A JDBC driver that allows Java applications to connect to SQLite databases.</w:t>
       </w:r>
     </w:p>
-    <w:p>
-      <w:pPr>
-        <w:rPr>
-          <w:lang w:val="en-US"/>
-        </w:rPr>
-      </w:pPr>
-    </w:p>
-    <w:p>
-      <w:pPr>
-        <w:rPr>
-          <w:lang w:val="en-US"/>
-        </w:rPr>
-      </w:pPr>
-      <w:r>
-        <w:rPr>
-          <w:lang w:val="en-US"/>
-        </w:rPr>
+    <w:p/>
+    <w:p>
+      <w:r>
         <w:t>Good Luck!</w:t>
       </w:r>
       <w:r>
-        <w:rPr>
-          <w:lang w:val="en-US"/>
-        </w:rPr>
         <w:t xml:space="preserve"> </w:t>
       </w:r>
       <w:r>
-        <w:rPr>
-          <w:lang w:val="en-US"/>
-        </w:rPr>
         <w:br/>
       </w:r>
       <w:r>
-        <w:rPr>
-          <w:lang w:val="en-US"/>
-        </w:rPr>
         <w:br/>
       </w:r>
       <w:r>
-        <w:rPr>
-          <w:lang w:val="en-US"/>
-        </w:rPr>
         <w:br/>
       </w:r>
       <w:r>
-        <w:rPr>
-          <w:lang w:val="en-US"/>
-        </w:rPr>
         <w:br/>
       </w:r>
       <w:r>
-        <w:rPr>
-          <w:lang w:val="en-US"/>
-        </w:rPr>
         <w:br/>
       </w:r>
     </w:p>
@@ -14748,7 +12117,7 @@
         <w:kern w:val="2"/>
         <w:sz w:val="24"/>
         <w:szCs w:val="24"/>
-        <w:lang w:eastAsia="en-US" w:bidi="he-IL"/>
+        <w:lang w:val="en-US" w:eastAsia="en-US" w:bidi="he-IL"/>
         <w14:ligatures w14:val="standardContextual"/>
       </w:rPr>
     </w:rPrDefault>
@@ -15343,6 +12712,7 @@
   <w:style w:type="character" w:default="1" w:styleId="a0">
     <w:name w:val="Default Paragraph Font"/>
     <w:uiPriority w:val="1"/>
+    <w:semiHidden/>
     <w:unhideWhenUsed/>
   </w:style>
   <w:style w:type="table" w:default="1" w:styleId="a1">
@@ -15701,7 +13071,6 @@
       <w:kern w:val="0"/>
       <w:sz w:val="22"/>
       <w:szCs w:val="22"/>
-      <w:lang w:val="en-US"/>
       <w14:ligatures w14:val="none"/>
     </w:rPr>
   </w:style>

--- a/docs/SharedFiles/The full guide for Transport and Employees systems.docx
+++ b/docs/SharedFiles/The full guide for Transport and Employees systems.docx
@@ -27,7 +27,7 @@
             <mc:AlternateContent>
               <mc:Choice Requires="wps">
                 <w:drawing>
-                  <wp:anchor distT="0" distB="0" distL="114300" distR="114300" simplePos="0" relativeHeight="251664384" behindDoc="1" locked="0" layoutInCell="1" allowOverlap="1" wp14:anchorId="2BE5EE22" wp14:editId="47DA3E12">
+                  <wp:anchor distT="0" distB="0" distL="114300" distR="114300" simplePos="0" relativeHeight="251664384" behindDoc="1" locked="0" layoutInCell="1" allowOverlap="1" wp14:anchorId="2BE5EE22" wp14:editId="7939B6CE">
                     <wp:simplePos x="0" y="0"/>
                     <wp:positionH relativeFrom="page">
                       <wp:align>center</wp:align>
@@ -36,7 +36,7 @@
                       <wp:align>center</wp:align>
                     </wp:positionV>
                     <wp:extent cx="7383780" cy="9555480"/>
-                    <wp:effectExtent l="7620" t="0" r="0" b="7620"/>
+                    <wp:effectExtent l="0" t="0" r="7620" b="7620"/>
                     <wp:wrapNone/>
                     <wp:docPr id="466" name="מלבן 257"/>
                     <wp:cNvGraphicFramePr>
@@ -280,7 +280,6 @@
                               <w:r>
                                 <w:rPr>
                                   <w:color w:val="FFFFFF" w:themeColor="background1"/>
-                                  <w:lang w:val="en-US"/>
                                 </w:rPr>
                                 <w:t>Full instructions guide for Employees and Transport systems.</w:t>
                               </w:r>
@@ -685,7 +684,6 @@
                                   <w:color w:val="156082" w:themeColor="accent1"/>
                                   <w:sz w:val="72"/>
                                   <w:szCs w:val="72"/>
-                                  <w:lang w:val="en-US"/>
                                 </w:rPr>
                                 <w:t>The ultimate guide for transport and employees' systems.</w:t>
                               </w:r>
@@ -753,7 +751,197 @@
             <mc:AlternateContent>
               <mc:Choice Requires="wps">
                 <w:drawing>
-                  <wp:anchor distT="0" distB="0" distL="114300" distR="114300" simplePos="0" relativeHeight="251665408" behindDoc="0" locked="0" layoutInCell="1" allowOverlap="1" wp14:anchorId="495B3D3D" wp14:editId="548B605F">
+                  <wp:anchor distT="0" distB="0" distL="114300" distR="114300" simplePos="0" relativeHeight="251666432" behindDoc="0" locked="0" layoutInCell="1" allowOverlap="1" wp14:anchorId="416F1E28" wp14:editId="5E83ECFF">
+                    <wp:simplePos x="0" y="0"/>
+                    <wp:positionH relativeFrom="column">
+                      <wp:posOffset>-663452</wp:posOffset>
+                    </wp:positionH>
+                    <wp:positionV relativeFrom="paragraph">
+                      <wp:posOffset>7165300</wp:posOffset>
+                    </wp:positionV>
+                    <wp:extent cx="2413820" cy="1312607"/>
+                    <wp:effectExtent l="0" t="0" r="24765" b="20955"/>
+                    <wp:wrapNone/>
+                    <wp:docPr id="1548963765" name="Text Box 7"/>
+                    <wp:cNvGraphicFramePr/>
+                    <a:graphic xmlns:a="http://schemas.openxmlformats.org/drawingml/2006/main">
+                      <a:graphicData uri="http://schemas.microsoft.com/office/word/2010/wordprocessingShape">
+                        <wps:wsp>
+                          <wps:cNvSpPr txBox="1"/>
+                          <wps:spPr>
+                            <a:xfrm>
+                              <a:off x="0" y="0"/>
+                              <a:ext cx="2413820" cy="1312607"/>
+                            </a:xfrm>
+                            <a:prstGeom prst="rect">
+                              <a:avLst/>
+                            </a:prstGeom>
+                            <a:noFill/>
+                            <a:ln w="6350">
+                              <a:solidFill>
+                                <a:prstClr val="black"/>
+                              </a:solidFill>
+                            </a:ln>
+                          </wps:spPr>
+                          <wps:txbx>
+                            <w:txbxContent>
+                              <w:p>
+                                <w:pPr>
+                                  <w:rPr>
+                                    <w:b/>
+                                    <w:bCs/>
+                                    <w:u w:val="single"/>
+                                  </w:rPr>
+                                </w:pPr>
+                                <w:r>
+                                  <w:rPr>
+                                    <w:b/>
+                                    <w:bCs/>
+                                    <w:u w:val="single"/>
+                                  </w:rPr>
+                                  <w:t>Names and IDs:</w:t>
+                                </w:r>
+                              </w:p>
+                              <w:p>
+                                <w:r>
+                                  <w:t xml:space="preserve">Yael </w:t>
+                                </w:r>
+                                <w:proofErr w:type="gramStart"/>
+                                <w:r>
+                                  <w:t>Durahly  |</w:t>
+                                </w:r>
+                                <w:proofErr w:type="gramEnd"/>
+                                <w:r>
+                                  <w:t xml:space="preserve"> </w:t>
+                                </w:r>
+                                <w:r>
+                                  <w:t>212985535</w:t>
+                                </w:r>
+                                <w:r>
+                                  <w:br/>
+                                  <w:t>Denis Coleman</w:t>
+                                </w:r>
+                                <w:r>
+                                  <w:t xml:space="preserve"> | </w:t>
+                                </w:r>
+                                <w:r>
+                                  <w:t>211408356</w:t>
+                                </w:r>
+                                <w:r>
+                                  <w:br/>
+                                </w:r>
+                                <w:r>
+                                  <w:t>Tom Gluzman |</w:t>
+                                </w:r>
+                                <w:r>
+                                  <w:t xml:space="preserve"> </w:t>
+                                </w:r>
+                                <w:r>
+                                  <w:t>322861477</w:t>
+                                </w:r>
+                                <w:r>
+                                  <w:br/>
+                                  <w:t>Ethen Krimer | 323888412</w:t>
+                                </w:r>
+                              </w:p>
+                              <w:p/>
+                            </w:txbxContent>
+                          </wps:txbx>
+                          <wps:bodyPr rot="0" spcFirstLastPara="0" vertOverflow="overflow" horzOverflow="overflow" vert="horz" wrap="square" lIns="91440" tIns="45720" rIns="91440" bIns="45720" numCol="1" spcCol="0" rtlCol="1" fromWordArt="0" anchor="t" anchorCtr="0" forceAA="0" compatLnSpc="1">
+                            <a:prstTxWarp prst="textNoShape">
+                              <a:avLst/>
+                            </a:prstTxWarp>
+                            <a:noAutofit/>
+                          </wps:bodyPr>
+                        </wps:wsp>
+                      </a:graphicData>
+                    </a:graphic>
+                    <wp14:sizeRelV relativeFrom="margin">
+                      <wp14:pctHeight>0</wp14:pctHeight>
+                    </wp14:sizeRelV>
+                  </wp:anchor>
+                </w:drawing>
+              </mc:Choice>
+              <mc:Fallback>
+                <w:pict>
+                  <v:shape w14:anchorId="416F1E28" id="Text Box 7" o:spid="_x0000_s1029" type="#_x0000_t202" style="position:absolute;margin-left:-52.25pt;margin-top:564.2pt;width:190.05pt;height:103.35pt;z-index:251666432;visibility:visible;mso-wrap-style:square;mso-height-percent:0;mso-wrap-distance-left:9pt;mso-wrap-distance-top:0;mso-wrap-distance-right:9pt;mso-wrap-distance-bottom:0;mso-position-horizontal:absolute;mso-position-horizontal-relative:text;mso-position-vertical:absolute;mso-position-vertical-relative:text;mso-height-percent:0;mso-height-relative:margin;v-text-anchor:top" o:gfxdata="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" filled="f" strokeweight=".5pt">
+                    <v:textbox>
+                      <w:txbxContent>
+                        <w:p>
+                          <w:pPr>
+                            <w:rPr>
+                              <w:b/>
+                              <w:bCs/>
+                              <w:u w:val="single"/>
+                            </w:rPr>
+                          </w:pPr>
+                          <w:r>
+                            <w:rPr>
+                              <w:b/>
+                              <w:bCs/>
+                              <w:u w:val="single"/>
+                            </w:rPr>
+                            <w:t>Names and IDs:</w:t>
+                          </w:r>
+                        </w:p>
+                        <w:p>
+                          <w:r>
+                            <w:t xml:space="preserve">Yael </w:t>
+                          </w:r>
+                          <w:proofErr w:type="gramStart"/>
+                          <w:r>
+                            <w:t>Durahly  |</w:t>
+                          </w:r>
+                          <w:proofErr w:type="gramEnd"/>
+                          <w:r>
+                            <w:t xml:space="preserve"> </w:t>
+                          </w:r>
+                          <w:r>
+                            <w:t>212985535</w:t>
+                          </w:r>
+                          <w:r>
+                            <w:br/>
+                            <w:t>Denis Coleman</w:t>
+                          </w:r>
+                          <w:r>
+                            <w:t xml:space="preserve"> | </w:t>
+                          </w:r>
+                          <w:r>
+                            <w:t>211408356</w:t>
+                          </w:r>
+                          <w:r>
+                            <w:br/>
+                          </w:r>
+                          <w:r>
+                            <w:t>Tom Gluzman |</w:t>
+                          </w:r>
+                          <w:r>
+                            <w:t xml:space="preserve"> </w:t>
+                          </w:r>
+                          <w:r>
+                            <w:t>322861477</w:t>
+                          </w:r>
+                          <w:r>
+                            <w:br/>
+                            <w:t>Ethen Krimer | 323888412</w:t>
+                          </w:r>
+                        </w:p>
+                        <w:p/>
+                      </w:txbxContent>
+                    </v:textbox>
+                  </v:shape>
+                </w:pict>
+              </mc:Fallback>
+            </mc:AlternateContent>
+          </w:r>
+          <w:r>
+            <w:rPr>
+              <w:noProof/>
+            </w:rPr>
+            <mc:AlternateContent>
+              <mc:Choice Requires="wps">
+                <w:drawing>
+                  <wp:anchor distT="0" distB="0" distL="114300" distR="114300" simplePos="0" relativeHeight="251665408" behindDoc="0" locked="0" layoutInCell="1" allowOverlap="1" wp14:anchorId="495B3D3D" wp14:editId="31191EBB">
                     <wp:simplePos x="0" y="0"/>
                     <wp:positionH relativeFrom="page">
                       <wp:posOffset>1439839</wp:posOffset>
@@ -788,7 +976,7 @@
                             <w:txbxContent>
                               <w:p>
                                 <w:pPr>
-                                  <w:pStyle w:val="ae"/>
+                                  <w:pStyle w:val="NoSpacing"/>
                                   <w:rPr>
                                     <w:color w:val="0E2841" w:themeColor="text2"/>
                                     <w:rtl/>
@@ -810,7 +998,21 @@
                                       <w:rPr>
                                         <w:color w:val="0E2841" w:themeColor="text2"/>
                                       </w:rPr>
-                                      <w:t>Denis Coleman, Yael Durahly, Ethen Krimer, Tom Gluzman</w:t>
+                                      <w:t xml:space="preserve">Denis Coleman, Yael Durahly, Ethen </w:t>
+                                    </w:r>
+                                    <w:proofErr w:type="spellStart"/>
+                                    <w:r>
+                                      <w:rPr>
+                                        <w:color w:val="0E2841" w:themeColor="text2"/>
+                                      </w:rPr>
+                                      <w:t>Krimer</w:t>
+                                    </w:r>
+                                    <w:proofErr w:type="spellEnd"/>
+                                    <w:r>
+                                      <w:rPr>
+                                        <w:color w:val="0E2841" w:themeColor="text2"/>
+                                      </w:rPr>
+                                      <w:t>, Tom Gluzman</w:t>
                                     </w:r>
                                   </w:sdtContent>
                                 </w:sdt>
@@ -837,14 +1039,13 @@
               </mc:Choice>
               <mc:Fallback>
                 <w:pict>
-                  <v:shape w14:anchorId="495B3D3D" id="תיבת טקסט 255" o:spid="_x0000_s1029" type="#_x0000_t202" style="position:absolute;margin-left:113.35pt;margin-top:499.15pt;width:220.3pt;height:44pt;flip:x;z-index:251665408;visibility:visible;mso-wrap-style:square;mso-width-percent:360;mso-height-percent:0;mso-wrap-distance-left:9pt;mso-wrap-distance-top:0;mso-wrap-distance-right:9pt;mso-wrap-distance-bottom:0;mso-position-horizontal:absolute;mso-position-horizontal-relative:page;mso-position-vertical:absolute;mso-position-vertical-relative:page;mso-width-percent:360;mso-height-percent:0;mso-width-relative:page;mso-height-relative:margin;v-text-anchor:bottom" o:gfxdata="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" filled="f" stroked="f" strokeweight=".5pt">
+                  <v:shape w14:anchorId="495B3D3D" id="תיבת טקסט 255" o:spid="_x0000_s1030" type="#_x0000_t202" style="position:absolute;margin-left:113.35pt;margin-top:499.15pt;width:220.3pt;height:44pt;flip:x;z-index:251665408;visibility:visible;mso-wrap-style:square;mso-width-percent:360;mso-height-percent:0;mso-wrap-distance-left:9pt;mso-wrap-distance-top:0;mso-wrap-distance-right:9pt;mso-wrap-distance-bottom:0;mso-position-horizontal:absolute;mso-position-horizontal-relative:page;mso-position-vertical:absolute;mso-position-vertical-relative:page;mso-width-percent:360;mso-height-percent:0;mso-width-relative:page;mso-height-relative:margin;v-text-anchor:bottom" o:gfxdata="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" filled="f" stroked="f" strokeweight=".5pt">
                     <v:textbox>
                       <w:txbxContent>
                         <w:p>
                           <w:pPr>
-                            <w:pStyle w:val="ae"/>
+                            <w:pStyle w:val="NoSpacing"/>
                             <w:rPr>
-                              <w:rFonts w:hint="cs"/>
                               <w:color w:val="0E2841" w:themeColor="text2"/>
                               <w:rtl/>
                             </w:rPr>
@@ -865,7 +1066,21 @@
                                 <w:rPr>
                                   <w:color w:val="0E2841" w:themeColor="text2"/>
                                 </w:rPr>
-                                <w:t>Denis Coleman, Yael Durahly, Ethen Krimer, Tom Gluzman</w:t>
+                                <w:t xml:space="preserve">Denis Coleman, Yael Durahly, Ethen </w:t>
+                              </w:r>
+                              <w:proofErr w:type="spellStart"/>
+                              <w:r>
+                                <w:rPr>
+                                  <w:color w:val="0E2841" w:themeColor="text2"/>
+                                </w:rPr>
+                                <w:t>Krimer</w:t>
+                              </w:r>
+                              <w:proofErr w:type="spellEnd"/>
+                              <w:r>
+                                <w:rPr>
+                                  <w:color w:val="0E2841" w:themeColor="text2"/>
+                                </w:rPr>
+                                <w:t>, Tom Gluzman</w:t>
                               </w:r>
                             </w:sdtContent>
                           </w:sdt>
@@ -3612,7 +3827,7 @@
     </w:p>
     <w:p>
       <w:pPr>
-        <w:pStyle w:val="a9"/>
+        <w:pStyle w:val="ListParagraph"/>
         <w:numPr>
           <w:ilvl w:val="0"/>
           <w:numId w:val="45"/>
@@ -4043,7 +4258,7 @@
     </w:p>
     <w:p>
       <w:pPr>
-        <w:pStyle w:val="a9"/>
+        <w:pStyle w:val="ListParagraph"/>
         <w:numPr>
           <w:ilvl w:val="0"/>
           <w:numId w:val="5"/>
@@ -4056,10 +4271,34 @@
         <w:t>permanently,</w:t>
       </w:r>
       <w:r>
-        <w:t xml:space="preserve"> meaning every change he does will be affective </w:t>
-      </w:r>
-      <w:r>
-        <w:t>from this point forward until he will decide otherwise.</w:t>
+        <w:t xml:space="preserve"> meaning every change he </w:t>
+      </w:r>
+      <w:proofErr w:type="gramStart"/>
+      <w:r>
+        <w:t>does</w:t>
+      </w:r>
+      <w:proofErr w:type="gramEnd"/>
+      <w:r>
+        <w:t xml:space="preserve"> will be </w:t>
+      </w:r>
+      <w:proofErr w:type="gramStart"/>
+      <w:r>
+        <w:t>affective</w:t>
+      </w:r>
+      <w:proofErr w:type="gramEnd"/>
+      <w:r>
+        <w:t xml:space="preserve"> </w:t>
+      </w:r>
+      <w:r>
+        <w:t xml:space="preserve">from this point forward until he </w:t>
+      </w:r>
+      <w:proofErr w:type="gramStart"/>
+      <w:r>
+        <w:t>will decide</w:t>
+      </w:r>
+      <w:proofErr w:type="gramEnd"/>
+      <w:r>
+        <w:t xml:space="preserve"> otherwise.</w:t>
       </w:r>
       <w:r>
         <w:br/>
@@ -4068,14 +4307,22 @@
     </w:p>
     <w:p>
       <w:pPr>
-        <w:pStyle w:val="a9"/>
+        <w:pStyle w:val="ListParagraph"/>
         <w:numPr>
           <w:ilvl w:val="0"/>
           <w:numId w:val="5"/>
         </w:numPr>
       </w:pPr>
       <w:r>
-        <w:t xml:space="preserve">The system holds Past Shifts up to 7 </w:t>
+        <w:t xml:space="preserve">The system holds Past </w:t>
+      </w:r>
+      <w:proofErr w:type="gramStart"/>
+      <w:r>
+        <w:t>Shifts</w:t>
+      </w:r>
+      <w:proofErr w:type="gramEnd"/>
+      <w:r>
+        <w:t xml:space="preserve"> up to 7 </w:t>
       </w:r>
       <w:r>
         <w:t>years,</w:t>
@@ -4086,14 +4333,22 @@
     </w:p>
     <w:p>
       <w:pPr>
-        <w:pStyle w:val="a9"/>
+        <w:pStyle w:val="ListParagraph"/>
         <w:numPr>
           <w:ilvl w:val="0"/>
           <w:numId w:val="5"/>
         </w:numPr>
       </w:pPr>
       <w:r>
-        <w:t xml:space="preserve">The system accommodates fully the User throughout his use of the system, no user will be left out. </w:t>
+        <w:t xml:space="preserve">The system accommodates fully the User throughout his use of the </w:t>
+      </w:r>
+      <w:proofErr w:type="gramStart"/>
+      <w:r>
+        <w:t>system,</w:t>
+      </w:r>
+      <w:proofErr w:type="gramEnd"/>
+      <w:r>
+        <w:t xml:space="preserve"> no user will be left out. </w:t>
       </w:r>
       <w:r>
         <w:t>The</w:t>
@@ -4168,7 +4423,15 @@
     </w:p>
     <w:p>
       <w:r>
-        <w:t xml:space="preserve">By default, the system does not require a login. If access control is introduced, usernames </w:t>
+        <w:t xml:space="preserve">By default, the system does not require </w:t>
+      </w:r>
+      <w:proofErr w:type="gramStart"/>
+      <w:r>
+        <w:t>a login</w:t>
+      </w:r>
+      <w:proofErr w:type="gramEnd"/>
+      <w:r>
+        <w:t xml:space="preserve">. If access control is introduced, usernames </w:t>
       </w:r>
     </w:p>
     <w:p>
@@ -4200,7 +4463,15 @@
     </w:p>
     <w:p>
       <w:r>
-        <w:t xml:space="preserve">efficiently create, monitor, and manage transports between suppliers and branches using </w:t>
+        <w:t xml:space="preserve">efficiently create, monitor, and manage </w:t>
+      </w:r>
+      <w:proofErr w:type="gramStart"/>
+      <w:r>
+        <w:t>transports</w:t>
+      </w:r>
+      <w:proofErr w:type="gramEnd"/>
+      <w:r>
+        <w:t xml:space="preserve"> between suppliers and branches using </w:t>
       </w:r>
     </w:p>
     <w:p>
@@ -4245,7 +4516,15 @@
     </w:p>
     <w:p>
       <w:r>
-        <w:t xml:space="preserve">2. Navigate to the project directory. </w:t>
+        <w:t xml:space="preserve">2. </w:t>
+      </w:r>
+      <w:proofErr w:type="gramStart"/>
+      <w:r>
+        <w:t>Navigate to</w:t>
+      </w:r>
+      <w:proofErr w:type="gramEnd"/>
+      <w:r>
+        <w:t xml:space="preserve"> the project directory. </w:t>
       </w:r>
     </w:p>
     <w:p>
@@ -4369,12 +4648,36 @@
           <w:b/>
           <w:bCs/>
         </w:rPr>
-        <w:t xml:space="preserve">Creating a Transport </w:t>
-      </w:r>
-    </w:p>
-    <w:p>
-      <w:r>
-        <w:t xml:space="preserve">To create a transport: </w:t>
+        <w:t xml:space="preserve">Creating </w:t>
+      </w:r>
+      <w:proofErr w:type="gramStart"/>
+      <w:r>
+        <w:rPr>
+          <w:b/>
+          <w:bCs/>
+        </w:rPr>
+        <w:t>a Transport</w:t>
+      </w:r>
+      <w:proofErr w:type="gramEnd"/>
+      <w:r>
+        <w:rPr>
+          <w:b/>
+          <w:bCs/>
+        </w:rPr>
+        <w:t xml:space="preserve"> </w:t>
+      </w:r>
+    </w:p>
+    <w:p>
+      <w:r>
+        <w:t xml:space="preserve">To create </w:t>
+      </w:r>
+      <w:proofErr w:type="gramStart"/>
+      <w:r>
+        <w:t>a transport</w:t>
+      </w:r>
+      <w:proofErr w:type="gramEnd"/>
+      <w:r>
+        <w:t xml:space="preserve">: </w:t>
       </w:r>
     </w:p>
     <w:p>
@@ -4414,7 +4717,15 @@
     </w:p>
     <w:p>
       <w:r>
-        <w:t xml:space="preserve">8. Upon success, a full transport is created and listed. </w:t>
+        <w:t xml:space="preserve">8. Upon success, a full </w:t>
+      </w:r>
+      <w:proofErr w:type="gramStart"/>
+      <w:r>
+        <w:t>transport</w:t>
+      </w:r>
+      <w:proofErr w:type="gramEnd"/>
+      <w:r>
+        <w:t xml:space="preserve"> is created and listed. </w:t>
       </w:r>
     </w:p>
     <w:p>
@@ -4952,7 +5263,15 @@
     </w:p>
     <w:p>
       <w:r>
-        <w:t xml:space="preserve">- Ensure there are available drivers and trucks for the given transport date. </w:t>
+        <w:t xml:space="preserve">- Ensure there are </w:t>
+      </w:r>
+      <w:proofErr w:type="gramStart"/>
+      <w:r>
+        <w:t>available drivers and trucks</w:t>
+      </w:r>
+      <w:proofErr w:type="gramEnd"/>
+      <w:r>
+        <w:t xml:space="preserve"> for the given transport date. </w:t>
       </w:r>
     </w:p>
     <w:p>
@@ -5097,6 +5416,7 @@
       </w:r>
     </w:p>
     <w:p>
+      <w:proofErr w:type="spellStart"/>
       <w:r>
         <w:rPr>
           <w:b/>
@@ -5104,6 +5424,7 @@
         </w:rPr>
         <w:t>antlr</w:t>
       </w:r>
+      <w:proofErr w:type="spellEnd"/>
       <w:r>
         <w:t xml:space="preserve"> – Used for parsing and analyzing structured text (like SQL or code)</w:t>
       </w:r>
@@ -5121,18 +5442,31 @@
       </w:r>
     </w:p>
     <w:p>
-      <w:r>
-        <w:rPr>
-          <w:b/>
-          <w:bCs/>
-        </w:rPr>
-        <w:t>hibernate.orm.community.dialects</w:t>
-      </w:r>
+      <w:proofErr w:type="spellStart"/>
+      <w:proofErr w:type="gramStart"/>
+      <w:r>
+        <w:rPr>
+          <w:b/>
+          <w:bCs/>
+        </w:rPr>
+        <w:t>hibernate.orm.community</w:t>
+      </w:r>
+      <w:proofErr w:type="gramEnd"/>
+      <w:r>
+        <w:rPr>
+          <w:b/>
+          <w:bCs/>
+        </w:rPr>
+        <w:t>.dialects</w:t>
+      </w:r>
+      <w:proofErr w:type="spellEnd"/>
       <w:r>
         <w:t xml:space="preserve"> – Contains additional SQL dialects for supporting various databases in Hibernate.</w:t>
       </w:r>
     </w:p>
     <w:p>
+      <w:proofErr w:type="spellStart"/>
+      <w:proofErr w:type="gramStart"/>
       <w:r>
         <w:rPr>
           <w:b/>
@@ -5140,11 +5474,14 @@
         </w:rPr>
         <w:t>hibernate.orm.core</w:t>
       </w:r>
+      <w:proofErr w:type="spellEnd"/>
+      <w:proofErr w:type="gramEnd"/>
       <w:r>
         <w:t xml:space="preserve"> – The main Hibernate ORM framework, enabling mapping Java classes to database tables and managing persistent data.</w:t>
       </w:r>
     </w:p>
     <w:p>
+      <w:proofErr w:type="spellStart"/>
       <w:r>
         <w:rPr>
           <w:b/>
@@ -5152,11 +5489,22 @@
         </w:rPr>
         <w:t>jakarta.persistence.api</w:t>
       </w:r>
-      <w:r>
-        <w:t xml:space="preserve"> – Provides the standard JPA interfaces (like Entity, EntityManager, etc.) which Hibernate implements.</w:t>
-      </w:r>
-    </w:p>
-    <w:p>
+      <w:proofErr w:type="spellEnd"/>
+      <w:r>
+        <w:t xml:space="preserve"> – Provides the standard JPA interfaces (like Entity, </w:t>
+      </w:r>
+      <w:proofErr w:type="spellStart"/>
+      <w:r>
+        <w:t>EntityManager</w:t>
+      </w:r>
+      <w:proofErr w:type="spellEnd"/>
+      <w:r>
+        <w:t>, etc.) which Hibernate implements.</w:t>
+      </w:r>
+    </w:p>
+    <w:p>
+      <w:proofErr w:type="spellStart"/>
+      <w:proofErr w:type="gramStart"/>
       <w:r>
         <w:rPr>
           <w:b/>
@@ -5165,6 +5513,8 @@
         <w:lastRenderedPageBreak/>
         <w:t>jboss.logging</w:t>
       </w:r>
+      <w:proofErr w:type="spellEnd"/>
+      <w:proofErr w:type="gramEnd"/>
       <w:r>
         <w:t xml:space="preserve"> – A logging framework used by Hibernate and related libraries for consistent, configurable logging.</w:t>
       </w:r>
@@ -5182,13 +5532,24 @@
       </w:r>
     </w:p>
     <w:p>
-      <w:r>
-        <w:rPr>
-          <w:b/>
-          <w:bCs/>
-        </w:rPr>
-        <w:t>xerial.sqlite.jdbc</w:t>
-      </w:r>
+      <w:proofErr w:type="spellStart"/>
+      <w:r>
+        <w:rPr>
+          <w:b/>
+          <w:bCs/>
+        </w:rPr>
+        <w:t>xerial.</w:t>
+      </w:r>
+      <w:proofErr w:type="gramStart"/>
+      <w:r>
+        <w:rPr>
+          <w:b/>
+          <w:bCs/>
+        </w:rPr>
+        <w:t>sqlite.jdbc</w:t>
+      </w:r>
+      <w:proofErr w:type="spellEnd"/>
+      <w:proofErr w:type="gramEnd"/>
       <w:r>
         <w:t xml:space="preserve"> – A JDBC driver that allows Java applications to connect to SQLite databases.</w:t>
       </w:r>
@@ -5268,7 +5629,7 @@
     <w:sdtContent>
       <w:p>
         <w:pPr>
-          <w:pStyle w:val="af2"/>
+          <w:pStyle w:val="Footer"/>
         </w:pPr>
         <w:r>
           <w:fldChar w:fldCharType="begin"/>
@@ -5294,7 +5655,7 @@
   </w:sdt>
   <w:p>
     <w:pPr>
-      <w:pStyle w:val="af2"/>
+      <w:pStyle w:val="Footer"/>
     </w:pPr>
   </w:p>
 </w:ftr>
@@ -12505,16 +12866,16 @@
     <w:lsdException w:name="Unresolved Mention" w:semiHidden="1" w:unhideWhenUsed="1"/>
     <w:lsdException w:name="Smart Link" w:semiHidden="1" w:unhideWhenUsed="1"/>
   </w:latentStyles>
-  <w:style w:type="paragraph" w:default="1" w:styleId="a">
+  <w:style w:type="paragraph" w:default="1" w:styleId="Normal">
     <w:name w:val="Normal"/>
     <w:qFormat/>
     <w:rsid w:val="00FD23F6"/>
   </w:style>
-  <w:style w:type="paragraph" w:styleId="1">
+  <w:style w:type="paragraph" w:styleId="Heading1">
     <w:name w:val="heading 1"/>
-    <w:basedOn w:val="a"/>
-    <w:next w:val="a"/>
-    <w:link w:val="10"/>
+    <w:basedOn w:val="Normal"/>
+    <w:next w:val="Normal"/>
+    <w:link w:val="Heading1Char"/>
     <w:uiPriority w:val="9"/>
     <w:qFormat/>
     <w:rsid w:val="00D0036D"/>
@@ -12531,11 +12892,11 @@
       <w:szCs w:val="40"/>
     </w:rPr>
   </w:style>
-  <w:style w:type="paragraph" w:styleId="2">
+  <w:style w:type="paragraph" w:styleId="Heading2">
     <w:name w:val="heading 2"/>
-    <w:basedOn w:val="a"/>
-    <w:next w:val="a"/>
-    <w:link w:val="20"/>
+    <w:basedOn w:val="Normal"/>
+    <w:next w:val="Normal"/>
+    <w:link w:val="Heading2Char"/>
     <w:uiPriority w:val="9"/>
     <w:semiHidden/>
     <w:unhideWhenUsed/>
@@ -12554,11 +12915,11 @@
       <w:szCs w:val="32"/>
     </w:rPr>
   </w:style>
-  <w:style w:type="paragraph" w:styleId="3">
+  <w:style w:type="paragraph" w:styleId="Heading3">
     <w:name w:val="heading 3"/>
-    <w:basedOn w:val="a"/>
-    <w:next w:val="a"/>
-    <w:link w:val="30"/>
+    <w:basedOn w:val="Normal"/>
+    <w:next w:val="Normal"/>
+    <w:link w:val="Heading3Char"/>
     <w:uiPriority w:val="9"/>
     <w:semiHidden/>
     <w:unhideWhenUsed/>
@@ -12577,11 +12938,11 @@
       <w:szCs w:val="28"/>
     </w:rPr>
   </w:style>
-  <w:style w:type="paragraph" w:styleId="4">
+  <w:style w:type="paragraph" w:styleId="Heading4">
     <w:name w:val="heading 4"/>
-    <w:basedOn w:val="a"/>
-    <w:next w:val="a"/>
-    <w:link w:val="40"/>
+    <w:basedOn w:val="Normal"/>
+    <w:next w:val="Normal"/>
+    <w:link w:val="Heading4Char"/>
     <w:uiPriority w:val="9"/>
     <w:semiHidden/>
     <w:unhideWhenUsed/>
@@ -12600,11 +12961,11 @@
       <w:color w:val="0F4761" w:themeColor="accent1" w:themeShade="BF"/>
     </w:rPr>
   </w:style>
-  <w:style w:type="paragraph" w:styleId="5">
+  <w:style w:type="paragraph" w:styleId="Heading5">
     <w:name w:val="heading 5"/>
-    <w:basedOn w:val="a"/>
-    <w:next w:val="a"/>
-    <w:link w:val="50"/>
+    <w:basedOn w:val="Normal"/>
+    <w:next w:val="Normal"/>
+    <w:link w:val="Heading5Char"/>
     <w:uiPriority w:val="9"/>
     <w:semiHidden/>
     <w:unhideWhenUsed/>
@@ -12621,11 +12982,11 @@
       <w:color w:val="0F4761" w:themeColor="accent1" w:themeShade="BF"/>
     </w:rPr>
   </w:style>
-  <w:style w:type="paragraph" w:styleId="6">
+  <w:style w:type="paragraph" w:styleId="Heading6">
     <w:name w:val="heading 6"/>
-    <w:basedOn w:val="a"/>
-    <w:next w:val="a"/>
-    <w:link w:val="60"/>
+    <w:basedOn w:val="Normal"/>
+    <w:next w:val="Normal"/>
+    <w:link w:val="Heading6Char"/>
     <w:uiPriority w:val="9"/>
     <w:semiHidden/>
     <w:unhideWhenUsed/>
@@ -12644,11 +13005,11 @@
       <w:color w:val="595959" w:themeColor="text1" w:themeTint="A6"/>
     </w:rPr>
   </w:style>
-  <w:style w:type="paragraph" w:styleId="7">
+  <w:style w:type="paragraph" w:styleId="Heading7">
     <w:name w:val="heading 7"/>
-    <w:basedOn w:val="a"/>
-    <w:next w:val="a"/>
-    <w:link w:val="70"/>
+    <w:basedOn w:val="Normal"/>
+    <w:next w:val="Normal"/>
+    <w:link w:val="Heading7Char"/>
     <w:uiPriority w:val="9"/>
     <w:semiHidden/>
     <w:unhideWhenUsed/>
@@ -12665,11 +13026,11 @@
       <w:color w:val="595959" w:themeColor="text1" w:themeTint="A6"/>
     </w:rPr>
   </w:style>
-  <w:style w:type="paragraph" w:styleId="8">
+  <w:style w:type="paragraph" w:styleId="Heading8">
     <w:name w:val="heading 8"/>
-    <w:basedOn w:val="a"/>
-    <w:next w:val="a"/>
-    <w:link w:val="80"/>
+    <w:basedOn w:val="Normal"/>
+    <w:next w:val="Normal"/>
+    <w:link w:val="Heading8Char"/>
     <w:uiPriority w:val="9"/>
     <w:semiHidden/>
     <w:unhideWhenUsed/>
@@ -12688,11 +13049,11 @@
       <w:color w:val="272727" w:themeColor="text1" w:themeTint="D8"/>
     </w:rPr>
   </w:style>
-  <w:style w:type="paragraph" w:styleId="9">
+  <w:style w:type="paragraph" w:styleId="Heading9">
     <w:name w:val="heading 9"/>
-    <w:basedOn w:val="a"/>
-    <w:next w:val="a"/>
-    <w:link w:val="90"/>
+    <w:basedOn w:val="Normal"/>
+    <w:next w:val="Normal"/>
+    <w:link w:val="Heading9Char"/>
     <w:uiPriority w:val="9"/>
     <w:semiHidden/>
     <w:unhideWhenUsed/>
@@ -12709,13 +13070,12 @@
       <w:color w:val="272727" w:themeColor="text1" w:themeTint="D8"/>
     </w:rPr>
   </w:style>
-  <w:style w:type="character" w:default="1" w:styleId="a0">
+  <w:style w:type="character" w:default="1" w:styleId="DefaultParagraphFont">
     <w:name w:val="Default Paragraph Font"/>
     <w:uiPriority w:val="1"/>
-    <w:semiHidden/>
     <w:unhideWhenUsed/>
   </w:style>
-  <w:style w:type="table" w:default="1" w:styleId="a1">
+  <w:style w:type="table" w:default="1" w:styleId="TableNormal">
     <w:name w:val="Normal Table"/>
     <w:uiPriority w:val="99"/>
     <w:semiHidden/>
@@ -12730,16 +13090,16 @@
       </w:tblCellMar>
     </w:tblPr>
   </w:style>
-  <w:style w:type="numbering" w:default="1" w:styleId="a2">
+  <w:style w:type="numbering" w:default="1" w:styleId="NoList">
     <w:name w:val="No List"/>
     <w:uiPriority w:val="99"/>
     <w:semiHidden/>
     <w:unhideWhenUsed/>
   </w:style>
-  <w:style w:type="character" w:customStyle="1" w:styleId="10">
-    <w:name w:val="כותרת 1 תו"/>
-    <w:basedOn w:val="a0"/>
-    <w:link w:val="1"/>
+  <w:style w:type="character" w:customStyle="1" w:styleId="Heading1Char">
+    <w:name w:val="Heading 1 Char"/>
+    <w:basedOn w:val="DefaultParagraphFont"/>
+    <w:link w:val="Heading1"/>
     <w:uiPriority w:val="9"/>
     <w:rsid w:val="00D0036D"/>
     <w:rPr>
@@ -12749,10 +13109,10 @@
       <w:szCs w:val="40"/>
     </w:rPr>
   </w:style>
-  <w:style w:type="character" w:customStyle="1" w:styleId="20">
-    <w:name w:val="כותרת 2 תו"/>
-    <w:basedOn w:val="a0"/>
-    <w:link w:val="2"/>
+  <w:style w:type="character" w:customStyle="1" w:styleId="Heading2Char">
+    <w:name w:val="Heading 2 Char"/>
+    <w:basedOn w:val="DefaultParagraphFont"/>
+    <w:link w:val="Heading2"/>
     <w:uiPriority w:val="9"/>
     <w:semiHidden/>
     <w:rsid w:val="00D0036D"/>
@@ -12763,10 +13123,10 @@
       <w:szCs w:val="32"/>
     </w:rPr>
   </w:style>
-  <w:style w:type="character" w:customStyle="1" w:styleId="30">
-    <w:name w:val="כותרת 3 תו"/>
-    <w:basedOn w:val="a0"/>
-    <w:link w:val="3"/>
+  <w:style w:type="character" w:customStyle="1" w:styleId="Heading3Char">
+    <w:name w:val="Heading 3 Char"/>
+    <w:basedOn w:val="DefaultParagraphFont"/>
+    <w:link w:val="Heading3"/>
     <w:uiPriority w:val="9"/>
     <w:semiHidden/>
     <w:rsid w:val="00D0036D"/>
@@ -12777,10 +13137,10 @@
       <w:szCs w:val="28"/>
     </w:rPr>
   </w:style>
-  <w:style w:type="character" w:customStyle="1" w:styleId="40">
-    <w:name w:val="כותרת 4 תו"/>
-    <w:basedOn w:val="a0"/>
-    <w:link w:val="4"/>
+  <w:style w:type="character" w:customStyle="1" w:styleId="Heading4Char">
+    <w:name w:val="Heading 4 Char"/>
+    <w:basedOn w:val="DefaultParagraphFont"/>
+    <w:link w:val="Heading4"/>
     <w:uiPriority w:val="9"/>
     <w:semiHidden/>
     <w:rsid w:val="00D0036D"/>
@@ -12791,10 +13151,10 @@
       <w:color w:val="0F4761" w:themeColor="accent1" w:themeShade="BF"/>
     </w:rPr>
   </w:style>
-  <w:style w:type="character" w:customStyle="1" w:styleId="50">
-    <w:name w:val="כותרת 5 תו"/>
-    <w:basedOn w:val="a0"/>
-    <w:link w:val="5"/>
+  <w:style w:type="character" w:customStyle="1" w:styleId="Heading5Char">
+    <w:name w:val="Heading 5 Char"/>
+    <w:basedOn w:val="DefaultParagraphFont"/>
+    <w:link w:val="Heading5"/>
     <w:uiPriority w:val="9"/>
     <w:semiHidden/>
     <w:rsid w:val="00D0036D"/>
@@ -12803,10 +13163,10 @@
       <w:color w:val="0F4761" w:themeColor="accent1" w:themeShade="BF"/>
     </w:rPr>
   </w:style>
-  <w:style w:type="character" w:customStyle="1" w:styleId="60">
-    <w:name w:val="כותרת 6 תו"/>
-    <w:basedOn w:val="a0"/>
-    <w:link w:val="6"/>
+  <w:style w:type="character" w:customStyle="1" w:styleId="Heading6Char">
+    <w:name w:val="Heading 6 Char"/>
+    <w:basedOn w:val="DefaultParagraphFont"/>
+    <w:link w:val="Heading6"/>
     <w:uiPriority w:val="9"/>
     <w:semiHidden/>
     <w:rsid w:val="00D0036D"/>
@@ -12817,10 +13177,10 @@
       <w:color w:val="595959" w:themeColor="text1" w:themeTint="A6"/>
     </w:rPr>
   </w:style>
-  <w:style w:type="character" w:customStyle="1" w:styleId="70">
-    <w:name w:val="כותרת 7 תו"/>
-    <w:basedOn w:val="a0"/>
-    <w:link w:val="7"/>
+  <w:style w:type="character" w:customStyle="1" w:styleId="Heading7Char">
+    <w:name w:val="Heading 7 Char"/>
+    <w:basedOn w:val="DefaultParagraphFont"/>
+    <w:link w:val="Heading7"/>
     <w:uiPriority w:val="9"/>
     <w:semiHidden/>
     <w:rsid w:val="00D0036D"/>
@@ -12829,10 +13189,10 @@
       <w:color w:val="595959" w:themeColor="text1" w:themeTint="A6"/>
     </w:rPr>
   </w:style>
-  <w:style w:type="character" w:customStyle="1" w:styleId="80">
-    <w:name w:val="כותרת 8 תו"/>
-    <w:basedOn w:val="a0"/>
-    <w:link w:val="8"/>
+  <w:style w:type="character" w:customStyle="1" w:styleId="Heading8Char">
+    <w:name w:val="Heading 8 Char"/>
+    <w:basedOn w:val="DefaultParagraphFont"/>
+    <w:link w:val="Heading8"/>
     <w:uiPriority w:val="9"/>
     <w:semiHidden/>
     <w:rsid w:val="00D0036D"/>
@@ -12843,10 +13203,10 @@
       <w:color w:val="272727" w:themeColor="text1" w:themeTint="D8"/>
     </w:rPr>
   </w:style>
-  <w:style w:type="character" w:customStyle="1" w:styleId="90">
-    <w:name w:val="כותרת 9 תו"/>
-    <w:basedOn w:val="a0"/>
-    <w:link w:val="9"/>
+  <w:style w:type="character" w:customStyle="1" w:styleId="Heading9Char">
+    <w:name w:val="Heading 9 Char"/>
+    <w:basedOn w:val="DefaultParagraphFont"/>
+    <w:link w:val="Heading9"/>
     <w:uiPriority w:val="9"/>
     <w:semiHidden/>
     <w:rsid w:val="00D0036D"/>
@@ -12855,11 +13215,11 @@
       <w:color w:val="272727" w:themeColor="text1" w:themeTint="D8"/>
     </w:rPr>
   </w:style>
-  <w:style w:type="paragraph" w:styleId="a3">
+  <w:style w:type="paragraph" w:styleId="Title">
     <w:name w:val="Title"/>
-    <w:basedOn w:val="a"/>
-    <w:next w:val="a"/>
-    <w:link w:val="a4"/>
+    <w:basedOn w:val="Normal"/>
+    <w:next w:val="Normal"/>
+    <w:link w:val="TitleChar"/>
     <w:uiPriority w:val="10"/>
     <w:qFormat/>
     <w:rsid w:val="00D0036D"/>
@@ -12875,10 +13235,10 @@
       <w:szCs w:val="56"/>
     </w:rPr>
   </w:style>
-  <w:style w:type="character" w:customStyle="1" w:styleId="a4">
-    <w:name w:val="כותרת טקסט תו"/>
-    <w:basedOn w:val="a0"/>
-    <w:link w:val="a3"/>
+  <w:style w:type="character" w:customStyle="1" w:styleId="TitleChar">
+    <w:name w:val="Title Char"/>
+    <w:basedOn w:val="DefaultParagraphFont"/>
+    <w:link w:val="Title"/>
     <w:uiPriority w:val="10"/>
     <w:rsid w:val="00D0036D"/>
     <w:rPr>
@@ -12889,11 +13249,11 @@
       <w:szCs w:val="56"/>
     </w:rPr>
   </w:style>
-  <w:style w:type="paragraph" w:styleId="a5">
+  <w:style w:type="paragraph" w:styleId="Subtitle">
     <w:name w:val="Subtitle"/>
-    <w:basedOn w:val="a"/>
-    <w:next w:val="a"/>
-    <w:link w:val="a6"/>
+    <w:basedOn w:val="Normal"/>
+    <w:next w:val="Normal"/>
+    <w:link w:val="SubtitleChar"/>
     <w:uiPriority w:val="11"/>
     <w:qFormat/>
     <w:rsid w:val="00D0036D"/>
@@ -12910,10 +13270,10 @@
       <w:szCs w:val="28"/>
     </w:rPr>
   </w:style>
-  <w:style w:type="character" w:customStyle="1" w:styleId="a6">
-    <w:name w:val="כותרת משנה תו"/>
-    <w:basedOn w:val="a0"/>
-    <w:link w:val="a5"/>
+  <w:style w:type="character" w:customStyle="1" w:styleId="SubtitleChar">
+    <w:name w:val="Subtitle Char"/>
+    <w:basedOn w:val="DefaultParagraphFont"/>
+    <w:link w:val="Subtitle"/>
     <w:uiPriority w:val="11"/>
     <w:rsid w:val="00D0036D"/>
     <w:rPr>
@@ -12924,11 +13284,11 @@
       <w:szCs w:val="28"/>
     </w:rPr>
   </w:style>
-  <w:style w:type="paragraph" w:styleId="a7">
+  <w:style w:type="paragraph" w:styleId="Quote">
     <w:name w:val="Quote"/>
-    <w:basedOn w:val="a"/>
-    <w:next w:val="a"/>
-    <w:link w:val="a8"/>
+    <w:basedOn w:val="Normal"/>
+    <w:next w:val="Normal"/>
+    <w:link w:val="QuoteChar"/>
     <w:uiPriority w:val="29"/>
     <w:qFormat/>
     <w:rsid w:val="00D0036D"/>
@@ -12942,10 +13302,10 @@
       <w:color w:val="404040" w:themeColor="text1" w:themeTint="BF"/>
     </w:rPr>
   </w:style>
-  <w:style w:type="character" w:customStyle="1" w:styleId="a8">
-    <w:name w:val="ציטוט תו"/>
-    <w:basedOn w:val="a0"/>
-    <w:link w:val="a7"/>
+  <w:style w:type="character" w:customStyle="1" w:styleId="QuoteChar">
+    <w:name w:val="Quote Char"/>
+    <w:basedOn w:val="DefaultParagraphFont"/>
+    <w:link w:val="Quote"/>
     <w:uiPriority w:val="29"/>
     <w:rsid w:val="00D0036D"/>
     <w:rPr>
@@ -12954,9 +13314,9 @@
       <w:color w:val="404040" w:themeColor="text1" w:themeTint="BF"/>
     </w:rPr>
   </w:style>
-  <w:style w:type="paragraph" w:styleId="a9">
+  <w:style w:type="paragraph" w:styleId="ListParagraph">
     <w:name w:val="List Paragraph"/>
-    <w:basedOn w:val="a"/>
+    <w:basedOn w:val="Normal"/>
     <w:uiPriority w:val="34"/>
     <w:qFormat/>
     <w:rsid w:val="00D0036D"/>
@@ -12965,9 +13325,9 @@
       <w:contextualSpacing/>
     </w:pPr>
   </w:style>
-  <w:style w:type="character" w:styleId="aa">
+  <w:style w:type="character" w:styleId="IntenseEmphasis">
     <w:name w:val="Intense Emphasis"/>
-    <w:basedOn w:val="a0"/>
+    <w:basedOn w:val="DefaultParagraphFont"/>
     <w:uiPriority w:val="21"/>
     <w:qFormat/>
     <w:rsid w:val="00D0036D"/>
@@ -12977,11 +13337,11 @@
       <w:color w:val="0F4761" w:themeColor="accent1" w:themeShade="BF"/>
     </w:rPr>
   </w:style>
-  <w:style w:type="paragraph" w:styleId="ab">
+  <w:style w:type="paragraph" w:styleId="IntenseQuote">
     <w:name w:val="Intense Quote"/>
-    <w:basedOn w:val="a"/>
-    <w:next w:val="a"/>
-    <w:link w:val="ac"/>
+    <w:basedOn w:val="Normal"/>
+    <w:next w:val="Normal"/>
+    <w:link w:val="IntenseQuoteChar"/>
     <w:uiPriority w:val="30"/>
     <w:qFormat/>
     <w:rsid w:val="00D0036D"/>
@@ -13000,10 +13360,10 @@
       <w:color w:val="0F4761" w:themeColor="accent1" w:themeShade="BF"/>
     </w:rPr>
   </w:style>
-  <w:style w:type="character" w:customStyle="1" w:styleId="ac">
-    <w:name w:val="ציטוט חזק תו"/>
-    <w:basedOn w:val="a0"/>
-    <w:link w:val="ab"/>
+  <w:style w:type="character" w:customStyle="1" w:styleId="IntenseQuoteChar">
+    <w:name w:val="Intense Quote Char"/>
+    <w:basedOn w:val="DefaultParagraphFont"/>
+    <w:link w:val="IntenseQuote"/>
     <w:uiPriority w:val="30"/>
     <w:rsid w:val="00D0036D"/>
     <w:rPr>
@@ -13012,9 +13372,9 @@
       <w:color w:val="0F4761" w:themeColor="accent1" w:themeShade="BF"/>
     </w:rPr>
   </w:style>
-  <w:style w:type="character" w:styleId="ad">
+  <w:style w:type="character" w:styleId="IntenseReference">
     <w:name w:val="Intense Reference"/>
-    <w:basedOn w:val="a0"/>
+    <w:basedOn w:val="DefaultParagraphFont"/>
     <w:uiPriority w:val="32"/>
     <w:qFormat/>
     <w:rsid w:val="00D0036D"/>
@@ -13026,10 +13386,10 @@
       <w:spacing w:val="5"/>
     </w:rPr>
   </w:style>
-  <w:style w:type="paragraph" w:styleId="HTML">
+  <w:style w:type="paragraph" w:styleId="HTMLPreformatted">
     <w:name w:val="HTML Preformatted"/>
-    <w:basedOn w:val="a"/>
-    <w:link w:val="HTML0"/>
+    <w:basedOn w:val="Normal"/>
+    <w:link w:val="HTMLPreformattedChar"/>
     <w:uiPriority w:val="99"/>
     <w:semiHidden/>
     <w:unhideWhenUsed/>
@@ -13043,10 +13403,10 @@
       <w:szCs w:val="20"/>
     </w:rPr>
   </w:style>
-  <w:style w:type="character" w:customStyle="1" w:styleId="HTML0">
-    <w:name w:val="HTML מעוצב מראש תו"/>
-    <w:basedOn w:val="a0"/>
-    <w:link w:val="HTML"/>
+  <w:style w:type="character" w:customStyle="1" w:styleId="HTMLPreformattedChar">
+    <w:name w:val="HTML Preformatted Char"/>
+    <w:basedOn w:val="DefaultParagraphFont"/>
+    <w:link w:val="HTMLPreformatted"/>
     <w:uiPriority w:val="99"/>
     <w:semiHidden/>
     <w:rsid w:val="005B7D19"/>
@@ -13056,9 +13416,9 @@
       <w:szCs w:val="20"/>
     </w:rPr>
   </w:style>
-  <w:style w:type="paragraph" w:styleId="ae">
+  <w:style w:type="paragraph" w:styleId="NoSpacing">
     <w:name w:val="No Spacing"/>
-    <w:link w:val="af"/>
+    <w:link w:val="NoSpacingChar"/>
     <w:uiPriority w:val="1"/>
     <w:qFormat/>
     <w:rsid w:val="00D75B81"/>
@@ -13074,10 +13434,10 @@
       <w14:ligatures w14:val="none"/>
     </w:rPr>
   </w:style>
-  <w:style w:type="character" w:customStyle="1" w:styleId="af">
-    <w:name w:val="ללא מרווח תו"/>
-    <w:basedOn w:val="a0"/>
-    <w:link w:val="ae"/>
+  <w:style w:type="character" w:customStyle="1" w:styleId="NoSpacingChar">
+    <w:name w:val="No Spacing Char"/>
+    <w:basedOn w:val="DefaultParagraphFont"/>
+    <w:link w:val="NoSpacing"/>
     <w:uiPriority w:val="1"/>
     <w:rsid w:val="00D75B81"/>
     <w:rPr>
@@ -13089,10 +13449,10 @@
       <w14:ligatures w14:val="none"/>
     </w:rPr>
   </w:style>
-  <w:style w:type="paragraph" w:styleId="af0">
+  <w:style w:type="paragraph" w:styleId="Header">
     <w:name w:val="header"/>
-    <w:basedOn w:val="a"/>
-    <w:link w:val="af1"/>
+    <w:basedOn w:val="Normal"/>
+    <w:link w:val="HeaderChar"/>
     <w:uiPriority w:val="99"/>
     <w:unhideWhenUsed/>
     <w:rsid w:val="00D75B81"/>
@@ -13104,17 +13464,17 @@
       <w:spacing w:after="0" w:line="240" w:lineRule="auto"/>
     </w:pPr>
   </w:style>
-  <w:style w:type="character" w:customStyle="1" w:styleId="af1">
-    <w:name w:val="כותרת עליונה תו"/>
-    <w:basedOn w:val="a0"/>
-    <w:link w:val="af0"/>
+  <w:style w:type="character" w:customStyle="1" w:styleId="HeaderChar">
+    <w:name w:val="Header Char"/>
+    <w:basedOn w:val="DefaultParagraphFont"/>
+    <w:link w:val="Header"/>
     <w:uiPriority w:val="99"/>
     <w:rsid w:val="00D75B81"/>
   </w:style>
-  <w:style w:type="paragraph" w:styleId="af2">
+  <w:style w:type="paragraph" w:styleId="Footer">
     <w:name w:val="footer"/>
-    <w:basedOn w:val="a"/>
-    <w:link w:val="af3"/>
+    <w:basedOn w:val="Normal"/>
+    <w:link w:val="FooterChar"/>
     <w:uiPriority w:val="99"/>
     <w:unhideWhenUsed/>
     <w:rsid w:val="00D75B81"/>
@@ -13126,10 +13486,10 @@
       <w:spacing w:after="0" w:line="240" w:lineRule="auto"/>
     </w:pPr>
   </w:style>
-  <w:style w:type="character" w:customStyle="1" w:styleId="af3">
-    <w:name w:val="כותרת תחתונה תו"/>
-    <w:basedOn w:val="a0"/>
-    <w:link w:val="af2"/>
+  <w:style w:type="character" w:customStyle="1" w:styleId="FooterChar">
+    <w:name w:val="Footer Char"/>
+    <w:basedOn w:val="DefaultParagraphFont"/>
+    <w:link w:val="Footer"/>
     <w:uiPriority w:val="99"/>
     <w:rsid w:val="00D75B81"/>
   </w:style>
